--- a/Task_Docx/10092912_Day31.docx
+++ b/Task_Docx/10092912_Day31.docx
@@ -30,7 +30,23 @@
     <w:p/>
     <w:p>
       <w:r>
-        <w:t>**Q: How do the principles of least privilege and defense in depth complement each other in mitigating OWASP Top 10 vulnerabilities, and can you illustrate with a real-world example (e.g., SQL injection or broken access control)?**</w:t>
+        <w:t xml:space="preserve">**Q: How do the principles of least privilege and </w:t>
+      </w:r>
+      <w:proofErr w:type="spellStart"/>
+      <w:r>
+        <w:t>defense</w:t>
+      </w:r>
+      <w:proofErr w:type="spellEnd"/>
+      <w:r>
+        <w:t xml:space="preserve"> in depth complement each other in mitigating OWASP Top 10 vulnerabilities, and can you illustrate with a real-world example (e.g., SQL injection or broken access control</w:t>
+      </w:r>
+      <w:proofErr w:type="gramStart"/>
+      <w:r>
+        <w:t>)?*</w:t>
+      </w:r>
+      <w:proofErr w:type="gramEnd"/>
+      <w:r>
+        <w:t>*</w:t>
       </w:r>
     </w:p>
     <w:p/>
@@ -41,13 +57,29 @@
     </w:p>
     <w:p>
       <w:r>
-        <w:t>Least privilege ensures that users, applications, and services have only the minimum permissions required to perform their tasks. Defense in depth adds multiple layers of security controls so that if one control fails, others still provide protection.</w:t>
+        <w:t xml:space="preserve">Least privilege ensures that users, applications, and services have only the minimum permissions required to perform their tasks. </w:t>
+      </w:r>
+      <w:proofErr w:type="spellStart"/>
+      <w:r>
+        <w:t>Defense</w:t>
+      </w:r>
+      <w:proofErr w:type="spellEnd"/>
+      <w:r>
+        <w:t xml:space="preserve"> in depth adds multiple layers of security controls so that if one control fails, others still provide protection.</w:t>
       </w:r>
     </w:p>
     <w:p/>
     <w:p>
       <w:r>
-        <w:t>These principles work together to reduce the impact and likelihood of OWASP Top 10 vulnerabilities. For example, in a SQL Injection attack, input validation and parameterized queries can prevent malicious SQL from executing. However, if an attacker still manages to inject queries, least privilege limits database account permissions, preventing actions such as deleting tables or accessing sensitive data. Additional defense-in-depth controls such as Web Application Firewalls (WAFs), monitoring, logging, and database activity alerts provide extra protection.</w:t>
+        <w:t xml:space="preserve">These principles work together to reduce the impact and likelihood of OWASP Top 10 vulnerabilities. For example, in a SQL Injection attack, input validation and parameterized queries can prevent malicious SQL from executing. However, if an attacker still manages to inject queries, least privilege limits database account permissions, preventing actions such as deleting tables or accessing sensitive data. Additional </w:t>
+      </w:r>
+      <w:proofErr w:type="spellStart"/>
+      <w:r>
+        <w:t>defense</w:t>
+      </w:r>
+      <w:proofErr w:type="spellEnd"/>
+      <w:r>
+        <w:t>-in-depth controls such as Web Application Firewalls (WAFs), monitoring, logging, and database activity alerts provide extra protection.</w:t>
       </w:r>
     </w:p>
     <w:p/>
@@ -71,7 +103,15 @@
     <w:p/>
     <w:p>
       <w:r>
-        <w:t>**Q: Why is it dangerous to conflate authentication with authorization in application design, and how might this oversight lead to privilege escalation in a Spring Boot application?**</w:t>
+        <w:t xml:space="preserve">**Q: Why is it dangerous to conflate authentication with authorization in application design, and how might this oversight lead to privilege escalation in a Spring Boot </w:t>
+      </w:r>
+      <w:proofErr w:type="gramStart"/>
+      <w:r>
+        <w:t>application?*</w:t>
+      </w:r>
+      <w:proofErr w:type="gramEnd"/>
+      <w:r>
+        <w:t>*</w:t>
       </w:r>
     </w:p>
     <w:p/>
@@ -89,13 +129,29 @@
     <w:p/>
     <w:p>
       <w:r>
-        <w:t>In a Spring Boot application, a developer may validate a user's login successfully but forget to enforce role-based access controls on sensitive endpoints. For example, an endpoint such as /admin/users may only verify that the user is authenticated using @Authenticated, but not check for the ADMIN role using @PreAuthorize or role-based configurations.</w:t>
+        <w:t>In a Spring Boot application, a developer may validate a user's login successfully but forget to enforce role-based access controls on sensitive endpoints. For example, an endpoint such as /admin/users may only verify that the user is authenticated using @</w:t>
+      </w:r>
+      <w:proofErr w:type="gramStart"/>
+      <w:r>
+        <w:t>Authenticated, but</w:t>
+      </w:r>
+      <w:proofErr w:type="gramEnd"/>
+      <w:r>
+        <w:t xml:space="preserve"> not check for the ADMIN role using @PreAuthorize or role-based configurations.</w:t>
       </w:r>
     </w:p>
     <w:p/>
     <w:p>
       <w:r>
-        <w:t>As a result, any logged-in user could access administrative functionality, leading to privilege escalation. Proper security design requires both identity verification and granular authorization checks at URL, method, and resource levels.</w:t>
+        <w:t xml:space="preserve">As a result, any logged-in user could access administrative functionality, leading to privilege escalation. Proper security design requires both identity verification and granular authorization </w:t>
+      </w:r>
+      <w:proofErr w:type="gramStart"/>
+      <w:r>
+        <w:t>checks</w:t>
+      </w:r>
+      <w:proofErr w:type="gramEnd"/>
+      <w:r>
+        <w:t xml:space="preserve"> at URL, method, and resource levels.</w:t>
       </w:r>
     </w:p>
     <w:p/>
@@ -113,7 +169,15 @@
     <w:p/>
     <w:p>
       <w:r>
-        <w:t>**Q: Explain how the Spring Security filter chain processes a request carrying a JWT. Which filters are involved, and how does the chain differ when handling form-based login versus token-based authentication?**</w:t>
+        <w:t xml:space="preserve">**Q: Explain how the Spring Security filter chain processes a request carrying a JWT. Which filters are involved, and how does the chain differ when handling form-based login versus token-based </w:t>
+      </w:r>
+      <w:proofErr w:type="gramStart"/>
+      <w:r>
+        <w:t>authentication?*</w:t>
+      </w:r>
+      <w:proofErr w:type="gramEnd"/>
+      <w:r>
+        <w:t>*</w:t>
       </w:r>
     </w:p>
     <w:p/>
@@ -140,7 +204,15 @@
     </w:p>
     <w:p>
       <w:r>
-        <w:t>2. A custom JWT filter (typically extending OncePerRequestFilter) extracts the token.</w:t>
+        <w:t xml:space="preserve">2. A custom JWT filter (typically extending </w:t>
+      </w:r>
+      <w:proofErr w:type="spellStart"/>
+      <w:r>
+        <w:t>OncePerRequestFilter</w:t>
+      </w:r>
+      <w:proofErr w:type="spellEnd"/>
+      <w:r>
+        <w:t>) extracts the token.</w:t>
       </w:r>
     </w:p>
     <w:p>
@@ -151,12 +223,36 @@
     <w:p>
       <w:r>
         <w:lastRenderedPageBreak/>
-        <w:t>4. If valid, an Authentication object is created and stored in the SecurityContext.</w:t>
-      </w:r>
-    </w:p>
-    <w:p>
-      <w:r>
-        <w:t>5. Authorization filters use the SecurityContext to determine access permissions.</w:t>
+        <w:t xml:space="preserve">4. If valid, an </w:t>
+      </w:r>
+      <w:proofErr w:type="gramStart"/>
+      <w:r>
+        <w:t>Authentication</w:t>
+      </w:r>
+      <w:proofErr w:type="gramEnd"/>
+      <w:r>
+        <w:t xml:space="preserve"> object is created and stored in the </w:t>
+      </w:r>
+      <w:proofErr w:type="spellStart"/>
+      <w:r>
+        <w:t>SecurityContext</w:t>
+      </w:r>
+      <w:proofErr w:type="spellEnd"/>
+      <w:r>
+        <w:t>.</w:t>
+      </w:r>
+    </w:p>
+    <w:p>
+      <w:r>
+        <w:t xml:space="preserve">5. Authorization filters use the </w:t>
+      </w:r>
+      <w:proofErr w:type="spellStart"/>
+      <w:r>
+        <w:t>SecurityContext</w:t>
+      </w:r>
+      <w:proofErr w:type="spellEnd"/>
+      <w:r>
+        <w:t xml:space="preserve"> to determine access permissions.</w:t>
       </w:r>
     </w:p>
     <w:p>
@@ -172,12 +268,36 @@
     </w:p>
     <w:p>
       <w:r>
-        <w:t>1. UsernamePasswordAuthenticationFilter processes login credentials.</w:t>
-      </w:r>
-    </w:p>
-    <w:p>
-      <w:r>
-        <w:t>2. AuthenticationManager validates credentials against a UserDetailsService or another provider.</w:t>
+        <w:t xml:space="preserve">1. </w:t>
+      </w:r>
+      <w:proofErr w:type="spellStart"/>
+      <w:r>
+        <w:t>UsernamePasswordAuthenticationFilter</w:t>
+      </w:r>
+      <w:proofErr w:type="spellEnd"/>
+      <w:r>
+        <w:t xml:space="preserve"> processes login credentials.</w:t>
+      </w:r>
+    </w:p>
+    <w:p>
+      <w:r>
+        <w:t xml:space="preserve">2. </w:t>
+      </w:r>
+      <w:proofErr w:type="spellStart"/>
+      <w:r>
+        <w:t>AuthenticationManager</w:t>
+      </w:r>
+      <w:proofErr w:type="spellEnd"/>
+      <w:r>
+        <w:t xml:space="preserve"> validates credentials against a </w:t>
+      </w:r>
+      <w:proofErr w:type="spellStart"/>
+      <w:r>
+        <w:t>UserDetailsService</w:t>
+      </w:r>
+      <w:proofErr w:type="spellEnd"/>
+      <w:r>
+        <w:t xml:space="preserve"> or another provider.</w:t>
       </w:r>
     </w:p>
     <w:p>
@@ -216,7 +336,15 @@
     <w:p/>
     <w:p>
       <w:r>
-        <w:t>**Q: What is the difference between input validation and output encoding in secure coding practices, and why must both be applied together to prevent injection and XSS attacks?**</w:t>
+        <w:t xml:space="preserve">**Q: What is the difference between input validation and output encoding in secure coding practices, and why must both be applied together to prevent injection and XSS </w:t>
+      </w:r>
+      <w:proofErr w:type="gramStart"/>
+      <w:r>
+        <w:t>attacks?*</w:t>
+      </w:r>
+      <w:proofErr w:type="gramEnd"/>
+      <w:r>
+        <w:t>*</w:t>
       </w:r>
     </w:p>
     <w:p/>
@@ -267,7 +395,15 @@
     <w:p/>
     <w:p>
       <w:r>
-        <w:t>Both controls are necessary because they protect different stages of data processing and together provide stronger defense against injection and cross-site scripting attacks.</w:t>
+        <w:t xml:space="preserve">Both controls are necessary because they protect different stages of data processing and together provide stronger </w:t>
+      </w:r>
+      <w:proofErr w:type="spellStart"/>
+      <w:r>
+        <w:t>defense</w:t>
+      </w:r>
+      <w:proofErr w:type="spellEnd"/>
+      <w:r>
+        <w:t xml:space="preserve"> against injection and cross-site scripting attacks.</w:t>
       </w:r>
     </w:p>
     <w:p/>
@@ -285,7 +421,15 @@
     <w:p/>
     <w:p>
       <w:r>
-        <w:t>**Q: How does improper secrets management (e.g., hardcoding API keys) interact with dependency vulnerabilities to amplify risk in modern applications, and what strategies can be used to mitigate both simultaneously?**</w:t>
+        <w:t xml:space="preserve">**Q: How does improper secrets management (e.g., hardcoding API keys) interact with dependency vulnerabilities to amplify risk in modern applications, and what strategies can be used to mitigate both </w:t>
+      </w:r>
+      <w:proofErr w:type="gramStart"/>
+      <w:r>
+        <w:t>simultaneously?*</w:t>
+      </w:r>
+      <w:proofErr w:type="gramEnd"/>
+      <w:r>
+        <w:t>*</w:t>
       </w:r>
     </w:p>
     <w:p/>
@@ -323,7 +467,15 @@
     </w:p>
     <w:p>
       <w:r>
-        <w:t>1. Store secrets in secure vaults such as HashiCorp Vault, AWS Secrets Manager, or Azure Key Vault.</w:t>
+        <w:t xml:space="preserve">1. Store secrets in secure vaults such as </w:t>
+      </w:r>
+      <w:proofErr w:type="spellStart"/>
+      <w:r>
+        <w:t>HashiCorp</w:t>
+      </w:r>
+      <w:proofErr w:type="spellEnd"/>
+      <w:r>
+        <w:t xml:space="preserve"> Vault, AWS Secrets Manager, or Azure Key Vault.</w:t>
       </w:r>
     </w:p>
     <w:p>
@@ -343,7 +495,15 @@
     </w:p>
     <w:p>
       <w:r>
-        <w:t>5. Automate dependency updates using Dependabot, Renovate, or similar tools.</w:t>
+        <w:t xml:space="preserve">5. Automate dependency updates using </w:t>
+      </w:r>
+      <w:proofErr w:type="spellStart"/>
+      <w:r>
+        <w:t>Dependabot</w:t>
+      </w:r>
+      <w:proofErr w:type="spellEnd"/>
+      <w:r>
+        <w:t>, Renovate, or similar tools.</w:t>
       </w:r>
     </w:p>
     <w:p>
@@ -407,6 +567,7 @@
           <w14:ligatures w14:val="none"/>
         </w:rPr>
       </w:pPr>
+      <w:proofErr w:type="gramStart"/>
       <w:r>
         <w:rPr>
           <w:rFonts w:ascii="Arial" w:eastAsia="Times New Roman" w:hAnsi="Arial" w:cs="Arial"/>
@@ -417,7 +578,20 @@
           <w:lang w:eastAsia="en-IN"/>
           <w14:ligatures w14:val="none"/>
         </w:rPr>
-        <w:t>.Application Security</w:t>
+        <w:t>.Application</w:t>
+      </w:r>
+      <w:proofErr w:type="gramEnd"/>
+      <w:r>
+        <w:rPr>
+          <w:rFonts w:ascii="Arial" w:eastAsia="Times New Roman" w:hAnsi="Arial" w:cs="Arial"/>
+          <w:color w:val="000000"/>
+          <w:kern w:val="0"/>
+          <w:sz w:val="22"/>
+          <w:szCs w:val="22"/>
+          <w:lang w:eastAsia="en-IN"/>
+          <w14:ligatures w14:val="none"/>
+        </w:rPr>
+        <w:t xml:space="preserve"> Security</w:t>
       </w:r>
     </w:p>
     <w:p>
@@ -553,19 +727,9 @@
           <w:lang w:eastAsia="en-IN"/>
           <w14:ligatures w14:val="none"/>
         </w:rPr>
-        <w:t> └── src/main/java/com/security/demo/</w:t>
-      </w:r>
-    </w:p>
-    <w:p>
-      <w:pPr>
-        <w:spacing w:after="0" w:line="240" w:lineRule="auto"/>
-        <w:rPr>
-          <w:rFonts w:ascii="Times New Roman" w:eastAsia="Times New Roman" w:hAnsi="Times New Roman" w:cs="Times New Roman"/>
-          <w:kern w:val="0"/>
-          <w:lang w:eastAsia="en-IN"/>
-          <w14:ligatures w14:val="none"/>
-        </w:rPr>
-      </w:pPr>
+        <w:t xml:space="preserve"> └── </w:t>
+      </w:r>
+      <w:proofErr w:type="spellStart"/>
       <w:r>
         <w:rPr>
           <w:rFonts w:ascii="Arial" w:eastAsia="Times New Roman" w:hAnsi="Arial" w:cs="Arial"/>
@@ -576,19 +740,9 @@
           <w:lang w:eastAsia="en-IN"/>
           <w14:ligatures w14:val="none"/>
         </w:rPr>
-        <w:t>      ├── DemoApplication.java</w:t>
-      </w:r>
-    </w:p>
-    <w:p>
-      <w:pPr>
-        <w:spacing w:after="0" w:line="240" w:lineRule="auto"/>
-        <w:rPr>
-          <w:rFonts w:ascii="Times New Roman" w:eastAsia="Times New Roman" w:hAnsi="Times New Roman" w:cs="Times New Roman"/>
-          <w:kern w:val="0"/>
-          <w:lang w:eastAsia="en-IN"/>
-          <w14:ligatures w14:val="none"/>
-        </w:rPr>
-      </w:pPr>
+        <w:t>src</w:t>
+      </w:r>
+      <w:proofErr w:type="spellEnd"/>
       <w:r>
         <w:rPr>
           <w:rFonts w:ascii="Arial" w:eastAsia="Times New Roman" w:hAnsi="Arial" w:cs="Arial"/>
@@ -599,7 +753,7 @@
           <w:lang w:eastAsia="en-IN"/>
           <w14:ligatures w14:val="none"/>
         </w:rPr>
-        <w:t>      ├── config/</w:t>
+        <w:t>/main/java/com/security/demo/</w:t>
       </w:r>
     </w:p>
     <w:p>
@@ -622,7 +776,7 @@
           <w:lang w:eastAsia="en-IN"/>
           <w14:ligatures w14:val="none"/>
         </w:rPr>
-        <w:t>      │    └── SecurityConfig.java</w:t>
+        <w:t>      ├── DemoApplication.java</w:t>
       </w:r>
     </w:p>
     <w:p>
@@ -645,7 +799,7 @@
           <w:lang w:eastAsia="en-IN"/>
           <w14:ligatures w14:val="none"/>
         </w:rPr>
-        <w:t>      ├── controller/</w:t>
+        <w:t>      ├── config/</w:t>
       </w:r>
     </w:p>
     <w:p>
@@ -668,7 +822,7 @@
           <w:lang w:eastAsia="en-IN"/>
           <w14:ligatures w14:val="none"/>
         </w:rPr>
-        <w:t>      │    └── UserController.java</w:t>
+        <w:t>      │    └── SecurityConfig.java</w:t>
       </w:r>
     </w:p>
     <w:p>
@@ -691,6 +845,52 @@
           <w:lang w:eastAsia="en-IN"/>
           <w14:ligatures w14:val="none"/>
         </w:rPr>
+        <w:t>      ├── controller/</w:t>
+      </w:r>
+    </w:p>
+    <w:p>
+      <w:pPr>
+        <w:spacing w:after="0" w:line="240" w:lineRule="auto"/>
+        <w:rPr>
+          <w:rFonts w:ascii="Times New Roman" w:eastAsia="Times New Roman" w:hAnsi="Times New Roman" w:cs="Times New Roman"/>
+          <w:kern w:val="0"/>
+          <w:lang w:eastAsia="en-IN"/>
+          <w14:ligatures w14:val="none"/>
+        </w:rPr>
+      </w:pPr>
+      <w:r>
+        <w:rPr>
+          <w:rFonts w:ascii="Arial" w:eastAsia="Times New Roman" w:hAnsi="Arial" w:cs="Arial"/>
+          <w:color w:val="000000"/>
+          <w:kern w:val="0"/>
+          <w:sz w:val="22"/>
+          <w:szCs w:val="22"/>
+          <w:lang w:eastAsia="en-IN"/>
+          <w14:ligatures w14:val="none"/>
+        </w:rPr>
+        <w:t>      │    └── UserController.java</w:t>
+      </w:r>
+    </w:p>
+    <w:p>
+      <w:pPr>
+        <w:spacing w:after="0" w:line="240" w:lineRule="auto"/>
+        <w:rPr>
+          <w:rFonts w:ascii="Times New Roman" w:eastAsia="Times New Roman" w:hAnsi="Times New Roman" w:cs="Times New Roman"/>
+          <w:kern w:val="0"/>
+          <w:lang w:eastAsia="en-IN"/>
+          <w14:ligatures w14:val="none"/>
+        </w:rPr>
+      </w:pPr>
+      <w:r>
+        <w:rPr>
+          <w:rFonts w:ascii="Arial" w:eastAsia="Times New Roman" w:hAnsi="Arial" w:cs="Arial"/>
+          <w:color w:val="000000"/>
+          <w:kern w:val="0"/>
+          <w:sz w:val="22"/>
+          <w:szCs w:val="22"/>
+          <w:lang w:eastAsia="en-IN"/>
+          <w14:ligatures w14:val="none"/>
+        </w:rPr>
         <w:lastRenderedPageBreak/>
         <w:t>      ├── model/</w:t>
       </w:r>
@@ -876,19 +1076,9 @@
           <w:lang w:eastAsia="en-IN"/>
           <w14:ligatures w14:val="none"/>
         </w:rPr>
-        <w:t>Use Spring Initializr (https://start.spring.io).</w:t>
-      </w:r>
-    </w:p>
-    <w:p>
-      <w:pPr>
-        <w:spacing w:after="0" w:line="240" w:lineRule="auto"/>
-        <w:rPr>
-          <w:rFonts w:ascii="Times New Roman" w:eastAsia="Times New Roman" w:hAnsi="Times New Roman" w:cs="Times New Roman"/>
-          <w:kern w:val="0"/>
-          <w:lang w:eastAsia="en-IN"/>
-          <w14:ligatures w14:val="none"/>
-        </w:rPr>
-      </w:pPr>
+        <w:t xml:space="preserve">Use Spring </w:t>
+      </w:r>
+      <w:proofErr w:type="spellStart"/>
       <w:r>
         <w:rPr>
           <w:rFonts w:ascii="Arial" w:eastAsia="Times New Roman" w:hAnsi="Arial" w:cs="Arial"/>
@@ -899,33 +1089,12 @@
           <w:lang w:eastAsia="en-IN"/>
           <w14:ligatures w14:val="none"/>
         </w:rPr>
-        <w:t>add dependencies: Spring Web, Spring Security, Spring Data JPA, H2 Database, Spring Boot Starter Validation, jjwt (for JWT).</w:t>
-      </w:r>
-    </w:p>
-    <w:p>
-      <w:pPr>
-        <w:spacing w:after="0" w:line="240" w:lineRule="auto"/>
-        <w:rPr>
-          <w:rFonts w:ascii="Times New Roman" w:eastAsia="Times New Roman" w:hAnsi="Times New Roman" w:cs="Times New Roman"/>
-          <w:kern w:val="0"/>
-          <w:lang w:eastAsia="en-IN"/>
-          <w14:ligatures w14:val="none"/>
-        </w:rPr>
-      </w:pPr>
-    </w:p>
-    <w:p>
-      <w:pPr>
-        <w:spacing w:after="0" w:line="240" w:lineRule="auto"/>
-        <w:rPr>
-          <w:rFonts w:ascii="Times New Roman" w:eastAsia="Times New Roman" w:hAnsi="Times New Roman" w:cs="Times New Roman"/>
-          <w:kern w:val="0"/>
-          <w:lang w:eastAsia="en-IN"/>
-          <w14:ligatures w14:val="none"/>
-        </w:rPr>
-      </w:pPr>
-      <w:r>
-        <w:rPr>
-          <w:rFonts w:ascii="Segoe UI Emoji" w:eastAsia="Times New Roman" w:hAnsi="Segoe UI Emoji" w:cs="Segoe UI Emoji"/>
+        <w:t>Initializr</w:t>
+      </w:r>
+      <w:proofErr w:type="spellEnd"/>
+      <w:r>
+        <w:rPr>
+          <w:rFonts w:ascii="Arial" w:eastAsia="Times New Roman" w:hAnsi="Arial" w:cs="Arial"/>
           <w:color w:val="000000"/>
           <w:kern w:val="0"/>
           <w:sz w:val="22"/>
@@ -933,8 +1102,19 @@
           <w:lang w:eastAsia="en-IN"/>
           <w14:ligatures w14:val="none"/>
         </w:rPr>
-        <w:t>🔹</w:t>
-      </w:r>
+        <w:t xml:space="preserve"> (https://start.spring.io).</w:t>
+      </w:r>
+    </w:p>
+    <w:p>
+      <w:pPr>
+        <w:spacing w:after="0" w:line="240" w:lineRule="auto"/>
+        <w:rPr>
+          <w:rFonts w:ascii="Times New Roman" w:eastAsia="Times New Roman" w:hAnsi="Times New Roman" w:cs="Times New Roman"/>
+          <w:kern w:val="0"/>
+          <w:lang w:eastAsia="en-IN"/>
+          <w14:ligatures w14:val="none"/>
+        </w:rPr>
+      </w:pPr>
       <w:r>
         <w:rPr>
           <w:rFonts w:ascii="Arial" w:eastAsia="Times New Roman" w:hAnsi="Arial" w:cs="Arial"/>
@@ -945,33 +1125,12 @@
           <w:lang w:eastAsia="en-IN"/>
           <w14:ligatures w14:val="none"/>
         </w:rPr>
-        <w:t xml:space="preserve"> Step 2: create Main Application</w:t>
-      </w:r>
-    </w:p>
-    <w:p>
-      <w:pPr>
-        <w:spacing w:after="0" w:line="240" w:lineRule="auto"/>
-        <w:rPr>
-          <w:rFonts w:ascii="Times New Roman" w:eastAsia="Times New Roman" w:hAnsi="Times New Roman" w:cs="Times New Roman"/>
-          <w:kern w:val="0"/>
-          <w:lang w:eastAsia="en-IN"/>
-          <w14:ligatures w14:val="none"/>
-        </w:rPr>
-      </w:pPr>
-    </w:p>
-    <w:p>
-      <w:pPr>
-        <w:spacing w:after="0" w:line="240" w:lineRule="auto"/>
-        <w:rPr>
-          <w:rFonts w:ascii="Times New Roman" w:eastAsia="Times New Roman" w:hAnsi="Times New Roman" w:cs="Times New Roman"/>
-          <w:kern w:val="0"/>
-          <w:lang w:eastAsia="en-IN"/>
-          <w14:ligatures w14:val="none"/>
-        </w:rPr>
-      </w:pPr>
-      <w:r>
-        <w:rPr>
-          <w:rFonts w:ascii="Segoe UI Emoji" w:eastAsia="Times New Roman" w:hAnsi="Segoe UI Emoji" w:cs="Segoe UI Emoji"/>
+        <w:t xml:space="preserve">add dependencies: Spring Web, Spring Security, Spring Data JPA, H2 Database, Spring Boot Starter Validation, </w:t>
+      </w:r>
+      <w:proofErr w:type="spellStart"/>
+      <w:r>
+        <w:rPr>
+          <w:rFonts w:ascii="Arial" w:eastAsia="Times New Roman" w:hAnsi="Arial" w:cs="Arial"/>
           <w:color w:val="000000"/>
           <w:kern w:val="0"/>
           <w:sz w:val="22"/>
@@ -979,8 +1138,9 @@
           <w:lang w:eastAsia="en-IN"/>
           <w14:ligatures w14:val="none"/>
         </w:rPr>
-        <w:t>🔹</w:t>
-      </w:r>
+        <w:t>jjwt</w:t>
+      </w:r>
+      <w:proofErr w:type="spellEnd"/>
       <w:r>
         <w:rPr>
           <w:rFonts w:ascii="Arial" w:eastAsia="Times New Roman" w:hAnsi="Arial" w:cs="Arial"/>
@@ -991,33 +1151,33 @@
           <w:lang w:eastAsia="en-IN"/>
           <w14:ligatures w14:val="none"/>
         </w:rPr>
-        <w:t xml:space="preserve"> Step 3: for Security Configuration</w:t>
-      </w:r>
-    </w:p>
-    <w:p>
-      <w:pPr>
-        <w:spacing w:after="240" w:line="240" w:lineRule="auto"/>
-        <w:rPr>
-          <w:rFonts w:ascii="Times New Roman" w:eastAsia="Times New Roman" w:hAnsi="Times New Roman" w:cs="Times New Roman"/>
-          <w:kern w:val="0"/>
-          <w:lang w:eastAsia="en-IN"/>
-          <w14:ligatures w14:val="none"/>
-        </w:rPr>
-      </w:pPr>
-    </w:p>
-    <w:p>
-      <w:pPr>
-        <w:spacing w:after="0" w:line="240" w:lineRule="auto"/>
-        <w:rPr>
-          <w:rFonts w:ascii="Times New Roman" w:eastAsia="Times New Roman" w:hAnsi="Times New Roman" w:cs="Times New Roman"/>
-          <w:kern w:val="0"/>
-          <w:lang w:eastAsia="en-IN"/>
-          <w14:ligatures w14:val="none"/>
-        </w:rPr>
-      </w:pPr>
-      <w:r>
-        <w:rPr>
-          <w:rFonts w:ascii="Arial" w:eastAsia="Times New Roman" w:hAnsi="Arial" w:cs="Arial"/>
+        <w:t xml:space="preserve"> (for JWT).</w:t>
+      </w:r>
+    </w:p>
+    <w:p>
+      <w:pPr>
+        <w:spacing w:after="0" w:line="240" w:lineRule="auto"/>
+        <w:rPr>
+          <w:rFonts w:ascii="Times New Roman" w:eastAsia="Times New Roman" w:hAnsi="Times New Roman" w:cs="Times New Roman"/>
+          <w:kern w:val="0"/>
+          <w:lang w:eastAsia="en-IN"/>
+          <w14:ligatures w14:val="none"/>
+        </w:rPr>
+      </w:pPr>
+    </w:p>
+    <w:p>
+      <w:pPr>
+        <w:spacing w:after="0" w:line="240" w:lineRule="auto"/>
+        <w:rPr>
+          <w:rFonts w:ascii="Times New Roman" w:eastAsia="Times New Roman" w:hAnsi="Times New Roman" w:cs="Times New Roman"/>
+          <w:kern w:val="0"/>
+          <w:lang w:eastAsia="en-IN"/>
+          <w14:ligatures w14:val="none"/>
+        </w:rPr>
+      </w:pPr>
+      <w:r>
+        <w:rPr>
+          <w:rFonts w:ascii="Segoe UI Emoji" w:eastAsia="Times New Roman" w:hAnsi="Segoe UI Emoji" w:cs="Segoe UI Emoji"/>
           <w:color w:val="000000"/>
           <w:kern w:val="0"/>
           <w:sz w:val="22"/>
@@ -1025,7 +1185,203 @@
           <w:lang w:eastAsia="en-IN"/>
           <w14:ligatures w14:val="none"/>
         </w:rPr>
-        <w:t>Like ..the given below.. Plz implement your own .. </w:t>
+        <w:t>🔹</w:t>
+      </w:r>
+      <w:r>
+        <w:rPr>
+          <w:rFonts w:ascii="Arial" w:eastAsia="Times New Roman" w:hAnsi="Arial" w:cs="Arial"/>
+          <w:color w:val="000000"/>
+          <w:kern w:val="0"/>
+          <w:sz w:val="22"/>
+          <w:szCs w:val="22"/>
+          <w:lang w:eastAsia="en-IN"/>
+          <w14:ligatures w14:val="none"/>
+        </w:rPr>
+        <w:t xml:space="preserve"> Step 2: create Main Application</w:t>
+      </w:r>
+    </w:p>
+    <w:p>
+      <w:pPr>
+        <w:spacing w:after="0" w:line="240" w:lineRule="auto"/>
+        <w:rPr>
+          <w:rFonts w:ascii="Times New Roman" w:eastAsia="Times New Roman" w:hAnsi="Times New Roman" w:cs="Times New Roman"/>
+          <w:kern w:val="0"/>
+          <w:lang w:eastAsia="en-IN"/>
+          <w14:ligatures w14:val="none"/>
+        </w:rPr>
+      </w:pPr>
+    </w:p>
+    <w:p>
+      <w:pPr>
+        <w:spacing w:after="0" w:line="240" w:lineRule="auto"/>
+        <w:rPr>
+          <w:rFonts w:ascii="Times New Roman" w:eastAsia="Times New Roman" w:hAnsi="Times New Roman" w:cs="Times New Roman"/>
+          <w:kern w:val="0"/>
+          <w:lang w:eastAsia="en-IN"/>
+          <w14:ligatures w14:val="none"/>
+        </w:rPr>
+      </w:pPr>
+      <w:r>
+        <w:rPr>
+          <w:rFonts w:ascii="Segoe UI Emoji" w:eastAsia="Times New Roman" w:hAnsi="Segoe UI Emoji" w:cs="Segoe UI Emoji"/>
+          <w:color w:val="000000"/>
+          <w:kern w:val="0"/>
+          <w:sz w:val="22"/>
+          <w:szCs w:val="22"/>
+          <w:lang w:eastAsia="en-IN"/>
+          <w14:ligatures w14:val="none"/>
+        </w:rPr>
+        <w:t>🔹</w:t>
+      </w:r>
+      <w:r>
+        <w:rPr>
+          <w:rFonts w:ascii="Arial" w:eastAsia="Times New Roman" w:hAnsi="Arial" w:cs="Arial"/>
+          <w:color w:val="000000"/>
+          <w:kern w:val="0"/>
+          <w:sz w:val="22"/>
+          <w:szCs w:val="22"/>
+          <w:lang w:eastAsia="en-IN"/>
+          <w14:ligatures w14:val="none"/>
+        </w:rPr>
+        <w:t xml:space="preserve"> Step 3: for Security Configuration</w:t>
+      </w:r>
+    </w:p>
+    <w:p>
+      <w:pPr>
+        <w:spacing w:after="240" w:line="240" w:lineRule="auto"/>
+        <w:rPr>
+          <w:rFonts w:ascii="Times New Roman" w:eastAsia="Times New Roman" w:hAnsi="Times New Roman" w:cs="Times New Roman"/>
+          <w:kern w:val="0"/>
+          <w:lang w:eastAsia="en-IN"/>
+          <w14:ligatures w14:val="none"/>
+        </w:rPr>
+      </w:pPr>
+    </w:p>
+    <w:p>
+      <w:pPr>
+        <w:spacing w:after="0" w:line="240" w:lineRule="auto"/>
+        <w:rPr>
+          <w:rFonts w:ascii="Times New Roman" w:eastAsia="Times New Roman" w:hAnsi="Times New Roman" w:cs="Times New Roman"/>
+          <w:kern w:val="0"/>
+          <w:lang w:eastAsia="en-IN"/>
+          <w14:ligatures w14:val="none"/>
+        </w:rPr>
+      </w:pPr>
+      <w:r>
+        <w:rPr>
+          <w:rFonts w:ascii="Arial" w:eastAsia="Times New Roman" w:hAnsi="Arial" w:cs="Arial"/>
+          <w:color w:val="000000"/>
+          <w:kern w:val="0"/>
+          <w:sz w:val="22"/>
+          <w:szCs w:val="22"/>
+          <w:lang w:eastAsia="en-IN"/>
+          <w14:ligatures w14:val="none"/>
+        </w:rPr>
+        <w:t>Like</w:t>
+      </w:r>
+      <w:proofErr w:type="gramStart"/>
+      <w:r>
+        <w:rPr>
+          <w:rFonts w:ascii="Arial" w:eastAsia="Times New Roman" w:hAnsi="Arial" w:cs="Arial"/>
+          <w:color w:val="000000"/>
+          <w:kern w:val="0"/>
+          <w:sz w:val="22"/>
+          <w:szCs w:val="22"/>
+          <w:lang w:eastAsia="en-IN"/>
+          <w14:ligatures w14:val="none"/>
+        </w:rPr>
+        <w:t xml:space="preserve"> ..</w:t>
+      </w:r>
+      <w:proofErr w:type="gramEnd"/>
+      <w:r>
+        <w:rPr>
+          <w:rFonts w:ascii="Arial" w:eastAsia="Times New Roman" w:hAnsi="Arial" w:cs="Arial"/>
+          <w:color w:val="000000"/>
+          <w:kern w:val="0"/>
+          <w:sz w:val="22"/>
+          <w:szCs w:val="22"/>
+          <w:lang w:eastAsia="en-IN"/>
+          <w14:ligatures w14:val="none"/>
+        </w:rPr>
+        <w:t xml:space="preserve">the given </w:t>
+      </w:r>
+      <w:proofErr w:type="gramStart"/>
+      <w:r>
+        <w:rPr>
+          <w:rFonts w:ascii="Arial" w:eastAsia="Times New Roman" w:hAnsi="Arial" w:cs="Arial"/>
+          <w:color w:val="000000"/>
+          <w:kern w:val="0"/>
+          <w:sz w:val="22"/>
+          <w:szCs w:val="22"/>
+          <w:lang w:eastAsia="en-IN"/>
+          <w14:ligatures w14:val="none"/>
+        </w:rPr>
+        <w:t>below..</w:t>
+      </w:r>
+      <w:proofErr w:type="gramEnd"/>
+      <w:r>
+        <w:rPr>
+          <w:rFonts w:ascii="Arial" w:eastAsia="Times New Roman" w:hAnsi="Arial" w:cs="Arial"/>
+          <w:color w:val="000000"/>
+          <w:kern w:val="0"/>
+          <w:sz w:val="22"/>
+          <w:szCs w:val="22"/>
+          <w:lang w:eastAsia="en-IN"/>
+          <w14:ligatures w14:val="none"/>
+        </w:rPr>
+        <w:t xml:space="preserve"> </w:t>
+      </w:r>
+      <w:proofErr w:type="spellStart"/>
+      <w:r>
+        <w:rPr>
+          <w:rFonts w:ascii="Arial" w:eastAsia="Times New Roman" w:hAnsi="Arial" w:cs="Arial"/>
+          <w:color w:val="000000"/>
+          <w:kern w:val="0"/>
+          <w:sz w:val="22"/>
+          <w:szCs w:val="22"/>
+          <w:lang w:eastAsia="en-IN"/>
+          <w14:ligatures w14:val="none"/>
+        </w:rPr>
+        <w:t>Plz</w:t>
+      </w:r>
+      <w:proofErr w:type="spellEnd"/>
+      <w:r>
+        <w:rPr>
+          <w:rFonts w:ascii="Arial" w:eastAsia="Times New Roman" w:hAnsi="Arial" w:cs="Arial"/>
+          <w:color w:val="000000"/>
+          <w:kern w:val="0"/>
+          <w:sz w:val="22"/>
+          <w:szCs w:val="22"/>
+          <w:lang w:eastAsia="en-IN"/>
+          <w14:ligatures w14:val="none"/>
+        </w:rPr>
+        <w:t xml:space="preserve"> implement your own</w:t>
+      </w:r>
+      <w:proofErr w:type="gramStart"/>
+      <w:r>
+        <w:rPr>
+          <w:rFonts w:ascii="Arial" w:eastAsia="Times New Roman" w:hAnsi="Arial" w:cs="Arial"/>
+          <w:color w:val="000000"/>
+          <w:kern w:val="0"/>
+          <w:sz w:val="22"/>
+          <w:szCs w:val="22"/>
+          <w:lang w:eastAsia="en-IN"/>
+          <w14:ligatures w14:val="none"/>
+        </w:rPr>
+        <w:t xml:space="preserve"> ..</w:t>
+      </w:r>
+      <w:proofErr w:type="gramEnd"/>
+      <w:r>
+        <w:rPr>
+          <w:rFonts w:ascii="Arial" w:eastAsia="Times New Roman" w:hAnsi="Arial" w:cs="Arial"/>
+          <w:color w:val="000000"/>
+          <w:kern w:val="0"/>
+          <w:sz w:val="22"/>
+          <w:szCs w:val="22"/>
+          <w:lang w:eastAsia="en-IN"/>
+          <w14:ligatures w14:val="none"/>
+        </w:rPr>
+        <w:t> </w:t>
       </w:r>
     </w:p>
     <w:p>
@@ -1104,15 +1460,27 @@
         </w:rPr>
         <w:t xml:space="preserve">public class </w:t>
       </w:r>
-      <w:r>
-        <w:rPr>
-          <w:rFonts w:ascii="Courier New" w:eastAsia="Times New Roman" w:hAnsi="Courier New" w:cs="Courier New"/>
-          <w:color w:val="BCBEC4"/>
-          <w:kern w:val="0"/>
-          <w:lang w:eastAsia="en-IN"/>
-          <w14:ligatures w14:val="none"/>
-        </w:rPr>
-        <w:t>SecurityConfig {</w:t>
+      <w:proofErr w:type="spellStart"/>
+      <w:r>
+        <w:rPr>
+          <w:rFonts w:ascii="Courier New" w:eastAsia="Times New Roman" w:hAnsi="Courier New" w:cs="Courier New"/>
+          <w:color w:val="BCBEC4"/>
+          <w:kern w:val="0"/>
+          <w:lang w:eastAsia="en-IN"/>
+          <w14:ligatures w14:val="none"/>
+        </w:rPr>
+        <w:t>SecurityConfig</w:t>
+      </w:r>
+      <w:proofErr w:type="spellEnd"/>
+      <w:r>
+        <w:rPr>
+          <w:rFonts w:ascii="Courier New" w:eastAsia="Times New Roman" w:hAnsi="Courier New" w:cs="Courier New"/>
+          <w:color w:val="BCBEC4"/>
+          <w:kern w:val="0"/>
+          <w:lang w:eastAsia="en-IN"/>
+          <w14:ligatures w14:val="none"/>
+        </w:rPr>
+        <w:t xml:space="preserve"> {</w:t>
       </w:r>
     </w:p>
     <w:p>
@@ -1180,15 +1548,61 @@
         </w:rPr>
         <w:t xml:space="preserve">public </w:t>
       </w:r>
-      <w:r>
-        <w:rPr>
-          <w:rFonts w:ascii="Courier New" w:eastAsia="Times New Roman" w:hAnsi="Courier New" w:cs="Courier New"/>
-          <w:color w:val="BCBEC4"/>
-          <w:kern w:val="0"/>
-          <w:lang w:eastAsia="en-IN"/>
-          <w14:ligatures w14:val="none"/>
-        </w:rPr>
-        <w:t xml:space="preserve">SecurityFilterChain filterChain(HttpSecurity http) </w:t>
+      <w:proofErr w:type="spellStart"/>
+      <w:r>
+        <w:rPr>
+          <w:rFonts w:ascii="Courier New" w:eastAsia="Times New Roman" w:hAnsi="Courier New" w:cs="Courier New"/>
+          <w:color w:val="BCBEC4"/>
+          <w:kern w:val="0"/>
+          <w:lang w:eastAsia="en-IN"/>
+          <w14:ligatures w14:val="none"/>
+        </w:rPr>
+        <w:t>SecurityFilterChain</w:t>
+      </w:r>
+      <w:proofErr w:type="spellEnd"/>
+      <w:r>
+        <w:rPr>
+          <w:rFonts w:ascii="Courier New" w:eastAsia="Times New Roman" w:hAnsi="Courier New" w:cs="Courier New"/>
+          <w:color w:val="BCBEC4"/>
+          <w:kern w:val="0"/>
+          <w:lang w:eastAsia="en-IN"/>
+          <w14:ligatures w14:val="none"/>
+        </w:rPr>
+        <w:t xml:space="preserve"> </w:t>
+      </w:r>
+      <w:proofErr w:type="spellStart"/>
+      <w:proofErr w:type="gramStart"/>
+      <w:r>
+        <w:rPr>
+          <w:rFonts w:ascii="Courier New" w:eastAsia="Times New Roman" w:hAnsi="Courier New" w:cs="Courier New"/>
+          <w:color w:val="BCBEC4"/>
+          <w:kern w:val="0"/>
+          <w:lang w:eastAsia="en-IN"/>
+          <w14:ligatures w14:val="none"/>
+        </w:rPr>
+        <w:t>filterChain</w:t>
+      </w:r>
+      <w:proofErr w:type="spellEnd"/>
+      <w:r>
+        <w:rPr>
+          <w:rFonts w:ascii="Courier New" w:eastAsia="Times New Roman" w:hAnsi="Courier New" w:cs="Courier New"/>
+          <w:color w:val="BCBEC4"/>
+          <w:kern w:val="0"/>
+          <w:lang w:eastAsia="en-IN"/>
+          <w14:ligatures w14:val="none"/>
+        </w:rPr>
+        <w:t>(</w:t>
+      </w:r>
+      <w:proofErr w:type="gramEnd"/>
+      <w:r>
+        <w:rPr>
+          <w:rFonts w:ascii="Courier New" w:eastAsia="Times New Roman" w:hAnsi="Courier New" w:cs="Courier New"/>
+          <w:color w:val="BCBEC4"/>
+          <w:kern w:val="0"/>
+          <w:lang w:eastAsia="en-IN"/>
+          <w14:ligatures w14:val="none"/>
+        </w:rPr>
+        <w:t xml:space="preserve">HttpSecurity http) </w:t>
       </w:r>
       <w:r>
         <w:rPr>
@@ -1306,15 +1720,85 @@
         </w:rPr>
         <w:t>               </w:t>
       </w:r>
-      <w:r>
-        <w:rPr>
-          <w:rFonts w:ascii="Courier New" w:eastAsia="Times New Roman" w:hAnsi="Courier New" w:cs="Courier New"/>
-          <w:color w:val="BCBEC4"/>
-          <w:kern w:val="0"/>
-          <w:lang w:eastAsia="en-IN"/>
-          <w14:ligatures w14:val="none"/>
-        </w:rPr>
-        <w:t>.csrf(csrf -&gt; csrf.disable())</w:t>
+      <w:proofErr w:type="gramStart"/>
+      <w:r>
+        <w:rPr>
+          <w:rFonts w:ascii="Courier New" w:eastAsia="Times New Roman" w:hAnsi="Courier New" w:cs="Courier New"/>
+          <w:color w:val="BCBEC4"/>
+          <w:kern w:val="0"/>
+          <w:lang w:eastAsia="en-IN"/>
+          <w14:ligatures w14:val="none"/>
+        </w:rPr>
+        <w:t>.</w:t>
+      </w:r>
+      <w:proofErr w:type="spellStart"/>
+      <w:r>
+        <w:rPr>
+          <w:rFonts w:ascii="Courier New" w:eastAsia="Times New Roman" w:hAnsi="Courier New" w:cs="Courier New"/>
+          <w:color w:val="BCBEC4"/>
+          <w:kern w:val="0"/>
+          <w:lang w:eastAsia="en-IN"/>
+          <w14:ligatures w14:val="none"/>
+        </w:rPr>
+        <w:t>csrf</w:t>
+      </w:r>
+      <w:proofErr w:type="spellEnd"/>
+      <w:proofErr w:type="gramEnd"/>
+      <w:r>
+        <w:rPr>
+          <w:rFonts w:ascii="Courier New" w:eastAsia="Times New Roman" w:hAnsi="Courier New" w:cs="Courier New"/>
+          <w:color w:val="BCBEC4"/>
+          <w:kern w:val="0"/>
+          <w:lang w:eastAsia="en-IN"/>
+          <w14:ligatures w14:val="none"/>
+        </w:rPr>
+        <w:t>(</w:t>
+      </w:r>
+      <w:proofErr w:type="spellStart"/>
+      <w:r>
+        <w:rPr>
+          <w:rFonts w:ascii="Courier New" w:eastAsia="Times New Roman" w:hAnsi="Courier New" w:cs="Courier New"/>
+          <w:color w:val="BCBEC4"/>
+          <w:kern w:val="0"/>
+          <w:lang w:eastAsia="en-IN"/>
+          <w14:ligatures w14:val="none"/>
+        </w:rPr>
+        <w:t>csrf</w:t>
+      </w:r>
+      <w:proofErr w:type="spellEnd"/>
+      <w:r>
+        <w:rPr>
+          <w:rFonts w:ascii="Courier New" w:eastAsia="Times New Roman" w:hAnsi="Courier New" w:cs="Courier New"/>
+          <w:color w:val="BCBEC4"/>
+          <w:kern w:val="0"/>
+          <w:lang w:eastAsia="en-IN"/>
+          <w14:ligatures w14:val="none"/>
+        </w:rPr>
+        <w:t xml:space="preserve"> -&gt; </w:t>
+      </w:r>
+      <w:proofErr w:type="spellStart"/>
+      <w:proofErr w:type="gramStart"/>
+      <w:r>
+        <w:rPr>
+          <w:rFonts w:ascii="Courier New" w:eastAsia="Times New Roman" w:hAnsi="Courier New" w:cs="Courier New"/>
+          <w:color w:val="BCBEC4"/>
+          <w:kern w:val="0"/>
+          <w:lang w:eastAsia="en-IN"/>
+          <w14:ligatures w14:val="none"/>
+        </w:rPr>
+        <w:t>csrf.disable</w:t>
+      </w:r>
+      <w:proofErr w:type="spellEnd"/>
+      <w:proofErr w:type="gramEnd"/>
+      <w:r>
+        <w:rPr>
+          <w:rFonts w:ascii="Courier New" w:eastAsia="Times New Roman" w:hAnsi="Courier New" w:cs="Courier New"/>
+          <w:color w:val="BCBEC4"/>
+          <w:kern w:val="0"/>
+          <w:lang w:eastAsia="en-IN"/>
+          <w14:ligatures w14:val="none"/>
+        </w:rPr>
+        <w:t>())</w:t>
       </w:r>
     </w:p>
     <w:p>
@@ -1390,15 +1874,61 @@
         </w:rPr>
         <w:t>               </w:t>
       </w:r>
-      <w:r>
-        <w:rPr>
-          <w:rFonts w:ascii="Courier New" w:eastAsia="Times New Roman" w:hAnsi="Courier New" w:cs="Courier New"/>
-          <w:color w:val="BCBEC4"/>
-          <w:kern w:val="0"/>
-          <w:lang w:eastAsia="en-IN"/>
-          <w14:ligatures w14:val="none"/>
-        </w:rPr>
-        <w:t>.cors(Customizer.withDefaults())</w:t>
+      <w:proofErr w:type="gramStart"/>
+      <w:r>
+        <w:rPr>
+          <w:rFonts w:ascii="Courier New" w:eastAsia="Times New Roman" w:hAnsi="Courier New" w:cs="Courier New"/>
+          <w:color w:val="BCBEC4"/>
+          <w:kern w:val="0"/>
+          <w:lang w:eastAsia="en-IN"/>
+          <w14:ligatures w14:val="none"/>
+        </w:rPr>
+        <w:t>.</w:t>
+      </w:r>
+      <w:proofErr w:type="spellStart"/>
+      <w:r>
+        <w:rPr>
+          <w:rFonts w:ascii="Courier New" w:eastAsia="Times New Roman" w:hAnsi="Courier New" w:cs="Courier New"/>
+          <w:color w:val="BCBEC4"/>
+          <w:kern w:val="0"/>
+          <w:lang w:eastAsia="en-IN"/>
+          <w14:ligatures w14:val="none"/>
+        </w:rPr>
+        <w:t>cors</w:t>
+      </w:r>
+      <w:proofErr w:type="spellEnd"/>
+      <w:proofErr w:type="gramEnd"/>
+      <w:r>
+        <w:rPr>
+          <w:rFonts w:ascii="Courier New" w:eastAsia="Times New Roman" w:hAnsi="Courier New" w:cs="Courier New"/>
+          <w:color w:val="BCBEC4"/>
+          <w:kern w:val="0"/>
+          <w:lang w:eastAsia="en-IN"/>
+          <w14:ligatures w14:val="none"/>
+        </w:rPr>
+        <w:t>(</w:t>
+      </w:r>
+      <w:proofErr w:type="spellStart"/>
+      <w:r>
+        <w:rPr>
+          <w:rFonts w:ascii="Courier New" w:eastAsia="Times New Roman" w:hAnsi="Courier New" w:cs="Courier New"/>
+          <w:color w:val="BCBEC4"/>
+          <w:kern w:val="0"/>
+          <w:lang w:eastAsia="en-IN"/>
+          <w14:ligatures w14:val="none"/>
+        </w:rPr>
+        <w:t>Customizer.withDefaults</w:t>
+      </w:r>
+      <w:proofErr w:type="spellEnd"/>
+      <w:r>
+        <w:rPr>
+          <w:rFonts w:ascii="Courier New" w:eastAsia="Times New Roman" w:hAnsi="Courier New" w:cs="Courier New"/>
+          <w:color w:val="BCBEC4"/>
+          <w:kern w:val="0"/>
+          <w:lang w:eastAsia="en-IN"/>
+          <w14:ligatures w14:val="none"/>
+        </w:rPr>
+        <w:t>())</w:t>
       </w:r>
     </w:p>
     <w:p>
@@ -1420,7 +1950,41 @@
           <w:lang w:eastAsia="en-IN"/>
           <w14:ligatures w14:val="none"/>
         </w:rPr>
-        <w:t>               .authorizeHttpRequests(auth -&gt; auth</w:t>
+        <w:t>               </w:t>
+      </w:r>
+      <w:proofErr w:type="gramStart"/>
+      <w:r>
+        <w:rPr>
+          <w:rFonts w:ascii="Courier New" w:eastAsia="Times New Roman" w:hAnsi="Courier New" w:cs="Courier New"/>
+          <w:color w:val="BCBEC4"/>
+          <w:kern w:val="0"/>
+          <w:lang w:eastAsia="en-IN"/>
+          <w14:ligatures w14:val="none"/>
+        </w:rPr>
+        <w:t>.</w:t>
+      </w:r>
+      <w:proofErr w:type="spellStart"/>
+      <w:r>
+        <w:rPr>
+          <w:rFonts w:ascii="Courier New" w:eastAsia="Times New Roman" w:hAnsi="Courier New" w:cs="Courier New"/>
+          <w:color w:val="BCBEC4"/>
+          <w:kern w:val="0"/>
+          <w:lang w:eastAsia="en-IN"/>
+          <w14:ligatures w14:val="none"/>
+        </w:rPr>
+        <w:t>authorizeHttpRequests</w:t>
+      </w:r>
+      <w:proofErr w:type="spellEnd"/>
+      <w:proofErr w:type="gramEnd"/>
+      <w:r>
+        <w:rPr>
+          <w:rFonts w:ascii="Courier New" w:eastAsia="Times New Roman" w:hAnsi="Courier New" w:cs="Courier New"/>
+          <w:color w:val="BCBEC4"/>
+          <w:kern w:val="0"/>
+          <w:lang w:eastAsia="en-IN"/>
+          <w14:ligatures w14:val="none"/>
+        </w:rPr>
+        <w:t>(auth -&gt; auth</w:t>
       </w:r>
     </w:p>
     <w:p>
@@ -1442,7 +2006,29 @@
           <w:lang w:eastAsia="en-IN"/>
           <w14:ligatures w14:val="none"/>
         </w:rPr>
-        <w:t>                       .requestMatchers(</w:t>
+        <w:t>                       </w:t>
+      </w:r>
+      <w:proofErr w:type="gramStart"/>
+      <w:r>
+        <w:rPr>
+          <w:rFonts w:ascii="Courier New" w:eastAsia="Times New Roman" w:hAnsi="Courier New" w:cs="Courier New"/>
+          <w:color w:val="BCBEC4"/>
+          <w:kern w:val="0"/>
+          <w:lang w:eastAsia="en-IN"/>
+          <w14:ligatures w14:val="none"/>
+        </w:rPr>
+        <w:t>.requestMatchers</w:t>
+      </w:r>
+      <w:proofErr w:type="gramEnd"/>
+      <w:r>
+        <w:rPr>
+          <w:rFonts w:ascii="Courier New" w:eastAsia="Times New Roman" w:hAnsi="Courier New" w:cs="Courier New"/>
+          <w:color w:val="BCBEC4"/>
+          <w:kern w:val="0"/>
+          <w:lang w:eastAsia="en-IN"/>
+          <w14:ligatures w14:val="none"/>
+        </w:rPr>
+        <w:t>(</w:t>
       </w:r>
       <w:r>
         <w:rPr>
@@ -1454,6 +2040,7 @@
         </w:rPr>
         <w:t>"/public/**"</w:t>
       </w:r>
+      <w:proofErr w:type="gramStart"/>
       <w:r>
         <w:rPr>
           <w:rFonts w:ascii="Courier New" w:eastAsia="Times New Roman" w:hAnsi="Courier New" w:cs="Courier New"/>
@@ -1464,6 +2051,7 @@
         </w:rPr>
         <w:t xml:space="preserve">).permitAll()   </w:t>
       </w:r>
+      <w:proofErr w:type="gramEnd"/>
       <w:r>
         <w:rPr>
           <w:rFonts w:ascii="Courier New" w:eastAsia="Times New Roman" w:hAnsi="Courier New" w:cs="Courier New"/>
@@ -1496,15 +2084,27 @@
         </w:rPr>
         <w:t>                       </w:t>
       </w:r>
-      <w:r>
-        <w:rPr>
-          <w:rFonts w:ascii="Courier New" w:eastAsia="Times New Roman" w:hAnsi="Courier New" w:cs="Courier New"/>
-          <w:color w:val="BCBEC4"/>
-          <w:kern w:val="0"/>
-          <w:lang w:eastAsia="en-IN"/>
-          <w14:ligatures w14:val="none"/>
-        </w:rPr>
-        <w:t>.requestMatchers(</w:t>
+      <w:proofErr w:type="gramStart"/>
+      <w:r>
+        <w:rPr>
+          <w:rFonts w:ascii="Courier New" w:eastAsia="Times New Roman" w:hAnsi="Courier New" w:cs="Courier New"/>
+          <w:color w:val="BCBEC4"/>
+          <w:kern w:val="0"/>
+          <w:lang w:eastAsia="en-IN"/>
+          <w14:ligatures w14:val="none"/>
+        </w:rPr>
+        <w:t>.requestMatchers</w:t>
+      </w:r>
+      <w:proofErr w:type="gramEnd"/>
+      <w:r>
+        <w:rPr>
+          <w:rFonts w:ascii="Courier New" w:eastAsia="Times New Roman" w:hAnsi="Courier New" w:cs="Courier New"/>
+          <w:color w:val="BCBEC4"/>
+          <w:kern w:val="0"/>
+          <w:lang w:eastAsia="en-IN"/>
+          <w14:ligatures w14:val="none"/>
+        </w:rPr>
+        <w:t>(</w:t>
       </w:r>
       <w:r>
         <w:rPr>
@@ -1516,15 +2116,27 @@
         </w:rPr>
         <w:t>"/admin/**"</w:t>
       </w:r>
-      <w:r>
-        <w:rPr>
-          <w:rFonts w:ascii="Courier New" w:eastAsia="Times New Roman" w:hAnsi="Courier New" w:cs="Courier New"/>
-          <w:color w:val="BCBEC4"/>
-          <w:kern w:val="0"/>
-          <w:lang w:eastAsia="en-IN"/>
-          <w14:ligatures w14:val="none"/>
-        </w:rPr>
-        <w:t>).hasRole(</w:t>
+      <w:proofErr w:type="gramStart"/>
+      <w:r>
+        <w:rPr>
+          <w:rFonts w:ascii="Courier New" w:eastAsia="Times New Roman" w:hAnsi="Courier New" w:cs="Courier New"/>
+          <w:color w:val="BCBEC4"/>
+          <w:kern w:val="0"/>
+          <w:lang w:eastAsia="en-IN"/>
+          <w14:ligatures w14:val="none"/>
+        </w:rPr>
+        <w:t>).hasRole</w:t>
+      </w:r>
+      <w:proofErr w:type="gramEnd"/>
+      <w:r>
+        <w:rPr>
+          <w:rFonts w:ascii="Courier New" w:eastAsia="Times New Roman" w:hAnsi="Courier New" w:cs="Courier New"/>
+          <w:color w:val="BCBEC4"/>
+          <w:kern w:val="0"/>
+          <w:lang w:eastAsia="en-IN"/>
+          <w14:ligatures w14:val="none"/>
+        </w:rPr>
+        <w:t>(</w:t>
       </w:r>
       <w:r>
         <w:rPr>
@@ -1578,15 +2190,61 @@
         </w:rPr>
         <w:t>                       </w:t>
       </w:r>
-      <w:r>
-        <w:rPr>
-          <w:rFonts w:ascii="Courier New" w:eastAsia="Times New Roman" w:hAnsi="Courier New" w:cs="Courier New"/>
-          <w:color w:val="BCBEC4"/>
-          <w:kern w:val="0"/>
-          <w:lang w:eastAsia="en-IN"/>
-          <w14:ligatures w14:val="none"/>
-        </w:rPr>
-        <w:t>.anyRequest().authenticated()</w:t>
+      <w:proofErr w:type="gramStart"/>
+      <w:r>
+        <w:rPr>
+          <w:rFonts w:ascii="Courier New" w:eastAsia="Times New Roman" w:hAnsi="Courier New" w:cs="Courier New"/>
+          <w:color w:val="BCBEC4"/>
+          <w:kern w:val="0"/>
+          <w:lang w:eastAsia="en-IN"/>
+          <w14:ligatures w14:val="none"/>
+        </w:rPr>
+        <w:t>.</w:t>
+      </w:r>
+      <w:proofErr w:type="spellStart"/>
+      <w:r>
+        <w:rPr>
+          <w:rFonts w:ascii="Courier New" w:eastAsia="Times New Roman" w:hAnsi="Courier New" w:cs="Courier New"/>
+          <w:color w:val="BCBEC4"/>
+          <w:kern w:val="0"/>
+          <w:lang w:eastAsia="en-IN"/>
+          <w14:ligatures w14:val="none"/>
+        </w:rPr>
+        <w:t>anyRequest</w:t>
+      </w:r>
+      <w:proofErr w:type="spellEnd"/>
+      <w:proofErr w:type="gramEnd"/>
+      <w:r>
+        <w:rPr>
+          <w:rFonts w:ascii="Courier New" w:eastAsia="Times New Roman" w:hAnsi="Courier New" w:cs="Courier New"/>
+          <w:color w:val="BCBEC4"/>
+          <w:kern w:val="0"/>
+          <w:lang w:eastAsia="en-IN"/>
+          <w14:ligatures w14:val="none"/>
+        </w:rPr>
+        <w:t>(</w:t>
+      </w:r>
+      <w:proofErr w:type="gramStart"/>
+      <w:r>
+        <w:rPr>
+          <w:rFonts w:ascii="Courier New" w:eastAsia="Times New Roman" w:hAnsi="Courier New" w:cs="Courier New"/>
+          <w:color w:val="BCBEC4"/>
+          <w:kern w:val="0"/>
+          <w:lang w:eastAsia="en-IN"/>
+          <w14:ligatures w14:val="none"/>
+        </w:rPr>
+        <w:t>).authenticated</w:t>
+      </w:r>
+      <w:proofErr w:type="gramEnd"/>
+      <w:r>
+        <w:rPr>
+          <w:rFonts w:ascii="Courier New" w:eastAsia="Times New Roman" w:hAnsi="Courier New" w:cs="Courier New"/>
+          <w:color w:val="BCBEC4"/>
+          <w:kern w:val="0"/>
+          <w:lang w:eastAsia="en-IN"/>
+          <w14:ligatures w14:val="none"/>
+        </w:rPr>
+        <w:t>()</w:t>
       </w:r>
     </w:p>
     <w:p>
@@ -1630,7 +2288,63 @@
           <w:lang w:eastAsia="en-IN"/>
           <w14:ligatures w14:val="none"/>
         </w:rPr>
-        <w:t xml:space="preserve">               .formLogin(Customizer.withDefaults()) </w:t>
+        <w:t>               </w:t>
+      </w:r>
+      <w:proofErr w:type="gramStart"/>
+      <w:r>
+        <w:rPr>
+          <w:rFonts w:ascii="Courier New" w:eastAsia="Times New Roman" w:hAnsi="Courier New" w:cs="Courier New"/>
+          <w:color w:val="BCBEC4"/>
+          <w:kern w:val="0"/>
+          <w:lang w:eastAsia="en-IN"/>
+          <w14:ligatures w14:val="none"/>
+        </w:rPr>
+        <w:t>.</w:t>
+      </w:r>
+      <w:proofErr w:type="spellStart"/>
+      <w:r>
+        <w:rPr>
+          <w:rFonts w:ascii="Courier New" w:eastAsia="Times New Roman" w:hAnsi="Courier New" w:cs="Courier New"/>
+          <w:color w:val="BCBEC4"/>
+          <w:kern w:val="0"/>
+          <w:lang w:eastAsia="en-IN"/>
+          <w14:ligatures w14:val="none"/>
+        </w:rPr>
+        <w:t>formLogin</w:t>
+      </w:r>
+      <w:proofErr w:type="spellEnd"/>
+      <w:proofErr w:type="gramEnd"/>
+      <w:r>
+        <w:rPr>
+          <w:rFonts w:ascii="Courier New" w:eastAsia="Times New Roman" w:hAnsi="Courier New" w:cs="Courier New"/>
+          <w:color w:val="BCBEC4"/>
+          <w:kern w:val="0"/>
+          <w:lang w:eastAsia="en-IN"/>
+          <w14:ligatures w14:val="none"/>
+        </w:rPr>
+        <w:t>(</w:t>
+      </w:r>
+      <w:proofErr w:type="spellStart"/>
+      <w:r>
+        <w:rPr>
+          <w:rFonts w:ascii="Courier New" w:eastAsia="Times New Roman" w:hAnsi="Courier New" w:cs="Courier New"/>
+          <w:color w:val="BCBEC4"/>
+          <w:kern w:val="0"/>
+          <w:lang w:eastAsia="en-IN"/>
+          <w14:ligatures w14:val="none"/>
+        </w:rPr>
+        <w:t>Customizer.withDefaults</w:t>
+      </w:r>
+      <w:proofErr w:type="spellEnd"/>
+      <w:r>
+        <w:rPr>
+          <w:rFonts w:ascii="Courier New" w:eastAsia="Times New Roman" w:hAnsi="Courier New" w:cs="Courier New"/>
+          <w:color w:val="BCBEC4"/>
+          <w:kern w:val="0"/>
+          <w:lang w:eastAsia="en-IN"/>
+          <w14:ligatures w14:val="none"/>
+        </w:rPr>
+        <w:t xml:space="preserve">()) </w:t>
       </w:r>
       <w:r>
         <w:rPr>
@@ -1664,15 +2378,61 @@
         </w:rPr>
         <w:t>               </w:t>
       </w:r>
-      <w:r>
-        <w:rPr>
-          <w:rFonts w:ascii="Courier New" w:eastAsia="Times New Roman" w:hAnsi="Courier New" w:cs="Courier New"/>
-          <w:color w:val="BCBEC4"/>
-          <w:kern w:val="0"/>
-          <w:lang w:eastAsia="en-IN"/>
-          <w14:ligatures w14:val="none"/>
-        </w:rPr>
-        <w:t xml:space="preserve">.httpBasic(Customizer.withDefaults()); </w:t>
+      <w:proofErr w:type="gramStart"/>
+      <w:r>
+        <w:rPr>
+          <w:rFonts w:ascii="Courier New" w:eastAsia="Times New Roman" w:hAnsi="Courier New" w:cs="Courier New"/>
+          <w:color w:val="BCBEC4"/>
+          <w:kern w:val="0"/>
+          <w:lang w:eastAsia="en-IN"/>
+          <w14:ligatures w14:val="none"/>
+        </w:rPr>
+        <w:t>.</w:t>
+      </w:r>
+      <w:proofErr w:type="spellStart"/>
+      <w:r>
+        <w:rPr>
+          <w:rFonts w:ascii="Courier New" w:eastAsia="Times New Roman" w:hAnsi="Courier New" w:cs="Courier New"/>
+          <w:color w:val="BCBEC4"/>
+          <w:kern w:val="0"/>
+          <w:lang w:eastAsia="en-IN"/>
+          <w14:ligatures w14:val="none"/>
+        </w:rPr>
+        <w:t>httpBasic</w:t>
+      </w:r>
+      <w:proofErr w:type="spellEnd"/>
+      <w:proofErr w:type="gramEnd"/>
+      <w:r>
+        <w:rPr>
+          <w:rFonts w:ascii="Courier New" w:eastAsia="Times New Roman" w:hAnsi="Courier New" w:cs="Courier New"/>
+          <w:color w:val="BCBEC4"/>
+          <w:kern w:val="0"/>
+          <w:lang w:eastAsia="en-IN"/>
+          <w14:ligatures w14:val="none"/>
+        </w:rPr>
+        <w:t>(</w:t>
+      </w:r>
+      <w:proofErr w:type="spellStart"/>
+      <w:r>
+        <w:rPr>
+          <w:rFonts w:ascii="Courier New" w:eastAsia="Times New Roman" w:hAnsi="Courier New" w:cs="Courier New"/>
+          <w:color w:val="BCBEC4"/>
+          <w:kern w:val="0"/>
+          <w:lang w:eastAsia="en-IN"/>
+          <w14:ligatures w14:val="none"/>
+        </w:rPr>
+        <w:t>Customizer.withDefaults</w:t>
+      </w:r>
+      <w:proofErr w:type="spellEnd"/>
+      <w:r>
+        <w:rPr>
+          <w:rFonts w:ascii="Courier New" w:eastAsia="Times New Roman" w:hAnsi="Courier New" w:cs="Courier New"/>
+          <w:color w:val="BCBEC4"/>
+          <w:kern w:val="0"/>
+          <w:lang w:eastAsia="en-IN"/>
+          <w14:ligatures w14:val="none"/>
+        </w:rPr>
+        <w:t xml:space="preserve">()); </w:t>
       </w:r>
       <w:r>
         <w:rPr>
@@ -1716,15 +2476,29 @@
         </w:rPr>
         <w:t xml:space="preserve">return </w:t>
       </w:r>
-      <w:r>
-        <w:rPr>
-          <w:rFonts w:ascii="Courier New" w:eastAsia="Times New Roman" w:hAnsi="Courier New" w:cs="Courier New"/>
-          <w:color w:val="BCBEC4"/>
-          <w:kern w:val="0"/>
-          <w:lang w:eastAsia="en-IN"/>
-          <w14:ligatures w14:val="none"/>
-        </w:rPr>
-        <w:t>http.build();</w:t>
+      <w:proofErr w:type="spellStart"/>
+      <w:proofErr w:type="gramStart"/>
+      <w:r>
+        <w:rPr>
+          <w:rFonts w:ascii="Courier New" w:eastAsia="Times New Roman" w:hAnsi="Courier New" w:cs="Courier New"/>
+          <w:color w:val="BCBEC4"/>
+          <w:kern w:val="0"/>
+          <w:lang w:eastAsia="en-IN"/>
+          <w14:ligatures w14:val="none"/>
+        </w:rPr>
+        <w:t>http.build</w:t>
+      </w:r>
+      <w:proofErr w:type="spellEnd"/>
+      <w:proofErr w:type="gramEnd"/>
+      <w:r>
+        <w:rPr>
+          <w:rFonts w:ascii="Courier New" w:eastAsia="Times New Roman" w:hAnsi="Courier New" w:cs="Courier New"/>
+          <w:color w:val="BCBEC4"/>
+          <w:kern w:val="0"/>
+          <w:lang w:eastAsia="en-IN"/>
+          <w14:ligatures w14:val="none"/>
+        </w:rPr>
+        <w:t>();</w:t>
       </w:r>
     </w:p>
     <w:p>
@@ -1848,7 +2622,33 @@
           <w:lang w:eastAsia="en-IN"/>
           <w14:ligatures w14:val="none"/>
         </w:rPr>
-        <w:t>Use your existing model.. That we have created earlier</w:t>
+        <w:t xml:space="preserve">Use your existing </w:t>
+      </w:r>
+      <w:proofErr w:type="gramStart"/>
+      <w:r>
+        <w:rPr>
+          <w:rFonts w:ascii="Arial" w:eastAsia="Times New Roman" w:hAnsi="Arial" w:cs="Arial"/>
+          <w:color w:val="000000"/>
+          <w:kern w:val="0"/>
+          <w:sz w:val="22"/>
+          <w:szCs w:val="22"/>
+          <w:lang w:eastAsia="en-IN"/>
+          <w14:ligatures w14:val="none"/>
+        </w:rPr>
+        <w:t>model..</w:t>
+      </w:r>
+      <w:proofErr w:type="gramEnd"/>
+      <w:r>
+        <w:rPr>
+          <w:rFonts w:ascii="Arial" w:eastAsia="Times New Roman" w:hAnsi="Arial" w:cs="Arial"/>
+          <w:color w:val="000000"/>
+          <w:kern w:val="0"/>
+          <w:sz w:val="22"/>
+          <w:szCs w:val="22"/>
+          <w:lang w:eastAsia="en-IN"/>
+          <w14:ligatures w14:val="none"/>
+        </w:rPr>
+        <w:t xml:space="preserve"> That we have created earlier</w:t>
       </w:r>
     </w:p>
     <w:p>
@@ -1991,15 +2791,27 @@
         </w:rPr>
         <w:t xml:space="preserve">private </w:t>
       </w:r>
-      <w:r>
-        <w:rPr>
-          <w:rFonts w:ascii="Courier New" w:eastAsia="Times New Roman" w:hAnsi="Courier New" w:cs="Courier New"/>
-          <w:color w:val="BCBEC4"/>
-          <w:kern w:val="0"/>
-          <w:lang w:eastAsia="en-IN"/>
-          <w14:ligatures w14:val="none"/>
-        </w:rPr>
-        <w:t>Long id;</w:t>
+      <w:proofErr w:type="gramStart"/>
+      <w:r>
+        <w:rPr>
+          <w:rFonts w:ascii="Courier New" w:eastAsia="Times New Roman" w:hAnsi="Courier New" w:cs="Courier New"/>
+          <w:color w:val="BCBEC4"/>
+          <w:kern w:val="0"/>
+          <w:lang w:eastAsia="en-IN"/>
+          <w14:ligatures w14:val="none"/>
+        </w:rPr>
+        <w:t>Long</w:t>
+      </w:r>
+      <w:proofErr w:type="gramEnd"/>
+      <w:r>
+        <w:rPr>
+          <w:rFonts w:ascii="Courier New" w:eastAsia="Times New Roman" w:hAnsi="Courier New" w:cs="Courier New"/>
+          <w:color w:val="BCBEC4"/>
+          <w:kern w:val="0"/>
+          <w:lang w:eastAsia="en-IN"/>
+          <w14:ligatures w14:val="none"/>
+        </w:rPr>
+        <w:t xml:space="preserve"> id;</w:t>
       </w:r>
     </w:p>
     <w:p>
@@ -2181,7 +2993,29 @@
           <w:lang w:eastAsia="en-IN"/>
           <w14:ligatures w14:val="none"/>
         </w:rPr>
-        <w:t xml:space="preserve"> Will be stored as BCrypt hash</w:t>
+        <w:t xml:space="preserve"> Will be stored as </w:t>
+      </w:r>
+      <w:proofErr w:type="spellStart"/>
+      <w:r>
+        <w:rPr>
+          <w:rFonts w:ascii="Courier New" w:eastAsia="Times New Roman" w:hAnsi="Courier New" w:cs="Courier New"/>
+          <w:color w:val="7A7E85"/>
+          <w:kern w:val="0"/>
+          <w:lang w:eastAsia="en-IN"/>
+          <w14:ligatures w14:val="none"/>
+        </w:rPr>
+        <w:t>BCrypt</w:t>
+      </w:r>
+      <w:proofErr w:type="spellEnd"/>
+      <w:r>
+        <w:rPr>
+          <w:rFonts w:ascii="Courier New" w:eastAsia="Times New Roman" w:hAnsi="Courier New" w:cs="Courier New"/>
+          <w:color w:val="7A7E85"/>
+          <w:kern w:val="0"/>
+          <w:lang w:eastAsia="en-IN"/>
+          <w14:ligatures w14:val="none"/>
+        </w:rPr>
+        <w:t xml:space="preserve"> hash</w:t>
       </w:r>
     </w:p>
     <w:p>
@@ -2356,30 +3190,10 @@
           <w:lang w:eastAsia="en-IN"/>
           <w14:ligatures w14:val="none"/>
         </w:rPr>
-        <w:t>Use bcryptpasswordencoder()</w:t>
-      </w:r>
-    </w:p>
-    <w:p>
-      <w:pPr>
-        <w:spacing w:after="0" w:line="240" w:lineRule="auto"/>
-        <w:rPr>
-          <w:rFonts w:ascii="Times New Roman" w:eastAsia="Times New Roman" w:hAnsi="Times New Roman" w:cs="Times New Roman"/>
-          <w:kern w:val="0"/>
-          <w:lang w:eastAsia="en-IN"/>
-          <w14:ligatures w14:val="none"/>
-        </w:rPr>
-      </w:pPr>
-    </w:p>
-    <w:p>
-      <w:pPr>
-        <w:spacing w:after="0" w:line="240" w:lineRule="auto"/>
-        <w:rPr>
-          <w:rFonts w:ascii="Times New Roman" w:eastAsia="Times New Roman" w:hAnsi="Times New Roman" w:cs="Times New Roman"/>
-          <w:kern w:val="0"/>
-          <w:lang w:eastAsia="en-IN"/>
-          <w14:ligatures w14:val="none"/>
-        </w:rPr>
-      </w:pPr>
+        <w:t xml:space="preserve">Use </w:t>
+      </w:r>
+      <w:proofErr w:type="spellStart"/>
+      <w:proofErr w:type="gramStart"/>
       <w:r>
         <w:rPr>
           <w:rFonts w:ascii="Arial" w:eastAsia="Times New Roman" w:hAnsi="Arial" w:cs="Arial"/>
@@ -2390,149 +3204,12 @@
           <w:lang w:eastAsia="en-IN"/>
           <w14:ligatures w14:val="none"/>
         </w:rPr>
-        <w:t>Like</w:t>
-      </w:r>
-    </w:p>
-    <w:p>
-      <w:pPr>
-        <w:spacing w:after="0" w:line="240" w:lineRule="auto"/>
-        <w:rPr>
-          <w:rFonts w:ascii="Times New Roman" w:eastAsia="Times New Roman" w:hAnsi="Times New Roman" w:cs="Times New Roman"/>
-          <w:kern w:val="0"/>
-          <w:lang w:eastAsia="en-IN"/>
-          <w14:ligatures w14:val="none"/>
-        </w:rPr>
-      </w:pPr>
-    </w:p>
-    <w:p>
-      <w:pPr>
-        <w:shd w:val="clear" w:color="auto" w:fill="191A1C"/>
-        <w:spacing w:after="0" w:line="240" w:lineRule="auto"/>
-        <w:rPr>
-          <w:rFonts w:ascii="Times New Roman" w:eastAsia="Times New Roman" w:hAnsi="Times New Roman" w:cs="Times New Roman"/>
-          <w:kern w:val="0"/>
-          <w:lang w:eastAsia="en-IN"/>
-          <w14:ligatures w14:val="none"/>
-        </w:rPr>
-      </w:pPr>
-      <w:r>
-        <w:rPr>
-          <w:rFonts w:ascii="Courier New" w:eastAsia="Times New Roman" w:hAnsi="Courier New" w:cs="Courier New"/>
-          <w:color w:val="BCBEC4"/>
-          <w:kern w:val="0"/>
-          <w:lang w:eastAsia="en-IN"/>
-          <w14:ligatures w14:val="none"/>
-        </w:rPr>
-        <w:t>@Bean</w:t>
-      </w:r>
-    </w:p>
-    <w:p>
-      <w:pPr>
-        <w:shd w:val="clear" w:color="auto" w:fill="191A1C"/>
-        <w:spacing w:after="0" w:line="240" w:lineRule="auto"/>
-        <w:rPr>
-          <w:rFonts w:ascii="Times New Roman" w:eastAsia="Times New Roman" w:hAnsi="Times New Roman" w:cs="Times New Roman"/>
-          <w:kern w:val="0"/>
-          <w:lang w:eastAsia="en-IN"/>
-          <w14:ligatures w14:val="none"/>
-        </w:rPr>
-      </w:pPr>
-      <w:r>
-        <w:rPr>
-          <w:rFonts w:ascii="Courier New" w:eastAsia="Times New Roman" w:hAnsi="Courier New" w:cs="Courier New"/>
-          <w:color w:val="CF8E6D"/>
-          <w:kern w:val="0"/>
-          <w:lang w:eastAsia="en-IN"/>
-          <w14:ligatures w14:val="none"/>
-        </w:rPr>
-        <w:t xml:space="preserve">public </w:t>
-      </w:r>
-      <w:r>
-        <w:rPr>
-          <w:rFonts w:ascii="Courier New" w:eastAsia="Times New Roman" w:hAnsi="Courier New" w:cs="Courier New"/>
-          <w:color w:val="BCBEC4"/>
-          <w:kern w:val="0"/>
-          <w:lang w:eastAsia="en-IN"/>
-          <w14:ligatures w14:val="none"/>
-        </w:rPr>
-        <w:t>PasswordEncoder passwordEncoder() {</w:t>
-      </w:r>
-    </w:p>
-    <w:p>
-      <w:pPr>
-        <w:shd w:val="clear" w:color="auto" w:fill="191A1C"/>
-        <w:spacing w:after="0" w:line="240" w:lineRule="auto"/>
-        <w:rPr>
-          <w:rFonts w:ascii="Times New Roman" w:eastAsia="Times New Roman" w:hAnsi="Times New Roman" w:cs="Times New Roman"/>
-          <w:kern w:val="0"/>
-          <w:lang w:eastAsia="en-IN"/>
-          <w14:ligatures w14:val="none"/>
-        </w:rPr>
-      </w:pPr>
-      <w:r>
-        <w:rPr>
-          <w:rFonts w:ascii="Courier New" w:eastAsia="Times New Roman" w:hAnsi="Courier New" w:cs="Courier New"/>
-          <w:color w:val="BCBEC4"/>
-          <w:kern w:val="0"/>
-          <w:lang w:eastAsia="en-IN"/>
-          <w14:ligatures w14:val="none"/>
-        </w:rPr>
-        <w:t>   </w:t>
-      </w:r>
-      <w:r>
-        <w:rPr>
-          <w:rFonts w:ascii="Courier New" w:eastAsia="Times New Roman" w:hAnsi="Courier New" w:cs="Courier New"/>
-          <w:color w:val="CF8E6D"/>
-          <w:kern w:val="0"/>
-          <w:lang w:eastAsia="en-IN"/>
-          <w14:ligatures w14:val="none"/>
-        </w:rPr>
-        <w:t xml:space="preserve">return new </w:t>
-      </w:r>
-      <w:r>
-        <w:rPr>
-          <w:rFonts w:ascii="Courier New" w:eastAsia="Times New Roman" w:hAnsi="Courier New" w:cs="Courier New"/>
-          <w:color w:val="BCBEC4"/>
-          <w:kern w:val="0"/>
-          <w:lang w:eastAsia="en-IN"/>
-          <w14:ligatures w14:val="none"/>
-        </w:rPr>
-        <w:t>BCryptPasswordEncoder(); }</w:t>
-      </w:r>
-    </w:p>
-    <w:p>
-      <w:pPr>
-        <w:spacing w:after="240" w:line="240" w:lineRule="auto"/>
-        <w:rPr>
-          <w:rFonts w:ascii="Times New Roman" w:eastAsia="Times New Roman" w:hAnsi="Times New Roman" w:cs="Times New Roman"/>
-          <w:kern w:val="0"/>
-          <w:lang w:eastAsia="en-IN"/>
-          <w14:ligatures w14:val="none"/>
-        </w:rPr>
-      </w:pPr>
-      <w:r>
-        <w:rPr>
-          <w:rFonts w:ascii="Times New Roman" w:eastAsia="Times New Roman" w:hAnsi="Times New Roman" w:cs="Times New Roman"/>
-          <w:kern w:val="0"/>
-          <w:lang w:eastAsia="en-IN"/>
-          <w14:ligatures w14:val="none"/>
-        </w:rPr>
-        <w:br/>
-      </w:r>
-    </w:p>
-    <w:p>
-      <w:pPr>
-        <w:spacing w:after="0" w:line="240" w:lineRule="auto"/>
-        <w:rPr>
-          <w:rFonts w:ascii="Times New Roman" w:eastAsia="Times New Roman" w:hAnsi="Times New Roman" w:cs="Times New Roman"/>
-          <w:kern w:val="0"/>
-          <w:lang w:eastAsia="en-IN"/>
-          <w14:ligatures w14:val="none"/>
-        </w:rPr>
-      </w:pPr>
-      <w:r>
-        <w:rPr>
-          <w:rFonts w:ascii="Segoe UI Emoji" w:eastAsia="Times New Roman" w:hAnsi="Segoe UI Emoji" w:cs="Segoe UI Emoji"/>
+        <w:t>bcryptpasswordencoder</w:t>
+      </w:r>
+      <w:proofErr w:type="spellEnd"/>
+      <w:r>
+        <w:rPr>
+          <w:rFonts w:ascii="Arial" w:eastAsia="Times New Roman" w:hAnsi="Arial" w:cs="Arial"/>
           <w:color w:val="000000"/>
           <w:kern w:val="0"/>
           <w:sz w:val="22"/>
@@ -2540,8 +3217,9 @@
           <w:lang w:eastAsia="en-IN"/>
           <w14:ligatures w14:val="none"/>
         </w:rPr>
-        <w:t>🔹</w:t>
-      </w:r>
+        <w:t>(</w:t>
+      </w:r>
+      <w:proofErr w:type="gramEnd"/>
       <w:r>
         <w:rPr>
           <w:rFonts w:ascii="Arial" w:eastAsia="Times New Roman" w:hAnsi="Arial" w:cs="Arial"/>
@@ -2552,6 +3230,284 @@
           <w:lang w:eastAsia="en-IN"/>
           <w14:ligatures w14:val="none"/>
         </w:rPr>
+        <w:t>)</w:t>
+      </w:r>
+    </w:p>
+    <w:p>
+      <w:pPr>
+        <w:spacing w:after="0" w:line="240" w:lineRule="auto"/>
+        <w:rPr>
+          <w:rFonts w:ascii="Times New Roman" w:eastAsia="Times New Roman" w:hAnsi="Times New Roman" w:cs="Times New Roman"/>
+          <w:kern w:val="0"/>
+          <w:lang w:eastAsia="en-IN"/>
+          <w14:ligatures w14:val="none"/>
+        </w:rPr>
+      </w:pPr>
+    </w:p>
+    <w:p>
+      <w:pPr>
+        <w:spacing w:after="0" w:line="240" w:lineRule="auto"/>
+        <w:rPr>
+          <w:rFonts w:ascii="Times New Roman" w:eastAsia="Times New Roman" w:hAnsi="Times New Roman" w:cs="Times New Roman"/>
+          <w:kern w:val="0"/>
+          <w:lang w:eastAsia="en-IN"/>
+          <w14:ligatures w14:val="none"/>
+        </w:rPr>
+      </w:pPr>
+      <w:r>
+        <w:rPr>
+          <w:rFonts w:ascii="Arial" w:eastAsia="Times New Roman" w:hAnsi="Arial" w:cs="Arial"/>
+          <w:color w:val="000000"/>
+          <w:kern w:val="0"/>
+          <w:sz w:val="22"/>
+          <w:szCs w:val="22"/>
+          <w:lang w:eastAsia="en-IN"/>
+          <w14:ligatures w14:val="none"/>
+        </w:rPr>
+        <w:t>Like</w:t>
+      </w:r>
+    </w:p>
+    <w:p>
+      <w:pPr>
+        <w:spacing w:after="0" w:line="240" w:lineRule="auto"/>
+        <w:rPr>
+          <w:rFonts w:ascii="Times New Roman" w:eastAsia="Times New Roman" w:hAnsi="Times New Roman" w:cs="Times New Roman"/>
+          <w:kern w:val="0"/>
+          <w:lang w:eastAsia="en-IN"/>
+          <w14:ligatures w14:val="none"/>
+        </w:rPr>
+      </w:pPr>
+    </w:p>
+    <w:p>
+      <w:pPr>
+        <w:shd w:val="clear" w:color="auto" w:fill="191A1C"/>
+        <w:spacing w:after="0" w:line="240" w:lineRule="auto"/>
+        <w:rPr>
+          <w:rFonts w:ascii="Times New Roman" w:eastAsia="Times New Roman" w:hAnsi="Times New Roman" w:cs="Times New Roman"/>
+          <w:kern w:val="0"/>
+          <w:lang w:eastAsia="en-IN"/>
+          <w14:ligatures w14:val="none"/>
+        </w:rPr>
+      </w:pPr>
+      <w:r>
+        <w:rPr>
+          <w:rFonts w:ascii="Courier New" w:eastAsia="Times New Roman" w:hAnsi="Courier New" w:cs="Courier New"/>
+          <w:color w:val="BCBEC4"/>
+          <w:kern w:val="0"/>
+          <w:lang w:eastAsia="en-IN"/>
+          <w14:ligatures w14:val="none"/>
+        </w:rPr>
+        <w:t>@Bean</w:t>
+      </w:r>
+    </w:p>
+    <w:p>
+      <w:pPr>
+        <w:shd w:val="clear" w:color="auto" w:fill="191A1C"/>
+        <w:spacing w:after="0" w:line="240" w:lineRule="auto"/>
+        <w:rPr>
+          <w:rFonts w:ascii="Times New Roman" w:eastAsia="Times New Roman" w:hAnsi="Times New Roman" w:cs="Times New Roman"/>
+          <w:kern w:val="0"/>
+          <w:lang w:eastAsia="en-IN"/>
+          <w14:ligatures w14:val="none"/>
+        </w:rPr>
+      </w:pPr>
+      <w:r>
+        <w:rPr>
+          <w:rFonts w:ascii="Courier New" w:eastAsia="Times New Roman" w:hAnsi="Courier New" w:cs="Courier New"/>
+          <w:color w:val="CF8E6D"/>
+          <w:kern w:val="0"/>
+          <w:lang w:eastAsia="en-IN"/>
+          <w14:ligatures w14:val="none"/>
+        </w:rPr>
+        <w:t xml:space="preserve">public </w:t>
+      </w:r>
+      <w:proofErr w:type="spellStart"/>
+      <w:r>
+        <w:rPr>
+          <w:rFonts w:ascii="Courier New" w:eastAsia="Times New Roman" w:hAnsi="Courier New" w:cs="Courier New"/>
+          <w:color w:val="BCBEC4"/>
+          <w:kern w:val="0"/>
+          <w:lang w:eastAsia="en-IN"/>
+          <w14:ligatures w14:val="none"/>
+        </w:rPr>
+        <w:t>PasswordEncoder</w:t>
+      </w:r>
+      <w:proofErr w:type="spellEnd"/>
+      <w:r>
+        <w:rPr>
+          <w:rFonts w:ascii="Courier New" w:eastAsia="Times New Roman" w:hAnsi="Courier New" w:cs="Courier New"/>
+          <w:color w:val="BCBEC4"/>
+          <w:kern w:val="0"/>
+          <w:lang w:eastAsia="en-IN"/>
+          <w14:ligatures w14:val="none"/>
+        </w:rPr>
+        <w:t xml:space="preserve"> </w:t>
+      </w:r>
+      <w:proofErr w:type="spellStart"/>
+      <w:proofErr w:type="gramStart"/>
+      <w:r>
+        <w:rPr>
+          <w:rFonts w:ascii="Courier New" w:eastAsia="Times New Roman" w:hAnsi="Courier New" w:cs="Courier New"/>
+          <w:color w:val="BCBEC4"/>
+          <w:kern w:val="0"/>
+          <w:lang w:eastAsia="en-IN"/>
+          <w14:ligatures w14:val="none"/>
+        </w:rPr>
+        <w:t>passwordEncoder</w:t>
+      </w:r>
+      <w:proofErr w:type="spellEnd"/>
+      <w:r>
+        <w:rPr>
+          <w:rFonts w:ascii="Courier New" w:eastAsia="Times New Roman" w:hAnsi="Courier New" w:cs="Courier New"/>
+          <w:color w:val="BCBEC4"/>
+          <w:kern w:val="0"/>
+          <w:lang w:eastAsia="en-IN"/>
+          <w14:ligatures w14:val="none"/>
+        </w:rPr>
+        <w:t>(</w:t>
+      </w:r>
+      <w:proofErr w:type="gramEnd"/>
+      <w:r>
+        <w:rPr>
+          <w:rFonts w:ascii="Courier New" w:eastAsia="Times New Roman" w:hAnsi="Courier New" w:cs="Courier New"/>
+          <w:color w:val="BCBEC4"/>
+          <w:kern w:val="0"/>
+          <w:lang w:eastAsia="en-IN"/>
+          <w14:ligatures w14:val="none"/>
+        </w:rPr>
+        <w:t>) {</w:t>
+      </w:r>
+    </w:p>
+    <w:p>
+      <w:pPr>
+        <w:shd w:val="clear" w:color="auto" w:fill="191A1C"/>
+        <w:spacing w:after="0" w:line="240" w:lineRule="auto"/>
+        <w:rPr>
+          <w:rFonts w:ascii="Times New Roman" w:eastAsia="Times New Roman" w:hAnsi="Times New Roman" w:cs="Times New Roman"/>
+          <w:kern w:val="0"/>
+          <w:lang w:eastAsia="en-IN"/>
+          <w14:ligatures w14:val="none"/>
+        </w:rPr>
+      </w:pPr>
+      <w:r>
+        <w:rPr>
+          <w:rFonts w:ascii="Courier New" w:eastAsia="Times New Roman" w:hAnsi="Courier New" w:cs="Courier New"/>
+          <w:color w:val="BCBEC4"/>
+          <w:kern w:val="0"/>
+          <w:lang w:eastAsia="en-IN"/>
+          <w14:ligatures w14:val="none"/>
+        </w:rPr>
+        <w:t>   </w:t>
+      </w:r>
+      <w:r>
+        <w:rPr>
+          <w:rFonts w:ascii="Courier New" w:eastAsia="Times New Roman" w:hAnsi="Courier New" w:cs="Courier New"/>
+          <w:color w:val="CF8E6D"/>
+          <w:kern w:val="0"/>
+          <w:lang w:eastAsia="en-IN"/>
+          <w14:ligatures w14:val="none"/>
+        </w:rPr>
+        <w:t xml:space="preserve">return new </w:t>
+      </w:r>
+      <w:proofErr w:type="spellStart"/>
+      <w:proofErr w:type="gramStart"/>
+      <w:r>
+        <w:rPr>
+          <w:rFonts w:ascii="Courier New" w:eastAsia="Times New Roman" w:hAnsi="Courier New" w:cs="Courier New"/>
+          <w:color w:val="BCBEC4"/>
+          <w:kern w:val="0"/>
+          <w:lang w:eastAsia="en-IN"/>
+          <w14:ligatures w14:val="none"/>
+        </w:rPr>
+        <w:t>BCryptPasswordEncoder</w:t>
+      </w:r>
+      <w:proofErr w:type="spellEnd"/>
+      <w:r>
+        <w:rPr>
+          <w:rFonts w:ascii="Courier New" w:eastAsia="Times New Roman" w:hAnsi="Courier New" w:cs="Courier New"/>
+          <w:color w:val="BCBEC4"/>
+          <w:kern w:val="0"/>
+          <w:lang w:eastAsia="en-IN"/>
+          <w14:ligatures w14:val="none"/>
+        </w:rPr>
+        <w:t>(</w:t>
+      </w:r>
+      <w:proofErr w:type="gramEnd"/>
+      <w:r>
+        <w:rPr>
+          <w:rFonts w:ascii="Courier New" w:eastAsia="Times New Roman" w:hAnsi="Courier New" w:cs="Courier New"/>
+          <w:color w:val="BCBEC4"/>
+          <w:kern w:val="0"/>
+          <w:lang w:eastAsia="en-IN"/>
+          <w14:ligatures w14:val="none"/>
+        </w:rPr>
+        <w:t>)</w:t>
+      </w:r>
+      <w:proofErr w:type="gramStart"/>
+      <w:r>
+        <w:rPr>
+          <w:rFonts w:ascii="Courier New" w:eastAsia="Times New Roman" w:hAnsi="Courier New" w:cs="Courier New"/>
+          <w:color w:val="BCBEC4"/>
+          <w:kern w:val="0"/>
+          <w:lang w:eastAsia="en-IN"/>
+          <w14:ligatures w14:val="none"/>
+        </w:rPr>
+        <w:t>; }</w:t>
+      </w:r>
+      <w:proofErr w:type="gramEnd"/>
+    </w:p>
+    <w:p>
+      <w:pPr>
+        <w:spacing w:after="240" w:line="240" w:lineRule="auto"/>
+        <w:rPr>
+          <w:rFonts w:ascii="Times New Roman" w:eastAsia="Times New Roman" w:hAnsi="Times New Roman" w:cs="Times New Roman"/>
+          <w:kern w:val="0"/>
+          <w:lang w:eastAsia="en-IN"/>
+          <w14:ligatures w14:val="none"/>
+        </w:rPr>
+      </w:pPr>
+      <w:r>
+        <w:rPr>
+          <w:rFonts w:ascii="Times New Roman" w:eastAsia="Times New Roman" w:hAnsi="Times New Roman" w:cs="Times New Roman"/>
+          <w:kern w:val="0"/>
+          <w:lang w:eastAsia="en-IN"/>
+          <w14:ligatures w14:val="none"/>
+        </w:rPr>
+        <w:br/>
+      </w:r>
+    </w:p>
+    <w:p>
+      <w:pPr>
+        <w:spacing w:after="0" w:line="240" w:lineRule="auto"/>
+        <w:rPr>
+          <w:rFonts w:ascii="Times New Roman" w:eastAsia="Times New Roman" w:hAnsi="Times New Roman" w:cs="Times New Roman"/>
+          <w:kern w:val="0"/>
+          <w:lang w:eastAsia="en-IN"/>
+          <w14:ligatures w14:val="none"/>
+        </w:rPr>
+      </w:pPr>
+      <w:r>
+        <w:rPr>
+          <w:rFonts w:ascii="Segoe UI Emoji" w:eastAsia="Times New Roman" w:hAnsi="Segoe UI Emoji" w:cs="Segoe UI Emoji"/>
+          <w:color w:val="000000"/>
+          <w:kern w:val="0"/>
+          <w:sz w:val="22"/>
+          <w:szCs w:val="22"/>
+          <w:lang w:eastAsia="en-IN"/>
+          <w14:ligatures w14:val="none"/>
+        </w:rPr>
+        <w:t>🔹</w:t>
+      </w:r>
+      <w:r>
+        <w:rPr>
+          <w:rFonts w:ascii="Arial" w:eastAsia="Times New Roman" w:hAnsi="Arial" w:cs="Arial"/>
+          <w:color w:val="000000"/>
+          <w:kern w:val="0"/>
+          <w:sz w:val="22"/>
+          <w:szCs w:val="22"/>
+          <w:lang w:eastAsia="en-IN"/>
+          <w14:ligatures w14:val="none"/>
+        </w:rPr>
         <w:t xml:space="preserve"> Step 6: JWT Utility</w:t>
       </w:r>
     </w:p>
@@ -2609,15 +3565,27 @@
         </w:rPr>
         <w:t xml:space="preserve">public class </w:t>
       </w:r>
-      <w:r>
-        <w:rPr>
-          <w:rFonts w:ascii="Courier New" w:eastAsia="Times New Roman" w:hAnsi="Courier New" w:cs="Courier New"/>
-          <w:color w:val="BCBEC4"/>
-          <w:kern w:val="0"/>
-          <w:lang w:eastAsia="en-IN"/>
-          <w14:ligatures w14:val="none"/>
-        </w:rPr>
-        <w:t>JwtUtil {</w:t>
+      <w:proofErr w:type="spellStart"/>
+      <w:r>
+        <w:rPr>
+          <w:rFonts w:ascii="Courier New" w:eastAsia="Times New Roman" w:hAnsi="Courier New" w:cs="Courier New"/>
+          <w:color w:val="BCBEC4"/>
+          <w:kern w:val="0"/>
+          <w:lang w:eastAsia="en-IN"/>
+          <w14:ligatures w14:val="none"/>
+        </w:rPr>
+        <w:t>JwtUtil</w:t>
+      </w:r>
+      <w:proofErr w:type="spellEnd"/>
+      <w:r>
+        <w:rPr>
+          <w:rFonts w:ascii="Courier New" w:eastAsia="Times New Roman" w:hAnsi="Courier New" w:cs="Courier New"/>
+          <w:color w:val="BCBEC4"/>
+          <w:kern w:val="0"/>
+          <w:lang w:eastAsia="en-IN"/>
+          <w14:ligatures w14:val="none"/>
+        </w:rPr>
+        <w:t xml:space="preserve"> {</w:t>
       </w:r>
     </w:p>
     <w:p>
@@ -2669,7 +3637,29 @@
           <w:lang w:eastAsia="en-IN"/>
           <w14:ligatures w14:val="none"/>
         </w:rPr>
-        <w:t>"mysecretkey"</w:t>
+        <w:t>"</w:t>
+      </w:r>
+      <w:proofErr w:type="spellStart"/>
+      <w:r>
+        <w:rPr>
+          <w:rFonts w:ascii="Courier New" w:eastAsia="Times New Roman" w:hAnsi="Courier New" w:cs="Courier New"/>
+          <w:color w:val="6AAB73"/>
+          <w:kern w:val="0"/>
+          <w:lang w:eastAsia="en-IN"/>
+          <w14:ligatures w14:val="none"/>
+        </w:rPr>
+        <w:t>mysecretkey</w:t>
+      </w:r>
+      <w:proofErr w:type="spellEnd"/>
+      <w:r>
+        <w:rPr>
+          <w:rFonts w:ascii="Courier New" w:eastAsia="Times New Roman" w:hAnsi="Courier New" w:cs="Courier New"/>
+          <w:color w:val="6AAB73"/>
+          <w:kern w:val="0"/>
+          <w:lang w:eastAsia="en-IN"/>
+          <w14:ligatures w14:val="none"/>
+        </w:rPr>
+        <w:t>"</w:t>
       </w:r>
       <w:r>
         <w:rPr>
@@ -2733,7 +3723,41 @@
           <w:lang w:eastAsia="en-IN"/>
           <w14:ligatures w14:val="none"/>
         </w:rPr>
-        <w:t>String generateToken(String username) {</w:t>
+        <w:t xml:space="preserve">String </w:t>
+      </w:r>
+      <w:proofErr w:type="spellStart"/>
+      <w:proofErr w:type="gramStart"/>
+      <w:r>
+        <w:rPr>
+          <w:rFonts w:ascii="Courier New" w:eastAsia="Times New Roman" w:hAnsi="Courier New" w:cs="Courier New"/>
+          <w:color w:val="BCBEC4"/>
+          <w:kern w:val="0"/>
+          <w:lang w:eastAsia="en-IN"/>
+          <w14:ligatures w14:val="none"/>
+        </w:rPr>
+        <w:t>generateToken</w:t>
+      </w:r>
+      <w:proofErr w:type="spellEnd"/>
+      <w:r>
+        <w:rPr>
+          <w:rFonts w:ascii="Courier New" w:eastAsia="Times New Roman" w:hAnsi="Courier New" w:cs="Courier New"/>
+          <w:color w:val="BCBEC4"/>
+          <w:kern w:val="0"/>
+          <w:lang w:eastAsia="en-IN"/>
+          <w14:ligatures w14:val="none"/>
+        </w:rPr>
+        <w:t>(</w:t>
+      </w:r>
+      <w:proofErr w:type="gramEnd"/>
+      <w:r>
+        <w:rPr>
+          <w:rFonts w:ascii="Courier New" w:eastAsia="Times New Roman" w:hAnsi="Courier New" w:cs="Courier New"/>
+          <w:color w:val="BCBEC4"/>
+          <w:kern w:val="0"/>
+          <w:lang w:eastAsia="en-IN"/>
+          <w14:ligatures w14:val="none"/>
+        </w:rPr>
+        <w:t>String username) {</w:t>
       </w:r>
     </w:p>
     <w:p>
@@ -2767,15 +3791,27 @@
         </w:rPr>
         <w:t xml:space="preserve">return </w:t>
       </w:r>
-      <w:r>
-        <w:rPr>
-          <w:rFonts w:ascii="Courier New" w:eastAsia="Times New Roman" w:hAnsi="Courier New" w:cs="Courier New"/>
-          <w:color w:val="BCBEC4"/>
-          <w:kern w:val="0"/>
-          <w:lang w:eastAsia="en-IN"/>
-          <w14:ligatures w14:val="none"/>
-        </w:rPr>
-        <w:t>Jwts.builder()</w:t>
+      <w:proofErr w:type="spellStart"/>
+      <w:r>
+        <w:rPr>
+          <w:rFonts w:ascii="Courier New" w:eastAsia="Times New Roman" w:hAnsi="Courier New" w:cs="Courier New"/>
+          <w:color w:val="BCBEC4"/>
+          <w:kern w:val="0"/>
+          <w:lang w:eastAsia="en-IN"/>
+          <w14:ligatures w14:val="none"/>
+        </w:rPr>
+        <w:t>Jwts.builder</w:t>
+      </w:r>
+      <w:proofErr w:type="spellEnd"/>
+      <w:r>
+        <w:rPr>
+          <w:rFonts w:ascii="Courier New" w:eastAsia="Times New Roman" w:hAnsi="Courier New" w:cs="Courier New"/>
+          <w:color w:val="BCBEC4"/>
+          <w:kern w:val="0"/>
+          <w:lang w:eastAsia="en-IN"/>
+          <w14:ligatures w14:val="none"/>
+        </w:rPr>
+        <w:t>()</w:t>
       </w:r>
     </w:p>
     <w:p>
@@ -2797,7 +3833,41 @@
           <w:lang w:eastAsia="en-IN"/>
           <w14:ligatures w14:val="none"/>
         </w:rPr>
-        <w:t>               .setSubject(username)</w:t>
+        <w:t>               </w:t>
+      </w:r>
+      <w:proofErr w:type="gramStart"/>
+      <w:r>
+        <w:rPr>
+          <w:rFonts w:ascii="Courier New" w:eastAsia="Times New Roman" w:hAnsi="Courier New" w:cs="Courier New"/>
+          <w:color w:val="BCBEC4"/>
+          <w:kern w:val="0"/>
+          <w:lang w:eastAsia="en-IN"/>
+          <w14:ligatures w14:val="none"/>
+        </w:rPr>
+        <w:t>.</w:t>
+      </w:r>
+      <w:proofErr w:type="spellStart"/>
+      <w:r>
+        <w:rPr>
+          <w:rFonts w:ascii="Courier New" w:eastAsia="Times New Roman" w:hAnsi="Courier New" w:cs="Courier New"/>
+          <w:color w:val="BCBEC4"/>
+          <w:kern w:val="0"/>
+          <w:lang w:eastAsia="en-IN"/>
+          <w14:ligatures w14:val="none"/>
+        </w:rPr>
+        <w:t>setSubject</w:t>
+      </w:r>
+      <w:proofErr w:type="spellEnd"/>
+      <w:proofErr w:type="gramEnd"/>
+      <w:r>
+        <w:rPr>
+          <w:rFonts w:ascii="Courier New" w:eastAsia="Times New Roman" w:hAnsi="Courier New" w:cs="Courier New"/>
+          <w:color w:val="BCBEC4"/>
+          <w:kern w:val="0"/>
+          <w:lang w:eastAsia="en-IN"/>
+          <w14:ligatures w14:val="none"/>
+        </w:rPr>
+        <w:t>(username)</w:t>
       </w:r>
     </w:p>
     <w:p>
@@ -2819,7 +3889,41 @@
           <w:lang w:eastAsia="en-IN"/>
           <w14:ligatures w14:val="none"/>
         </w:rPr>
-        <w:t>               .setIssuedAt(</w:t>
+        <w:t>               </w:t>
+      </w:r>
+      <w:proofErr w:type="gramStart"/>
+      <w:r>
+        <w:rPr>
+          <w:rFonts w:ascii="Courier New" w:eastAsia="Times New Roman" w:hAnsi="Courier New" w:cs="Courier New"/>
+          <w:color w:val="BCBEC4"/>
+          <w:kern w:val="0"/>
+          <w:lang w:eastAsia="en-IN"/>
+          <w14:ligatures w14:val="none"/>
+        </w:rPr>
+        <w:t>.</w:t>
+      </w:r>
+      <w:proofErr w:type="spellStart"/>
+      <w:r>
+        <w:rPr>
+          <w:rFonts w:ascii="Courier New" w:eastAsia="Times New Roman" w:hAnsi="Courier New" w:cs="Courier New"/>
+          <w:color w:val="BCBEC4"/>
+          <w:kern w:val="0"/>
+          <w:lang w:eastAsia="en-IN"/>
+          <w14:ligatures w14:val="none"/>
+        </w:rPr>
+        <w:t>setIssuedAt</w:t>
+      </w:r>
+      <w:proofErr w:type="spellEnd"/>
+      <w:proofErr w:type="gramEnd"/>
+      <w:r>
+        <w:rPr>
+          <w:rFonts w:ascii="Courier New" w:eastAsia="Times New Roman" w:hAnsi="Courier New" w:cs="Courier New"/>
+          <w:color w:val="BCBEC4"/>
+          <w:kern w:val="0"/>
+          <w:lang w:eastAsia="en-IN"/>
+          <w14:ligatures w14:val="none"/>
+        </w:rPr>
+        <w:t>(</w:t>
       </w:r>
       <w:r>
         <w:rPr>
@@ -2831,15 +3935,27 @@
         </w:rPr>
         <w:t xml:space="preserve">new </w:t>
       </w:r>
-      <w:r>
-        <w:rPr>
-          <w:rFonts w:ascii="Courier New" w:eastAsia="Times New Roman" w:hAnsi="Courier New" w:cs="Courier New"/>
-          <w:color w:val="BCBEC4"/>
-          <w:kern w:val="0"/>
-          <w:lang w:eastAsia="en-IN"/>
-          <w14:ligatures w14:val="none"/>
-        </w:rPr>
-        <w:t>Date())</w:t>
+      <w:proofErr w:type="gramStart"/>
+      <w:r>
+        <w:rPr>
+          <w:rFonts w:ascii="Courier New" w:eastAsia="Times New Roman" w:hAnsi="Courier New" w:cs="Courier New"/>
+          <w:color w:val="BCBEC4"/>
+          <w:kern w:val="0"/>
+          <w:lang w:eastAsia="en-IN"/>
+          <w14:ligatures w14:val="none"/>
+        </w:rPr>
+        <w:t>Date(</w:t>
+      </w:r>
+      <w:proofErr w:type="gramEnd"/>
+      <w:r>
+        <w:rPr>
+          <w:rFonts w:ascii="Courier New" w:eastAsia="Times New Roman" w:hAnsi="Courier New" w:cs="Courier New"/>
+          <w:color w:val="BCBEC4"/>
+          <w:kern w:val="0"/>
+          <w:lang w:eastAsia="en-IN"/>
+          <w14:ligatures w14:val="none"/>
+        </w:rPr>
+        <w:t>))</w:t>
       </w:r>
     </w:p>
     <w:p>
@@ -2861,7 +3977,41 @@
           <w:lang w:eastAsia="en-IN"/>
           <w14:ligatures w14:val="none"/>
         </w:rPr>
-        <w:t>               .setExpiration(</w:t>
+        <w:t>               </w:t>
+      </w:r>
+      <w:proofErr w:type="gramStart"/>
+      <w:r>
+        <w:rPr>
+          <w:rFonts w:ascii="Courier New" w:eastAsia="Times New Roman" w:hAnsi="Courier New" w:cs="Courier New"/>
+          <w:color w:val="BCBEC4"/>
+          <w:kern w:val="0"/>
+          <w:lang w:eastAsia="en-IN"/>
+          <w14:ligatures w14:val="none"/>
+        </w:rPr>
+        <w:t>.</w:t>
+      </w:r>
+      <w:proofErr w:type="spellStart"/>
+      <w:r>
+        <w:rPr>
+          <w:rFonts w:ascii="Courier New" w:eastAsia="Times New Roman" w:hAnsi="Courier New" w:cs="Courier New"/>
+          <w:color w:val="BCBEC4"/>
+          <w:kern w:val="0"/>
+          <w:lang w:eastAsia="en-IN"/>
+          <w14:ligatures w14:val="none"/>
+        </w:rPr>
+        <w:t>setExpiration</w:t>
+      </w:r>
+      <w:proofErr w:type="spellEnd"/>
+      <w:proofErr w:type="gramEnd"/>
+      <w:r>
+        <w:rPr>
+          <w:rFonts w:ascii="Courier New" w:eastAsia="Times New Roman" w:hAnsi="Courier New" w:cs="Courier New"/>
+          <w:color w:val="BCBEC4"/>
+          <w:kern w:val="0"/>
+          <w:lang w:eastAsia="en-IN"/>
+          <w14:ligatures w14:val="none"/>
+        </w:rPr>
+        <w:t>(</w:t>
       </w:r>
       <w:r>
         <w:rPr>
@@ -2873,15 +4023,39 @@
         </w:rPr>
         <w:t xml:space="preserve">new </w:t>
       </w:r>
-      <w:r>
-        <w:rPr>
-          <w:rFonts w:ascii="Courier New" w:eastAsia="Times New Roman" w:hAnsi="Courier New" w:cs="Courier New"/>
-          <w:color w:val="BCBEC4"/>
-          <w:kern w:val="0"/>
-          <w:lang w:eastAsia="en-IN"/>
-          <w14:ligatures w14:val="none"/>
-        </w:rPr>
-        <w:t xml:space="preserve">Date(System.currentTimeMillis() + </w:t>
+      <w:proofErr w:type="gramStart"/>
+      <w:r>
+        <w:rPr>
+          <w:rFonts w:ascii="Courier New" w:eastAsia="Times New Roman" w:hAnsi="Courier New" w:cs="Courier New"/>
+          <w:color w:val="BCBEC4"/>
+          <w:kern w:val="0"/>
+          <w:lang w:eastAsia="en-IN"/>
+          <w14:ligatures w14:val="none"/>
+        </w:rPr>
+        <w:t>Date(</w:t>
+      </w:r>
+      <w:proofErr w:type="spellStart"/>
+      <w:proofErr w:type="gramEnd"/>
+      <w:r>
+        <w:rPr>
+          <w:rFonts w:ascii="Courier New" w:eastAsia="Times New Roman" w:hAnsi="Courier New" w:cs="Courier New"/>
+          <w:color w:val="BCBEC4"/>
+          <w:kern w:val="0"/>
+          <w:lang w:eastAsia="en-IN"/>
+          <w14:ligatures w14:val="none"/>
+        </w:rPr>
+        <w:t>System.currentTimeMillis</w:t>
+      </w:r>
+      <w:proofErr w:type="spellEnd"/>
+      <w:r>
+        <w:rPr>
+          <w:rFonts w:ascii="Courier New" w:eastAsia="Times New Roman" w:hAnsi="Courier New" w:cs="Courier New"/>
+          <w:color w:val="BCBEC4"/>
+          <w:kern w:val="0"/>
+          <w:lang w:eastAsia="en-IN"/>
+          <w14:ligatures w14:val="none"/>
+        </w:rPr>
+        <w:t xml:space="preserve">() + </w:t>
       </w:r>
       <w:r>
         <w:rPr>
@@ -2975,15 +4149,39 @@
         </w:rPr>
         <w:t>               </w:t>
       </w:r>
-      <w:r>
-        <w:rPr>
-          <w:rFonts w:ascii="Courier New" w:eastAsia="Times New Roman" w:hAnsi="Courier New" w:cs="Courier New"/>
-          <w:color w:val="BCBEC4"/>
-          <w:kern w:val="0"/>
-          <w:lang w:eastAsia="en-IN"/>
-          <w14:ligatures w14:val="none"/>
-        </w:rPr>
-        <w:t>.signWith(SignatureAlgorithm.HS256, SECRET)</w:t>
+      <w:proofErr w:type="gramStart"/>
+      <w:r>
+        <w:rPr>
+          <w:rFonts w:ascii="Courier New" w:eastAsia="Times New Roman" w:hAnsi="Courier New" w:cs="Courier New"/>
+          <w:color w:val="BCBEC4"/>
+          <w:kern w:val="0"/>
+          <w:lang w:eastAsia="en-IN"/>
+          <w14:ligatures w14:val="none"/>
+        </w:rPr>
+        <w:t>.</w:t>
+      </w:r>
+      <w:proofErr w:type="spellStart"/>
+      <w:r>
+        <w:rPr>
+          <w:rFonts w:ascii="Courier New" w:eastAsia="Times New Roman" w:hAnsi="Courier New" w:cs="Courier New"/>
+          <w:color w:val="BCBEC4"/>
+          <w:kern w:val="0"/>
+          <w:lang w:eastAsia="en-IN"/>
+          <w14:ligatures w14:val="none"/>
+        </w:rPr>
+        <w:t>signWith</w:t>
+      </w:r>
+      <w:proofErr w:type="spellEnd"/>
+      <w:proofErr w:type="gramEnd"/>
+      <w:r>
+        <w:rPr>
+          <w:rFonts w:ascii="Courier New" w:eastAsia="Times New Roman" w:hAnsi="Courier New" w:cs="Courier New"/>
+          <w:color w:val="BCBEC4"/>
+          <w:kern w:val="0"/>
+          <w:lang w:eastAsia="en-IN"/>
+          <w14:ligatures w14:val="none"/>
+        </w:rPr>
+        <w:t>(SignatureAlgorithm.HS256, SECRET)</w:t>
       </w:r>
     </w:p>
     <w:p>
@@ -3005,7 +4203,29 @@
           <w:lang w:eastAsia="en-IN"/>
           <w14:ligatures w14:val="none"/>
         </w:rPr>
-        <w:t>               .compact();</w:t>
+        <w:t>               </w:t>
+      </w:r>
+      <w:proofErr w:type="gramStart"/>
+      <w:r>
+        <w:rPr>
+          <w:rFonts w:ascii="Courier New" w:eastAsia="Times New Roman" w:hAnsi="Courier New" w:cs="Courier New"/>
+          <w:color w:val="BCBEC4"/>
+          <w:kern w:val="0"/>
+          <w:lang w:eastAsia="en-IN"/>
+          <w14:ligatures w14:val="none"/>
+        </w:rPr>
+        <w:t>.compact</w:t>
+      </w:r>
+      <w:proofErr w:type="gramEnd"/>
+      <w:r>
+        <w:rPr>
+          <w:rFonts w:ascii="Courier New" w:eastAsia="Times New Roman" w:hAnsi="Courier New" w:cs="Courier New"/>
+          <w:color w:val="BCBEC4"/>
+          <w:kern w:val="0"/>
+          <w:lang w:eastAsia="en-IN"/>
+          <w14:ligatures w14:val="none"/>
+        </w:rPr>
+        <w:t>();</w:t>
       </w:r>
     </w:p>
     <w:p>
@@ -3081,7 +4301,41 @@
           <w:lang w:eastAsia="en-IN"/>
           <w14:ligatures w14:val="none"/>
         </w:rPr>
-        <w:t>String extractUsername(String token) {</w:t>
+        <w:t xml:space="preserve">String </w:t>
+      </w:r>
+      <w:proofErr w:type="spellStart"/>
+      <w:proofErr w:type="gramStart"/>
+      <w:r>
+        <w:rPr>
+          <w:rFonts w:ascii="Courier New" w:eastAsia="Times New Roman" w:hAnsi="Courier New" w:cs="Courier New"/>
+          <w:color w:val="BCBEC4"/>
+          <w:kern w:val="0"/>
+          <w:lang w:eastAsia="en-IN"/>
+          <w14:ligatures w14:val="none"/>
+        </w:rPr>
+        <w:t>extractUsername</w:t>
+      </w:r>
+      <w:proofErr w:type="spellEnd"/>
+      <w:r>
+        <w:rPr>
+          <w:rFonts w:ascii="Courier New" w:eastAsia="Times New Roman" w:hAnsi="Courier New" w:cs="Courier New"/>
+          <w:color w:val="BCBEC4"/>
+          <w:kern w:val="0"/>
+          <w:lang w:eastAsia="en-IN"/>
+          <w14:ligatures w14:val="none"/>
+        </w:rPr>
+        <w:t>(</w:t>
+      </w:r>
+      <w:proofErr w:type="gramEnd"/>
+      <w:r>
+        <w:rPr>
+          <w:rFonts w:ascii="Courier New" w:eastAsia="Times New Roman" w:hAnsi="Courier New" w:cs="Courier New"/>
+          <w:color w:val="BCBEC4"/>
+          <w:kern w:val="0"/>
+          <w:lang w:eastAsia="en-IN"/>
+          <w14:ligatures w14:val="none"/>
+        </w:rPr>
+        <w:t>String token) {</w:t>
       </w:r>
     </w:p>
     <w:p>
@@ -3115,15 +4369,61 @@
         </w:rPr>
         <w:t xml:space="preserve">return </w:t>
       </w:r>
-      <w:r>
-        <w:rPr>
-          <w:rFonts w:ascii="Courier New" w:eastAsia="Times New Roman" w:hAnsi="Courier New" w:cs="Courier New"/>
-          <w:color w:val="BCBEC4"/>
-          <w:kern w:val="0"/>
-          <w:lang w:eastAsia="en-IN"/>
-          <w14:ligatures w14:val="none"/>
-        </w:rPr>
-        <w:t>Jwts.parser().setSigningKey(SECRET)</w:t>
+      <w:proofErr w:type="spellStart"/>
+      <w:r>
+        <w:rPr>
+          <w:rFonts w:ascii="Courier New" w:eastAsia="Times New Roman" w:hAnsi="Courier New" w:cs="Courier New"/>
+          <w:color w:val="BCBEC4"/>
+          <w:kern w:val="0"/>
+          <w:lang w:eastAsia="en-IN"/>
+          <w14:ligatures w14:val="none"/>
+        </w:rPr>
+        <w:t>Jwts.parser</w:t>
+      </w:r>
+      <w:proofErr w:type="spellEnd"/>
+      <w:r>
+        <w:rPr>
+          <w:rFonts w:ascii="Courier New" w:eastAsia="Times New Roman" w:hAnsi="Courier New" w:cs="Courier New"/>
+          <w:color w:val="BCBEC4"/>
+          <w:kern w:val="0"/>
+          <w:lang w:eastAsia="en-IN"/>
+          <w14:ligatures w14:val="none"/>
+        </w:rPr>
+        <w:t>(</w:t>
+      </w:r>
+      <w:proofErr w:type="gramStart"/>
+      <w:r>
+        <w:rPr>
+          <w:rFonts w:ascii="Courier New" w:eastAsia="Times New Roman" w:hAnsi="Courier New" w:cs="Courier New"/>
+          <w:color w:val="BCBEC4"/>
+          <w:kern w:val="0"/>
+          <w:lang w:eastAsia="en-IN"/>
+          <w14:ligatures w14:val="none"/>
+        </w:rPr>
+        <w:t>).</w:t>
+      </w:r>
+      <w:proofErr w:type="spellStart"/>
+      <w:r>
+        <w:rPr>
+          <w:rFonts w:ascii="Courier New" w:eastAsia="Times New Roman" w:hAnsi="Courier New" w:cs="Courier New"/>
+          <w:color w:val="BCBEC4"/>
+          <w:kern w:val="0"/>
+          <w:lang w:eastAsia="en-IN"/>
+          <w14:ligatures w14:val="none"/>
+        </w:rPr>
+        <w:t>setSigningKey</w:t>
+      </w:r>
+      <w:proofErr w:type="spellEnd"/>
+      <w:proofErr w:type="gramEnd"/>
+      <w:r>
+        <w:rPr>
+          <w:rFonts w:ascii="Courier New" w:eastAsia="Times New Roman" w:hAnsi="Courier New" w:cs="Courier New"/>
+          <w:color w:val="BCBEC4"/>
+          <w:kern w:val="0"/>
+          <w:lang w:eastAsia="en-IN"/>
+          <w14:ligatures w14:val="none"/>
+        </w:rPr>
+        <w:t>(SECRET)</w:t>
       </w:r>
     </w:p>
     <w:p>
@@ -3145,7 +4445,109 @@
           <w:lang w:eastAsia="en-IN"/>
           <w14:ligatures w14:val="none"/>
         </w:rPr>
-        <w:t>               .parseClaimsJws(token).getBody().getSubject();</w:t>
+        <w:t>               </w:t>
+      </w:r>
+      <w:proofErr w:type="gramStart"/>
+      <w:r>
+        <w:rPr>
+          <w:rFonts w:ascii="Courier New" w:eastAsia="Times New Roman" w:hAnsi="Courier New" w:cs="Courier New"/>
+          <w:color w:val="BCBEC4"/>
+          <w:kern w:val="0"/>
+          <w:lang w:eastAsia="en-IN"/>
+          <w14:ligatures w14:val="none"/>
+        </w:rPr>
+        <w:t>.</w:t>
+      </w:r>
+      <w:proofErr w:type="spellStart"/>
+      <w:r>
+        <w:rPr>
+          <w:rFonts w:ascii="Courier New" w:eastAsia="Times New Roman" w:hAnsi="Courier New" w:cs="Courier New"/>
+          <w:color w:val="BCBEC4"/>
+          <w:kern w:val="0"/>
+          <w:lang w:eastAsia="en-IN"/>
+          <w14:ligatures w14:val="none"/>
+        </w:rPr>
+        <w:t>parseClaimsJws</w:t>
+      </w:r>
+      <w:proofErr w:type="spellEnd"/>
+      <w:proofErr w:type="gramEnd"/>
+      <w:r>
+        <w:rPr>
+          <w:rFonts w:ascii="Courier New" w:eastAsia="Times New Roman" w:hAnsi="Courier New" w:cs="Courier New"/>
+          <w:color w:val="BCBEC4"/>
+          <w:kern w:val="0"/>
+          <w:lang w:eastAsia="en-IN"/>
+          <w14:ligatures w14:val="none"/>
+        </w:rPr>
+        <w:t>(token</w:t>
+      </w:r>
+      <w:proofErr w:type="gramStart"/>
+      <w:r>
+        <w:rPr>
+          <w:rFonts w:ascii="Courier New" w:eastAsia="Times New Roman" w:hAnsi="Courier New" w:cs="Courier New"/>
+          <w:color w:val="BCBEC4"/>
+          <w:kern w:val="0"/>
+          <w:lang w:eastAsia="en-IN"/>
+          <w14:ligatures w14:val="none"/>
+        </w:rPr>
+        <w:t>).</w:t>
+      </w:r>
+      <w:proofErr w:type="spellStart"/>
+      <w:r>
+        <w:rPr>
+          <w:rFonts w:ascii="Courier New" w:eastAsia="Times New Roman" w:hAnsi="Courier New" w:cs="Courier New"/>
+          <w:color w:val="BCBEC4"/>
+          <w:kern w:val="0"/>
+          <w:lang w:eastAsia="en-IN"/>
+          <w14:ligatures w14:val="none"/>
+        </w:rPr>
+        <w:t>getBody</w:t>
+      </w:r>
+      <w:proofErr w:type="spellEnd"/>
+      <w:proofErr w:type="gramEnd"/>
+      <w:r>
+        <w:rPr>
+          <w:rFonts w:ascii="Courier New" w:eastAsia="Times New Roman" w:hAnsi="Courier New" w:cs="Courier New"/>
+          <w:color w:val="BCBEC4"/>
+          <w:kern w:val="0"/>
+          <w:lang w:eastAsia="en-IN"/>
+          <w14:ligatures w14:val="none"/>
+        </w:rPr>
+        <w:t>(</w:t>
+      </w:r>
+      <w:proofErr w:type="gramStart"/>
+      <w:r>
+        <w:rPr>
+          <w:rFonts w:ascii="Courier New" w:eastAsia="Times New Roman" w:hAnsi="Courier New" w:cs="Courier New"/>
+          <w:color w:val="BCBEC4"/>
+          <w:kern w:val="0"/>
+          <w:lang w:eastAsia="en-IN"/>
+          <w14:ligatures w14:val="none"/>
+        </w:rPr>
+        <w:t>).</w:t>
+      </w:r>
+      <w:proofErr w:type="spellStart"/>
+      <w:r>
+        <w:rPr>
+          <w:rFonts w:ascii="Courier New" w:eastAsia="Times New Roman" w:hAnsi="Courier New" w:cs="Courier New"/>
+          <w:color w:val="BCBEC4"/>
+          <w:kern w:val="0"/>
+          <w:lang w:eastAsia="en-IN"/>
+          <w14:ligatures w14:val="none"/>
+        </w:rPr>
+        <w:t>getSubject</w:t>
+      </w:r>
+      <w:proofErr w:type="spellEnd"/>
+      <w:proofErr w:type="gramEnd"/>
+      <w:r>
+        <w:rPr>
+          <w:rFonts w:ascii="Courier New" w:eastAsia="Times New Roman" w:hAnsi="Courier New" w:cs="Courier New"/>
+          <w:color w:val="BCBEC4"/>
+          <w:kern w:val="0"/>
+          <w:lang w:eastAsia="en-IN"/>
+          <w14:ligatures w14:val="none"/>
+        </w:rPr>
+        <w:t>();</w:t>
       </w:r>
     </w:p>
     <w:p>
@@ -3270,7 +4672,59 @@
           <w:lang w:eastAsia="en-IN"/>
           <w14:ligatures w14:val="none"/>
         </w:rPr>
-        <w:t>Use ur usercontroller here</w:t>
+        <w:t xml:space="preserve">Use </w:t>
+      </w:r>
+      <w:proofErr w:type="spellStart"/>
+      <w:r>
+        <w:rPr>
+          <w:rFonts w:ascii="Arial" w:eastAsia="Times New Roman" w:hAnsi="Arial" w:cs="Arial"/>
+          <w:color w:val="000000"/>
+          <w:kern w:val="0"/>
+          <w:sz w:val="22"/>
+          <w:szCs w:val="22"/>
+          <w:lang w:eastAsia="en-IN"/>
+          <w14:ligatures w14:val="none"/>
+        </w:rPr>
+        <w:t>ur</w:t>
+      </w:r>
+      <w:proofErr w:type="spellEnd"/>
+      <w:r>
+        <w:rPr>
+          <w:rFonts w:ascii="Arial" w:eastAsia="Times New Roman" w:hAnsi="Arial" w:cs="Arial"/>
+          <w:color w:val="000000"/>
+          <w:kern w:val="0"/>
+          <w:sz w:val="22"/>
+          <w:szCs w:val="22"/>
+          <w:lang w:eastAsia="en-IN"/>
+          <w14:ligatures w14:val="none"/>
+        </w:rPr>
+        <w:t xml:space="preserve"> </w:t>
+      </w:r>
+      <w:proofErr w:type="spellStart"/>
+      <w:r>
+        <w:rPr>
+          <w:rFonts w:ascii="Arial" w:eastAsia="Times New Roman" w:hAnsi="Arial" w:cs="Arial"/>
+          <w:color w:val="000000"/>
+          <w:kern w:val="0"/>
+          <w:sz w:val="22"/>
+          <w:szCs w:val="22"/>
+          <w:lang w:eastAsia="en-IN"/>
+          <w14:ligatures w14:val="none"/>
+        </w:rPr>
+        <w:t>usercontroller</w:t>
+      </w:r>
+      <w:proofErr w:type="spellEnd"/>
+      <w:r>
+        <w:rPr>
+          <w:rFonts w:ascii="Arial" w:eastAsia="Times New Roman" w:hAnsi="Arial" w:cs="Arial"/>
+          <w:color w:val="000000"/>
+          <w:kern w:val="0"/>
+          <w:sz w:val="22"/>
+          <w:szCs w:val="22"/>
+          <w:lang w:eastAsia="en-IN"/>
+          <w14:ligatures w14:val="none"/>
+        </w:rPr>
+        <w:t xml:space="preserve"> here</w:t>
       </w:r>
     </w:p>
     <w:p>
@@ -3381,15 +4835,27 @@
         </w:rPr>
         <w:t xml:space="preserve">public class </w:t>
       </w:r>
-      <w:r>
-        <w:rPr>
-          <w:rFonts w:ascii="Courier New" w:eastAsia="Times New Roman" w:hAnsi="Courier New" w:cs="Courier New"/>
-          <w:color w:val="BCBEC4"/>
-          <w:kern w:val="0"/>
-          <w:lang w:eastAsia="en-IN"/>
-          <w14:ligatures w14:val="none"/>
-        </w:rPr>
-        <w:t>UserController {</w:t>
+      <w:proofErr w:type="spellStart"/>
+      <w:r>
+        <w:rPr>
+          <w:rFonts w:ascii="Courier New" w:eastAsia="Times New Roman" w:hAnsi="Courier New" w:cs="Courier New"/>
+          <w:color w:val="BCBEC4"/>
+          <w:kern w:val="0"/>
+          <w:lang w:eastAsia="en-IN"/>
+          <w14:ligatures w14:val="none"/>
+        </w:rPr>
+        <w:t>UserController</w:t>
+      </w:r>
+      <w:proofErr w:type="spellEnd"/>
+      <w:r>
+        <w:rPr>
+          <w:rFonts w:ascii="Courier New" w:eastAsia="Times New Roman" w:hAnsi="Courier New" w:cs="Courier New"/>
+          <w:color w:val="BCBEC4"/>
+          <w:kern w:val="0"/>
+          <w:lang w:eastAsia="en-IN"/>
+          <w14:ligatures w14:val="none"/>
+        </w:rPr>
+        <w:t xml:space="preserve"> {</w:t>
       </w:r>
     </w:p>
     <w:p>
@@ -3435,15 +4901,49 @@
         </w:rPr>
         <w:t xml:space="preserve">private </w:t>
       </w:r>
-      <w:r>
-        <w:rPr>
-          <w:rFonts w:ascii="Courier New" w:eastAsia="Times New Roman" w:hAnsi="Courier New" w:cs="Courier New"/>
-          <w:color w:val="BCBEC4"/>
-          <w:kern w:val="0"/>
-          <w:lang w:eastAsia="en-IN"/>
-          <w14:ligatures w14:val="none"/>
-        </w:rPr>
-        <w:t>JwtUtil jwtUtil;</w:t>
+      <w:proofErr w:type="spellStart"/>
+      <w:r>
+        <w:rPr>
+          <w:rFonts w:ascii="Courier New" w:eastAsia="Times New Roman" w:hAnsi="Courier New" w:cs="Courier New"/>
+          <w:color w:val="BCBEC4"/>
+          <w:kern w:val="0"/>
+          <w:lang w:eastAsia="en-IN"/>
+          <w14:ligatures w14:val="none"/>
+        </w:rPr>
+        <w:t>JwtUtil</w:t>
+      </w:r>
+      <w:proofErr w:type="spellEnd"/>
+      <w:r>
+        <w:rPr>
+          <w:rFonts w:ascii="Courier New" w:eastAsia="Times New Roman" w:hAnsi="Courier New" w:cs="Courier New"/>
+          <w:color w:val="BCBEC4"/>
+          <w:kern w:val="0"/>
+          <w:lang w:eastAsia="en-IN"/>
+          <w14:ligatures w14:val="none"/>
+        </w:rPr>
+        <w:t xml:space="preserve"> </w:t>
+      </w:r>
+      <w:proofErr w:type="spellStart"/>
+      <w:r>
+        <w:rPr>
+          <w:rFonts w:ascii="Courier New" w:eastAsia="Times New Roman" w:hAnsi="Courier New" w:cs="Courier New"/>
+          <w:color w:val="BCBEC4"/>
+          <w:kern w:val="0"/>
+          <w:lang w:eastAsia="en-IN"/>
+          <w14:ligatures w14:val="none"/>
+        </w:rPr>
+        <w:t>jwtUtil</w:t>
+      </w:r>
+      <w:proofErr w:type="spellEnd"/>
+      <w:r>
+        <w:rPr>
+          <w:rFonts w:ascii="Courier New" w:eastAsia="Times New Roman" w:hAnsi="Courier New" w:cs="Courier New"/>
+          <w:color w:val="BCBEC4"/>
+          <w:kern w:val="0"/>
+          <w:lang w:eastAsia="en-IN"/>
+          <w14:ligatures w14:val="none"/>
+        </w:rPr>
+        <w:t>;</w:t>
       </w:r>
     </w:p>
     <w:p>
@@ -3539,7 +5039,41 @@
           <w:lang w:eastAsia="en-IN"/>
           <w14:ligatures w14:val="none"/>
         </w:rPr>
-        <w:t>String publicHello() {</w:t>
+        <w:t xml:space="preserve">String </w:t>
+      </w:r>
+      <w:proofErr w:type="spellStart"/>
+      <w:proofErr w:type="gramStart"/>
+      <w:r>
+        <w:rPr>
+          <w:rFonts w:ascii="Courier New" w:eastAsia="Times New Roman" w:hAnsi="Courier New" w:cs="Courier New"/>
+          <w:color w:val="BCBEC4"/>
+          <w:kern w:val="0"/>
+          <w:lang w:eastAsia="en-IN"/>
+          <w14:ligatures w14:val="none"/>
+        </w:rPr>
+        <w:t>publicHello</w:t>
+      </w:r>
+      <w:proofErr w:type="spellEnd"/>
+      <w:r>
+        <w:rPr>
+          <w:rFonts w:ascii="Courier New" w:eastAsia="Times New Roman" w:hAnsi="Courier New" w:cs="Courier New"/>
+          <w:color w:val="BCBEC4"/>
+          <w:kern w:val="0"/>
+          <w:lang w:eastAsia="en-IN"/>
+          <w14:ligatures w14:val="none"/>
+        </w:rPr>
+        <w:t>(</w:t>
+      </w:r>
+      <w:proofErr w:type="gramEnd"/>
+      <w:r>
+        <w:rPr>
+          <w:rFonts w:ascii="Courier New" w:eastAsia="Times New Roman" w:hAnsi="Courier New" w:cs="Courier New"/>
+          <w:color w:val="BCBEC4"/>
+          <w:kern w:val="0"/>
+          <w:lang w:eastAsia="en-IN"/>
+          <w14:ligatures w14:val="none"/>
+        </w:rPr>
+        <w:t>) {</w:t>
       </w:r>
     </w:p>
     <w:p>
@@ -3709,7 +5243,41 @@
           <w:lang w:eastAsia="en-IN"/>
           <w14:ligatures w14:val="none"/>
         </w:rPr>
-        <w:t>String userHello() {</w:t>
+        <w:t xml:space="preserve">String </w:t>
+      </w:r>
+      <w:proofErr w:type="spellStart"/>
+      <w:proofErr w:type="gramStart"/>
+      <w:r>
+        <w:rPr>
+          <w:rFonts w:ascii="Courier New" w:eastAsia="Times New Roman" w:hAnsi="Courier New" w:cs="Courier New"/>
+          <w:color w:val="BCBEC4"/>
+          <w:kern w:val="0"/>
+          <w:lang w:eastAsia="en-IN"/>
+          <w14:ligatures w14:val="none"/>
+        </w:rPr>
+        <w:t>userHello</w:t>
+      </w:r>
+      <w:proofErr w:type="spellEnd"/>
+      <w:r>
+        <w:rPr>
+          <w:rFonts w:ascii="Courier New" w:eastAsia="Times New Roman" w:hAnsi="Courier New" w:cs="Courier New"/>
+          <w:color w:val="BCBEC4"/>
+          <w:kern w:val="0"/>
+          <w:lang w:eastAsia="en-IN"/>
+          <w14:ligatures w14:val="none"/>
+        </w:rPr>
+        <w:t>(</w:t>
+      </w:r>
+      <w:proofErr w:type="gramEnd"/>
+      <w:r>
+        <w:rPr>
+          <w:rFonts w:ascii="Courier New" w:eastAsia="Times New Roman" w:hAnsi="Courier New" w:cs="Courier New"/>
+          <w:color w:val="BCBEC4"/>
+          <w:kern w:val="0"/>
+          <w:lang w:eastAsia="en-IN"/>
+          <w14:ligatures w14:val="none"/>
+        </w:rPr>
+        <w:t>) {</w:t>
       </w:r>
     </w:p>
     <w:p>
@@ -3879,7 +5447,41 @@
           <w:lang w:eastAsia="en-IN"/>
           <w14:ligatures w14:val="none"/>
         </w:rPr>
-        <w:t>String adminHello() {</w:t>
+        <w:t xml:space="preserve">String </w:t>
+      </w:r>
+      <w:proofErr w:type="spellStart"/>
+      <w:proofErr w:type="gramStart"/>
+      <w:r>
+        <w:rPr>
+          <w:rFonts w:ascii="Courier New" w:eastAsia="Times New Roman" w:hAnsi="Courier New" w:cs="Courier New"/>
+          <w:color w:val="BCBEC4"/>
+          <w:kern w:val="0"/>
+          <w:lang w:eastAsia="en-IN"/>
+          <w14:ligatures w14:val="none"/>
+        </w:rPr>
+        <w:t>adminHello</w:t>
+      </w:r>
+      <w:proofErr w:type="spellEnd"/>
+      <w:r>
+        <w:rPr>
+          <w:rFonts w:ascii="Courier New" w:eastAsia="Times New Roman" w:hAnsi="Courier New" w:cs="Courier New"/>
+          <w:color w:val="BCBEC4"/>
+          <w:kern w:val="0"/>
+          <w:lang w:eastAsia="en-IN"/>
+          <w14:ligatures w14:val="none"/>
+        </w:rPr>
+        <w:t>(</w:t>
+      </w:r>
+      <w:proofErr w:type="gramEnd"/>
+      <w:r>
+        <w:rPr>
+          <w:rFonts w:ascii="Courier New" w:eastAsia="Times New Roman" w:hAnsi="Courier New" w:cs="Courier New"/>
+          <w:color w:val="BCBEC4"/>
+          <w:kern w:val="0"/>
+          <w:lang w:eastAsia="en-IN"/>
+          <w14:ligatures w14:val="none"/>
+        </w:rPr>
+        <w:t>) {</w:t>
       </w:r>
     </w:p>
     <w:p>
@@ -4049,7 +5651,29 @@
           <w:lang w:eastAsia="en-IN"/>
           <w14:ligatures w14:val="none"/>
         </w:rPr>
-        <w:t>String login(@RequestParam String username, @RequestParam String password) {</w:t>
+        <w:t xml:space="preserve">String </w:t>
+      </w:r>
+      <w:proofErr w:type="gramStart"/>
+      <w:r>
+        <w:rPr>
+          <w:rFonts w:ascii="Courier New" w:eastAsia="Times New Roman" w:hAnsi="Courier New" w:cs="Courier New"/>
+          <w:color w:val="BCBEC4"/>
+          <w:kern w:val="0"/>
+          <w:lang w:eastAsia="en-IN"/>
+          <w14:ligatures w14:val="none"/>
+        </w:rPr>
+        <w:t>login(</w:t>
+      </w:r>
+      <w:proofErr w:type="gramEnd"/>
+      <w:r>
+        <w:rPr>
+          <w:rFonts w:ascii="Courier New" w:eastAsia="Times New Roman" w:hAnsi="Courier New" w:cs="Courier New"/>
+          <w:color w:val="BCBEC4"/>
+          <w:kern w:val="0"/>
+          <w:lang w:eastAsia="en-IN"/>
+          <w14:ligatures w14:val="none"/>
+        </w:rPr>
+        <w:t>@RequestParam String username, @RequestParam String password) {</w:t>
       </w:r>
     </w:p>
     <w:p>
@@ -4143,7 +5767,31 @@
           <w:lang w:eastAsia="en-IN"/>
           <w14:ligatures w14:val="none"/>
         </w:rPr>
-        <w:t>(username.equals(</w:t>
+        <w:t>(</w:t>
+      </w:r>
+      <w:proofErr w:type="spellStart"/>
+      <w:proofErr w:type="gramStart"/>
+      <w:r>
+        <w:rPr>
+          <w:rFonts w:ascii="Courier New" w:eastAsia="Times New Roman" w:hAnsi="Courier New" w:cs="Courier New"/>
+          <w:color w:val="BCBEC4"/>
+          <w:kern w:val="0"/>
+          <w:lang w:eastAsia="en-IN"/>
+          <w14:ligatures w14:val="none"/>
+        </w:rPr>
+        <w:t>username.equals</w:t>
+      </w:r>
+      <w:proofErr w:type="spellEnd"/>
+      <w:proofErr w:type="gramEnd"/>
+      <w:r>
+        <w:rPr>
+          <w:rFonts w:ascii="Courier New" w:eastAsia="Times New Roman" w:hAnsi="Courier New" w:cs="Courier New"/>
+          <w:color w:val="BCBEC4"/>
+          <w:kern w:val="0"/>
+          <w:lang w:eastAsia="en-IN"/>
+          <w14:ligatures w14:val="none"/>
+        </w:rPr>
+        <w:t>(</w:t>
       </w:r>
       <w:r>
         <w:rPr>
@@ -4163,7 +5811,31 @@
           <w:lang w:eastAsia="en-IN"/>
           <w14:ligatures w14:val="none"/>
         </w:rPr>
-        <w:t>) &amp;&amp; password.equals(</w:t>
+        <w:t xml:space="preserve">) &amp;&amp; </w:t>
+      </w:r>
+      <w:proofErr w:type="spellStart"/>
+      <w:proofErr w:type="gramStart"/>
+      <w:r>
+        <w:rPr>
+          <w:rFonts w:ascii="Courier New" w:eastAsia="Times New Roman" w:hAnsi="Courier New" w:cs="Courier New"/>
+          <w:color w:val="BCBEC4"/>
+          <w:kern w:val="0"/>
+          <w:lang w:eastAsia="en-IN"/>
+          <w14:ligatures w14:val="none"/>
+        </w:rPr>
+        <w:t>password.equals</w:t>
+      </w:r>
+      <w:proofErr w:type="spellEnd"/>
+      <w:proofErr w:type="gramEnd"/>
+      <w:r>
+        <w:rPr>
+          <w:rFonts w:ascii="Courier New" w:eastAsia="Times New Roman" w:hAnsi="Courier New" w:cs="Courier New"/>
+          <w:color w:val="BCBEC4"/>
+          <w:kern w:val="0"/>
+          <w:lang w:eastAsia="en-IN"/>
+          <w14:ligatures w14:val="none"/>
+        </w:rPr>
+        <w:t>(</w:t>
       </w:r>
       <w:r>
         <w:rPr>
@@ -4217,15 +5889,27 @@
         </w:rPr>
         <w:t xml:space="preserve">return </w:t>
       </w:r>
-      <w:r>
-        <w:rPr>
-          <w:rFonts w:ascii="Courier New" w:eastAsia="Times New Roman" w:hAnsi="Courier New" w:cs="Courier New"/>
-          <w:color w:val="BCBEC4"/>
-          <w:kern w:val="0"/>
-          <w:lang w:eastAsia="en-IN"/>
-          <w14:ligatures w14:val="none"/>
-        </w:rPr>
-        <w:t>jwtUtil.generateToken(username);</w:t>
+      <w:proofErr w:type="spellStart"/>
+      <w:r>
+        <w:rPr>
+          <w:rFonts w:ascii="Courier New" w:eastAsia="Times New Roman" w:hAnsi="Courier New" w:cs="Courier New"/>
+          <w:color w:val="BCBEC4"/>
+          <w:kern w:val="0"/>
+          <w:lang w:eastAsia="en-IN"/>
+          <w14:ligatures w14:val="none"/>
+        </w:rPr>
+        <w:t>jwtUtil.generateToken</w:t>
+      </w:r>
+      <w:proofErr w:type="spellEnd"/>
+      <w:r>
+        <w:rPr>
+          <w:rFonts w:ascii="Courier New" w:eastAsia="Times New Roman" w:hAnsi="Courier New" w:cs="Courier New"/>
+          <w:color w:val="BCBEC4"/>
+          <w:kern w:val="0"/>
+          <w:lang w:eastAsia="en-IN"/>
+          <w14:ligatures w14:val="none"/>
+        </w:rPr>
+        <w:t>(username);</w:t>
       </w:r>
     </w:p>
     <w:p>
@@ -4281,16 +5965,30 @@
         </w:rPr>
         <w:t xml:space="preserve">throw new </w:t>
       </w:r>
-      <w:r>
-        <w:rPr>
-          <w:rFonts w:ascii="Courier New" w:eastAsia="Times New Roman" w:hAnsi="Courier New" w:cs="Courier New"/>
-          <w:color w:val="BCBEC4"/>
-          <w:kern w:val="0"/>
-          <w:lang w:eastAsia="en-IN"/>
-          <w14:ligatures w14:val="none"/>
-        </w:rPr>
-        <w:t>RuntimeException(</w:t>
-      </w:r>
+      <w:proofErr w:type="spellStart"/>
+      <w:proofErr w:type="gramStart"/>
+      <w:r>
+        <w:rPr>
+          <w:rFonts w:ascii="Courier New" w:eastAsia="Times New Roman" w:hAnsi="Courier New" w:cs="Courier New"/>
+          <w:color w:val="BCBEC4"/>
+          <w:kern w:val="0"/>
+          <w:lang w:eastAsia="en-IN"/>
+          <w14:ligatures w14:val="none"/>
+        </w:rPr>
+        <w:t>RuntimeException</w:t>
+      </w:r>
+      <w:proofErr w:type="spellEnd"/>
+      <w:r>
+        <w:rPr>
+          <w:rFonts w:ascii="Courier New" w:eastAsia="Times New Roman" w:hAnsi="Courier New" w:cs="Courier New"/>
+          <w:color w:val="BCBEC4"/>
+          <w:kern w:val="0"/>
+          <w:lang w:eastAsia="en-IN"/>
+          <w14:ligatures w14:val="none"/>
+        </w:rPr>
+        <w:t>(</w:t>
+      </w:r>
+      <w:proofErr w:type="gramEnd"/>
       <w:r>
         <w:rPr>
           <w:rFonts w:ascii="Courier New" w:eastAsia="Times New Roman" w:hAnsi="Courier New" w:cs="Courier New"/>
@@ -4445,19 +6143,9 @@
           <w:lang w:eastAsia="en-IN"/>
           <w14:ligatures w14:val="none"/>
         </w:rPr>
-        <w:t>Output Encoding → Use Thymeleaf or Spring’s HtmlUtils to escape HTML.</w:t>
-      </w:r>
-    </w:p>
-    <w:p>
-      <w:pPr>
-        <w:spacing w:after="0" w:line="240" w:lineRule="auto"/>
-        <w:rPr>
-          <w:rFonts w:ascii="Times New Roman" w:eastAsia="Times New Roman" w:hAnsi="Times New Roman" w:cs="Times New Roman"/>
-          <w:kern w:val="0"/>
-          <w:lang w:eastAsia="en-IN"/>
-          <w14:ligatures w14:val="none"/>
-        </w:rPr>
-      </w:pPr>
+        <w:t xml:space="preserve">Output Encoding → Use </w:t>
+      </w:r>
+      <w:proofErr w:type="spellStart"/>
       <w:r>
         <w:rPr>
           <w:rFonts w:ascii="Arial" w:eastAsia="Times New Roman" w:hAnsi="Arial" w:cs="Arial"/>
@@ -4468,19 +6156,9 @@
           <w:lang w:eastAsia="en-IN"/>
           <w14:ligatures w14:val="none"/>
         </w:rPr>
-        <w:t>Secrets Management → Store secrets in application.properties or environment variables, not in code.</w:t>
-      </w:r>
-    </w:p>
-    <w:p>
-      <w:pPr>
-        <w:spacing w:after="0" w:line="240" w:lineRule="auto"/>
-        <w:rPr>
-          <w:rFonts w:ascii="Times New Roman" w:eastAsia="Times New Roman" w:hAnsi="Times New Roman" w:cs="Times New Roman"/>
-          <w:kern w:val="0"/>
-          <w:lang w:eastAsia="en-IN"/>
-          <w14:ligatures w14:val="none"/>
-        </w:rPr>
-      </w:pPr>
+        <w:t>Thymeleaf</w:t>
+      </w:r>
+      <w:proofErr w:type="spellEnd"/>
       <w:r>
         <w:rPr>
           <w:rFonts w:ascii="Arial" w:eastAsia="Times New Roman" w:hAnsi="Arial" w:cs="Arial"/>
@@ -4491,33 +6169,12 @@
           <w:lang w:eastAsia="en-IN"/>
           <w14:ligatures w14:val="none"/>
         </w:rPr>
-        <w:t>Dependency Scanning → Use OWASP Dependency Check plugin in Maven.</w:t>
-      </w:r>
-    </w:p>
-    <w:p>
-      <w:pPr>
-        <w:spacing w:after="240" w:line="240" w:lineRule="auto"/>
-        <w:rPr>
-          <w:rFonts w:ascii="Times New Roman" w:eastAsia="Times New Roman" w:hAnsi="Times New Roman" w:cs="Times New Roman"/>
-          <w:kern w:val="0"/>
-          <w:lang w:eastAsia="en-IN"/>
-          <w14:ligatures w14:val="none"/>
-        </w:rPr>
-      </w:pPr>
-    </w:p>
-    <w:p>
-      <w:pPr>
-        <w:spacing w:after="0" w:line="240" w:lineRule="auto"/>
-        <w:rPr>
-          <w:rFonts w:ascii="Times New Roman" w:eastAsia="Times New Roman" w:hAnsi="Times New Roman" w:cs="Times New Roman"/>
-          <w:kern w:val="0"/>
-          <w:lang w:eastAsia="en-IN"/>
-          <w14:ligatures w14:val="none"/>
-        </w:rPr>
-      </w:pPr>
-      <w:r>
-        <w:rPr>
-          <w:rFonts w:ascii="Segoe UI Emoji" w:eastAsia="Times New Roman" w:hAnsi="Segoe UI Emoji" w:cs="Segoe UI Emoji"/>
+        <w:t xml:space="preserve"> or Spring’s </w:t>
+      </w:r>
+      <w:proofErr w:type="spellStart"/>
+      <w:r>
+        <w:rPr>
+          <w:rFonts w:ascii="Arial" w:eastAsia="Times New Roman" w:hAnsi="Arial" w:cs="Arial"/>
           <w:color w:val="000000"/>
           <w:kern w:val="0"/>
           <w:sz w:val="22"/>
@@ -4525,8 +6182,9 @@
           <w:lang w:eastAsia="en-IN"/>
           <w14:ligatures w14:val="none"/>
         </w:rPr>
-        <w:t>🔹</w:t>
-      </w:r>
+        <w:t>HtmlUtils</w:t>
+      </w:r>
+      <w:proofErr w:type="spellEnd"/>
       <w:r>
         <w:rPr>
           <w:rFonts w:ascii="Arial" w:eastAsia="Times New Roman" w:hAnsi="Arial" w:cs="Arial"/>
@@ -4537,7 +6195,7 @@
           <w:lang w:eastAsia="en-IN"/>
           <w14:ligatures w14:val="none"/>
         </w:rPr>
-        <w:t xml:space="preserve"> Step 9: Execution Process</w:t>
+        <w:t xml:space="preserve"> to escape HTML.</w:t>
       </w:r>
     </w:p>
     <w:p>
@@ -4560,19 +6218,10 @@
           <w:lang w:eastAsia="en-IN"/>
           <w14:ligatures w14:val="none"/>
         </w:rPr>
-        <w:t>Clone/Download project.</w:t>
-      </w:r>
-    </w:p>
-    <w:p>
-      <w:pPr>
-        <w:spacing w:after="0" w:line="240" w:lineRule="auto"/>
-        <w:rPr>
-          <w:rFonts w:ascii="Times New Roman" w:eastAsia="Times New Roman" w:hAnsi="Times New Roman" w:cs="Times New Roman"/>
-          <w:kern w:val="0"/>
-          <w:lang w:eastAsia="en-IN"/>
-          <w14:ligatures w14:val="none"/>
-        </w:rPr>
-      </w:pPr>
+        <w:t xml:space="preserve">Secrets Management → Store secrets in </w:t>
+      </w:r>
+      <w:proofErr w:type="spellStart"/>
+      <w:proofErr w:type="gramStart"/>
       <w:r>
         <w:rPr>
           <w:rFonts w:ascii="Arial" w:eastAsia="Times New Roman" w:hAnsi="Arial" w:cs="Arial"/>
@@ -4583,20 +6232,10 @@
           <w:lang w:eastAsia="en-IN"/>
           <w14:ligatures w14:val="none"/>
         </w:rPr>
-        <w:lastRenderedPageBreak/>
-        <w:t>Run mvn spring-boot:run.</w:t>
-      </w:r>
-    </w:p>
-    <w:p>
-      <w:pPr>
-        <w:spacing w:after="0" w:line="240" w:lineRule="auto"/>
-        <w:rPr>
-          <w:rFonts w:ascii="Times New Roman" w:eastAsia="Times New Roman" w:hAnsi="Times New Roman" w:cs="Times New Roman"/>
-          <w:kern w:val="0"/>
-          <w:lang w:eastAsia="en-IN"/>
-          <w14:ligatures w14:val="none"/>
-        </w:rPr>
-      </w:pPr>
+        <w:t>application.properties</w:t>
+      </w:r>
+      <w:proofErr w:type="spellEnd"/>
+      <w:proofErr w:type="gramEnd"/>
       <w:r>
         <w:rPr>
           <w:rFonts w:ascii="Arial" w:eastAsia="Times New Roman" w:hAnsi="Arial" w:cs="Arial"/>
@@ -4607,7 +6246,7 @@
           <w:lang w:eastAsia="en-IN"/>
           <w14:ligatures w14:val="none"/>
         </w:rPr>
-        <w:t>Access endpoints:</w:t>
+        <w:t xml:space="preserve"> or environment variables, not in code.</w:t>
       </w:r>
     </w:p>
     <w:p>
@@ -4630,22 +6269,33 @@
           <w:lang w:eastAsia="en-IN"/>
           <w14:ligatures w14:val="none"/>
         </w:rPr>
-        <w:t>http://localhost:8080/api/public/hello → No login required.</w:t>
-      </w:r>
-    </w:p>
-    <w:p>
-      <w:pPr>
-        <w:spacing w:after="0" w:line="240" w:lineRule="auto"/>
-        <w:rPr>
-          <w:rFonts w:ascii="Times New Roman" w:eastAsia="Times New Roman" w:hAnsi="Times New Roman" w:cs="Times New Roman"/>
-          <w:kern w:val="0"/>
-          <w:lang w:eastAsia="en-IN"/>
-          <w14:ligatures w14:val="none"/>
-        </w:rPr>
-      </w:pPr>
-      <w:r>
-        <w:rPr>
-          <w:rFonts w:ascii="Arial" w:eastAsia="Times New Roman" w:hAnsi="Arial" w:cs="Arial"/>
+        <w:t>Dependency Scanning → Use OWASP Dependency Check plugin in Maven.</w:t>
+      </w:r>
+    </w:p>
+    <w:p>
+      <w:pPr>
+        <w:spacing w:after="240" w:line="240" w:lineRule="auto"/>
+        <w:rPr>
+          <w:rFonts w:ascii="Times New Roman" w:eastAsia="Times New Roman" w:hAnsi="Times New Roman" w:cs="Times New Roman"/>
+          <w:kern w:val="0"/>
+          <w:lang w:eastAsia="en-IN"/>
+          <w14:ligatures w14:val="none"/>
+        </w:rPr>
+      </w:pPr>
+    </w:p>
+    <w:p>
+      <w:pPr>
+        <w:spacing w:after="0" w:line="240" w:lineRule="auto"/>
+        <w:rPr>
+          <w:rFonts w:ascii="Times New Roman" w:eastAsia="Times New Roman" w:hAnsi="Times New Roman" w:cs="Times New Roman"/>
+          <w:kern w:val="0"/>
+          <w:lang w:eastAsia="en-IN"/>
+          <w14:ligatures w14:val="none"/>
+        </w:rPr>
+      </w:pPr>
+      <w:r>
+        <w:rPr>
+          <w:rFonts w:ascii="Segoe UI Emoji" w:eastAsia="Times New Roman" w:hAnsi="Segoe UI Emoji" w:cs="Segoe UI Emoji"/>
           <w:color w:val="000000"/>
           <w:kern w:val="0"/>
           <w:sz w:val="22"/>
@@ -4653,19 +6303,8 @@
           <w:lang w:eastAsia="en-IN"/>
           <w14:ligatures w14:val="none"/>
         </w:rPr>
-        <w:t>http://localhost:8080/api/user/hello → Requires login.</w:t>
-      </w:r>
-    </w:p>
-    <w:p>
-      <w:pPr>
-        <w:spacing w:after="0" w:line="240" w:lineRule="auto"/>
-        <w:rPr>
-          <w:rFonts w:ascii="Times New Roman" w:eastAsia="Times New Roman" w:hAnsi="Times New Roman" w:cs="Times New Roman"/>
-          <w:kern w:val="0"/>
-          <w:lang w:eastAsia="en-IN"/>
-          <w14:ligatures w14:val="none"/>
-        </w:rPr>
-      </w:pPr>
+        <w:t>🔹</w:t>
+      </w:r>
       <w:r>
         <w:rPr>
           <w:rFonts w:ascii="Arial" w:eastAsia="Times New Roman" w:hAnsi="Arial" w:cs="Arial"/>
@@ -4676,7 +6315,7 @@
           <w:lang w:eastAsia="en-IN"/>
           <w14:ligatures w14:val="none"/>
         </w:rPr>
-        <w:t>http://localhost:8080/api/admin/hello → Requires ADMIN role.</w:t>
+        <w:t xml:space="preserve"> Step 9: Execution Process</w:t>
       </w:r>
     </w:p>
     <w:p>
@@ -4699,7 +6338,7 @@
           <w:lang w:eastAsia="en-IN"/>
           <w14:ligatures w14:val="none"/>
         </w:rPr>
-        <w:t>POST http://localhost:8080/api/login → Returns JWT token.</w:t>
+        <w:t>Clone/Download project.</w:t>
       </w:r>
     </w:p>
     <w:p>
@@ -4722,33 +6361,13 @@
           <w:lang w:eastAsia="en-IN"/>
           <w14:ligatures w14:val="none"/>
         </w:rPr>
-        <w:t>Use JWT token in Authorization: Bearer &lt;token&gt; header for secured APIs.</w:t>
-      </w:r>
-    </w:p>
-    <w:p>
-      <w:pPr>
-        <w:spacing w:after="0" w:line="240" w:lineRule="auto"/>
-        <w:rPr>
-          <w:rFonts w:ascii="Times New Roman" w:eastAsia="Times New Roman" w:hAnsi="Times New Roman" w:cs="Times New Roman"/>
-          <w:kern w:val="0"/>
-          <w:lang w:eastAsia="en-IN"/>
-          <w14:ligatures w14:val="none"/>
-        </w:rPr>
-      </w:pPr>
-    </w:p>
-    <w:p>
-      <w:pPr>
-        <w:spacing w:after="0" w:line="240" w:lineRule="auto"/>
-        <w:rPr>
-          <w:rFonts w:ascii="Times New Roman" w:eastAsia="Times New Roman" w:hAnsi="Times New Roman" w:cs="Times New Roman"/>
-          <w:kern w:val="0"/>
-          <w:lang w:eastAsia="en-IN"/>
-          <w14:ligatures w14:val="none"/>
-        </w:rPr>
-      </w:pPr>
-      <w:r>
-        <w:rPr>
-          <w:rFonts w:ascii="Segoe UI Emoji" w:eastAsia="Times New Roman" w:hAnsi="Segoe UI Emoji" w:cs="Segoe UI Emoji"/>
+        <w:lastRenderedPageBreak/>
+        <w:t xml:space="preserve">Run </w:t>
+      </w:r>
+      <w:proofErr w:type="spellStart"/>
+      <w:r>
+        <w:rPr>
+          <w:rFonts w:ascii="Arial" w:eastAsia="Times New Roman" w:hAnsi="Arial" w:cs="Arial"/>
           <w:color w:val="000000"/>
           <w:kern w:val="0"/>
           <w:sz w:val="22"/>
@@ -4756,8 +6375,9 @@
           <w:lang w:eastAsia="en-IN"/>
           <w14:ligatures w14:val="none"/>
         </w:rPr>
-        <w:t>🔹</w:t>
-      </w:r>
+        <w:t>mvn</w:t>
+      </w:r>
+      <w:proofErr w:type="spellEnd"/>
       <w:r>
         <w:rPr>
           <w:rFonts w:ascii="Arial" w:eastAsia="Times New Roman" w:hAnsi="Arial" w:cs="Arial"/>
@@ -4768,19 +6388,9 @@
           <w:lang w:eastAsia="en-IN"/>
           <w14:ligatures w14:val="none"/>
         </w:rPr>
-        <w:t xml:space="preserve"> How This Covers all our Topics</w:t>
-      </w:r>
-    </w:p>
-    <w:p>
-      <w:pPr>
-        <w:spacing w:after="0" w:line="240" w:lineRule="auto"/>
-        <w:rPr>
-          <w:rFonts w:ascii="Times New Roman" w:eastAsia="Times New Roman" w:hAnsi="Times New Roman" w:cs="Times New Roman"/>
-          <w:kern w:val="0"/>
-          <w:lang w:eastAsia="en-IN"/>
-          <w14:ligatures w14:val="none"/>
-        </w:rPr>
-      </w:pPr>
+        <w:t xml:space="preserve"> </w:t>
+      </w:r>
+      <w:proofErr w:type="spellStart"/>
       <w:r>
         <w:rPr>
           <w:rFonts w:ascii="Arial" w:eastAsia="Times New Roman" w:hAnsi="Arial" w:cs="Arial"/>
@@ -4791,19 +6401,9 @@
           <w:lang w:eastAsia="en-IN"/>
           <w14:ligatures w14:val="none"/>
         </w:rPr>
-        <w:t>OWASP Top 10 → Input validation, CSRF, CORS, password hashing, dependency scanning.</w:t>
-      </w:r>
-    </w:p>
-    <w:p>
-      <w:pPr>
-        <w:spacing w:after="0" w:line="240" w:lineRule="auto"/>
-        <w:rPr>
-          <w:rFonts w:ascii="Times New Roman" w:eastAsia="Times New Roman" w:hAnsi="Times New Roman" w:cs="Times New Roman"/>
-          <w:kern w:val="0"/>
-          <w:lang w:eastAsia="en-IN"/>
-          <w14:ligatures w14:val="none"/>
-        </w:rPr>
-      </w:pPr>
+        <w:t>spring-</w:t>
+      </w:r>
+      <w:proofErr w:type="gramStart"/>
       <w:r>
         <w:rPr>
           <w:rFonts w:ascii="Arial" w:eastAsia="Times New Roman" w:hAnsi="Arial" w:cs="Arial"/>
@@ -4814,19 +6414,10 @@
           <w:lang w:eastAsia="en-IN"/>
           <w14:ligatures w14:val="none"/>
         </w:rPr>
-        <w:t>Authentication vs Authorization → Form login, Basic auth, JWT, role-based.</w:t>
-      </w:r>
-    </w:p>
-    <w:p>
-      <w:pPr>
-        <w:spacing w:after="0" w:line="240" w:lineRule="auto"/>
-        <w:rPr>
-          <w:rFonts w:ascii="Times New Roman" w:eastAsia="Times New Roman" w:hAnsi="Times New Roman" w:cs="Times New Roman"/>
-          <w:kern w:val="0"/>
-          <w:lang w:eastAsia="en-IN"/>
-          <w14:ligatures w14:val="none"/>
-        </w:rPr>
-      </w:pPr>
+        <w:t>boot:run</w:t>
+      </w:r>
+      <w:proofErr w:type="spellEnd"/>
+      <w:proofErr w:type="gramEnd"/>
       <w:r>
         <w:rPr>
           <w:rFonts w:ascii="Arial" w:eastAsia="Times New Roman" w:hAnsi="Arial" w:cs="Arial"/>
@@ -4837,7 +6428,312 @@
           <w:lang w:eastAsia="en-IN"/>
           <w14:ligatures w14:val="none"/>
         </w:rPr>
-        <w:t>Spring Security Filter Chain → Configured in SecurityConfig.</w:t>
+        <w:t>.</w:t>
+      </w:r>
+    </w:p>
+    <w:p>
+      <w:pPr>
+        <w:spacing w:after="0" w:line="240" w:lineRule="auto"/>
+        <w:rPr>
+          <w:rFonts w:ascii="Times New Roman" w:eastAsia="Times New Roman" w:hAnsi="Times New Roman" w:cs="Times New Roman"/>
+          <w:kern w:val="0"/>
+          <w:lang w:eastAsia="en-IN"/>
+          <w14:ligatures w14:val="none"/>
+        </w:rPr>
+      </w:pPr>
+      <w:r>
+        <w:rPr>
+          <w:rFonts w:ascii="Arial" w:eastAsia="Times New Roman" w:hAnsi="Arial" w:cs="Arial"/>
+          <w:color w:val="000000"/>
+          <w:kern w:val="0"/>
+          <w:sz w:val="22"/>
+          <w:szCs w:val="22"/>
+          <w:lang w:eastAsia="en-IN"/>
+          <w14:ligatures w14:val="none"/>
+        </w:rPr>
+        <w:t>Access endpoints:</w:t>
+      </w:r>
+    </w:p>
+    <w:p>
+      <w:pPr>
+        <w:spacing w:after="0" w:line="240" w:lineRule="auto"/>
+        <w:rPr>
+          <w:rFonts w:ascii="Times New Roman" w:eastAsia="Times New Roman" w:hAnsi="Times New Roman" w:cs="Times New Roman"/>
+          <w:kern w:val="0"/>
+          <w:lang w:eastAsia="en-IN"/>
+          <w14:ligatures w14:val="none"/>
+        </w:rPr>
+      </w:pPr>
+      <w:r>
+        <w:rPr>
+          <w:rFonts w:ascii="Arial" w:eastAsia="Times New Roman" w:hAnsi="Arial" w:cs="Arial"/>
+          <w:color w:val="000000"/>
+          <w:kern w:val="0"/>
+          <w:sz w:val="22"/>
+          <w:szCs w:val="22"/>
+          <w:lang w:eastAsia="en-IN"/>
+          <w14:ligatures w14:val="none"/>
+        </w:rPr>
+        <w:t>http://localhost:8080/api/public/hello → No login required.</w:t>
+      </w:r>
+    </w:p>
+    <w:p>
+      <w:pPr>
+        <w:spacing w:after="0" w:line="240" w:lineRule="auto"/>
+        <w:rPr>
+          <w:rFonts w:ascii="Times New Roman" w:eastAsia="Times New Roman" w:hAnsi="Times New Roman" w:cs="Times New Roman"/>
+          <w:kern w:val="0"/>
+          <w:lang w:eastAsia="en-IN"/>
+          <w14:ligatures w14:val="none"/>
+        </w:rPr>
+      </w:pPr>
+      <w:r>
+        <w:rPr>
+          <w:rFonts w:ascii="Arial" w:eastAsia="Times New Roman" w:hAnsi="Arial" w:cs="Arial"/>
+          <w:color w:val="000000"/>
+          <w:kern w:val="0"/>
+          <w:sz w:val="22"/>
+          <w:szCs w:val="22"/>
+          <w:lang w:eastAsia="en-IN"/>
+          <w14:ligatures w14:val="none"/>
+        </w:rPr>
+        <w:t>http://localhost:8080/api/user/hello → Requires login.</w:t>
+      </w:r>
+    </w:p>
+    <w:p>
+      <w:pPr>
+        <w:spacing w:after="0" w:line="240" w:lineRule="auto"/>
+        <w:rPr>
+          <w:rFonts w:ascii="Times New Roman" w:eastAsia="Times New Roman" w:hAnsi="Times New Roman" w:cs="Times New Roman"/>
+          <w:kern w:val="0"/>
+          <w:lang w:eastAsia="en-IN"/>
+          <w14:ligatures w14:val="none"/>
+        </w:rPr>
+      </w:pPr>
+      <w:r>
+        <w:rPr>
+          <w:rFonts w:ascii="Arial" w:eastAsia="Times New Roman" w:hAnsi="Arial" w:cs="Arial"/>
+          <w:color w:val="000000"/>
+          <w:kern w:val="0"/>
+          <w:sz w:val="22"/>
+          <w:szCs w:val="22"/>
+          <w:lang w:eastAsia="en-IN"/>
+          <w14:ligatures w14:val="none"/>
+        </w:rPr>
+        <w:t>http://localhost:8080/api/admin/hello → Requires ADMIN role.</w:t>
+      </w:r>
+    </w:p>
+    <w:p>
+      <w:pPr>
+        <w:spacing w:after="0" w:line="240" w:lineRule="auto"/>
+        <w:rPr>
+          <w:rFonts w:ascii="Times New Roman" w:eastAsia="Times New Roman" w:hAnsi="Times New Roman" w:cs="Times New Roman"/>
+          <w:kern w:val="0"/>
+          <w:lang w:eastAsia="en-IN"/>
+          <w14:ligatures w14:val="none"/>
+        </w:rPr>
+      </w:pPr>
+      <w:r>
+        <w:rPr>
+          <w:rFonts w:ascii="Arial" w:eastAsia="Times New Roman" w:hAnsi="Arial" w:cs="Arial"/>
+          <w:color w:val="000000"/>
+          <w:kern w:val="0"/>
+          <w:sz w:val="22"/>
+          <w:szCs w:val="22"/>
+          <w:lang w:eastAsia="en-IN"/>
+          <w14:ligatures w14:val="none"/>
+        </w:rPr>
+        <w:t>POST http://localhost:8080/api/login → Returns JWT token.</w:t>
+      </w:r>
+    </w:p>
+    <w:p>
+      <w:pPr>
+        <w:spacing w:after="0" w:line="240" w:lineRule="auto"/>
+        <w:rPr>
+          <w:rFonts w:ascii="Times New Roman" w:eastAsia="Times New Roman" w:hAnsi="Times New Roman" w:cs="Times New Roman"/>
+          <w:kern w:val="0"/>
+          <w:lang w:eastAsia="en-IN"/>
+          <w14:ligatures w14:val="none"/>
+        </w:rPr>
+      </w:pPr>
+      <w:r>
+        <w:rPr>
+          <w:rFonts w:ascii="Arial" w:eastAsia="Times New Roman" w:hAnsi="Arial" w:cs="Arial"/>
+          <w:color w:val="000000"/>
+          <w:kern w:val="0"/>
+          <w:sz w:val="22"/>
+          <w:szCs w:val="22"/>
+          <w:lang w:eastAsia="en-IN"/>
+          <w14:ligatures w14:val="none"/>
+        </w:rPr>
+        <w:t>Use JWT token in Authorization: Bearer &lt;token&gt; header for secured APIs.</w:t>
+      </w:r>
+    </w:p>
+    <w:p>
+      <w:pPr>
+        <w:spacing w:after="0" w:line="240" w:lineRule="auto"/>
+        <w:rPr>
+          <w:rFonts w:ascii="Times New Roman" w:eastAsia="Times New Roman" w:hAnsi="Times New Roman" w:cs="Times New Roman"/>
+          <w:kern w:val="0"/>
+          <w:lang w:eastAsia="en-IN"/>
+          <w14:ligatures w14:val="none"/>
+        </w:rPr>
+      </w:pPr>
+    </w:p>
+    <w:p>
+      <w:pPr>
+        <w:spacing w:after="0" w:line="240" w:lineRule="auto"/>
+        <w:rPr>
+          <w:rFonts w:ascii="Times New Roman" w:eastAsia="Times New Roman" w:hAnsi="Times New Roman" w:cs="Times New Roman"/>
+          <w:kern w:val="0"/>
+          <w:lang w:eastAsia="en-IN"/>
+          <w14:ligatures w14:val="none"/>
+        </w:rPr>
+      </w:pPr>
+      <w:r>
+        <w:rPr>
+          <w:rFonts w:ascii="Segoe UI Emoji" w:eastAsia="Times New Roman" w:hAnsi="Segoe UI Emoji" w:cs="Segoe UI Emoji"/>
+          <w:color w:val="000000"/>
+          <w:kern w:val="0"/>
+          <w:sz w:val="22"/>
+          <w:szCs w:val="22"/>
+          <w:lang w:eastAsia="en-IN"/>
+          <w14:ligatures w14:val="none"/>
+        </w:rPr>
+        <w:t>🔹</w:t>
+      </w:r>
+      <w:r>
+        <w:rPr>
+          <w:rFonts w:ascii="Arial" w:eastAsia="Times New Roman" w:hAnsi="Arial" w:cs="Arial"/>
+          <w:color w:val="000000"/>
+          <w:kern w:val="0"/>
+          <w:sz w:val="22"/>
+          <w:szCs w:val="22"/>
+          <w:lang w:eastAsia="en-IN"/>
+          <w14:ligatures w14:val="none"/>
+        </w:rPr>
+        <w:t xml:space="preserve"> How This Covers all our Topics</w:t>
+      </w:r>
+    </w:p>
+    <w:p>
+      <w:pPr>
+        <w:spacing w:after="0" w:line="240" w:lineRule="auto"/>
+        <w:rPr>
+          <w:rFonts w:ascii="Times New Roman" w:eastAsia="Times New Roman" w:hAnsi="Times New Roman" w:cs="Times New Roman"/>
+          <w:kern w:val="0"/>
+          <w:lang w:eastAsia="en-IN"/>
+          <w14:ligatures w14:val="none"/>
+        </w:rPr>
+      </w:pPr>
+      <w:r>
+        <w:rPr>
+          <w:rFonts w:ascii="Arial" w:eastAsia="Times New Roman" w:hAnsi="Arial" w:cs="Arial"/>
+          <w:color w:val="000000"/>
+          <w:kern w:val="0"/>
+          <w:sz w:val="22"/>
+          <w:szCs w:val="22"/>
+          <w:lang w:eastAsia="en-IN"/>
+          <w14:ligatures w14:val="none"/>
+        </w:rPr>
+        <w:t>OWASP Top 10 → Input validation, CSRF, CORS, password hashing, dependency scanning.</w:t>
+      </w:r>
+    </w:p>
+    <w:p>
+      <w:pPr>
+        <w:spacing w:after="0" w:line="240" w:lineRule="auto"/>
+        <w:rPr>
+          <w:rFonts w:ascii="Times New Roman" w:eastAsia="Times New Roman" w:hAnsi="Times New Roman" w:cs="Times New Roman"/>
+          <w:kern w:val="0"/>
+          <w:lang w:eastAsia="en-IN"/>
+          <w14:ligatures w14:val="none"/>
+        </w:rPr>
+      </w:pPr>
+      <w:r>
+        <w:rPr>
+          <w:rFonts w:ascii="Arial" w:eastAsia="Times New Roman" w:hAnsi="Arial" w:cs="Arial"/>
+          <w:color w:val="000000"/>
+          <w:kern w:val="0"/>
+          <w:sz w:val="22"/>
+          <w:szCs w:val="22"/>
+          <w:lang w:eastAsia="en-IN"/>
+          <w14:ligatures w14:val="none"/>
+        </w:rPr>
+        <w:t xml:space="preserve">Authentication vs Authorization → Form login, Basic auth, JWT, </w:t>
+      </w:r>
+      <w:proofErr w:type="gramStart"/>
+      <w:r>
+        <w:rPr>
+          <w:rFonts w:ascii="Arial" w:eastAsia="Times New Roman" w:hAnsi="Arial" w:cs="Arial"/>
+          <w:color w:val="000000"/>
+          <w:kern w:val="0"/>
+          <w:sz w:val="22"/>
+          <w:szCs w:val="22"/>
+          <w:lang w:eastAsia="en-IN"/>
+          <w14:ligatures w14:val="none"/>
+        </w:rPr>
+        <w:t>role-based</w:t>
+      </w:r>
+      <w:proofErr w:type="gramEnd"/>
+      <w:r>
+        <w:rPr>
+          <w:rFonts w:ascii="Arial" w:eastAsia="Times New Roman" w:hAnsi="Arial" w:cs="Arial"/>
+          <w:color w:val="000000"/>
+          <w:kern w:val="0"/>
+          <w:sz w:val="22"/>
+          <w:szCs w:val="22"/>
+          <w:lang w:eastAsia="en-IN"/>
+          <w14:ligatures w14:val="none"/>
+        </w:rPr>
+        <w:t>.</w:t>
+      </w:r>
+    </w:p>
+    <w:p>
+      <w:pPr>
+        <w:spacing w:after="0" w:line="240" w:lineRule="auto"/>
+        <w:rPr>
+          <w:rFonts w:ascii="Times New Roman" w:eastAsia="Times New Roman" w:hAnsi="Times New Roman" w:cs="Times New Roman"/>
+          <w:kern w:val="0"/>
+          <w:lang w:eastAsia="en-IN"/>
+          <w14:ligatures w14:val="none"/>
+        </w:rPr>
+      </w:pPr>
+      <w:r>
+        <w:rPr>
+          <w:rFonts w:ascii="Arial" w:eastAsia="Times New Roman" w:hAnsi="Arial" w:cs="Arial"/>
+          <w:color w:val="000000"/>
+          <w:kern w:val="0"/>
+          <w:sz w:val="22"/>
+          <w:szCs w:val="22"/>
+          <w:lang w:eastAsia="en-IN"/>
+          <w14:ligatures w14:val="none"/>
+        </w:rPr>
+        <w:t xml:space="preserve">Spring Security Filter Chain → Configured in </w:t>
+      </w:r>
+      <w:proofErr w:type="spellStart"/>
+      <w:r>
+        <w:rPr>
+          <w:rFonts w:ascii="Arial" w:eastAsia="Times New Roman" w:hAnsi="Arial" w:cs="Arial"/>
+          <w:color w:val="000000"/>
+          <w:kern w:val="0"/>
+          <w:sz w:val="22"/>
+          <w:szCs w:val="22"/>
+          <w:lang w:eastAsia="en-IN"/>
+          <w14:ligatures w14:val="none"/>
+        </w:rPr>
+        <w:t>SecurityConfig</w:t>
+      </w:r>
+      <w:proofErr w:type="spellEnd"/>
+      <w:r>
+        <w:rPr>
+          <w:rFonts w:ascii="Arial" w:eastAsia="Times New Roman" w:hAnsi="Arial" w:cs="Arial"/>
+          <w:color w:val="000000"/>
+          <w:kern w:val="0"/>
+          <w:sz w:val="22"/>
+          <w:szCs w:val="22"/>
+          <w:lang w:eastAsia="en-IN"/>
+          <w14:ligatures w14:val="none"/>
+        </w:rPr>
+        <w:t>.</w:t>
       </w:r>
     </w:p>
     <w:p>
@@ -5311,19 +7207,9 @@
           <w:lang w:eastAsia="en-IN"/>
           <w14:ligatures w14:val="none"/>
         </w:rPr>
-        <w:t> ├── docker-compose.yml</w:t>
-      </w:r>
-    </w:p>
-    <w:p>
-      <w:pPr>
-        <w:spacing w:after="0" w:line="240" w:lineRule="auto"/>
-        <w:rPr>
-          <w:rFonts w:ascii="Times New Roman" w:eastAsia="Times New Roman" w:hAnsi="Times New Roman" w:cs="Times New Roman"/>
-          <w:kern w:val="0"/>
-          <w:lang w:eastAsia="en-IN"/>
-          <w14:ligatures w14:val="none"/>
-        </w:rPr>
-      </w:pPr>
+        <w:t> ├── docker-</w:t>
+      </w:r>
+      <w:proofErr w:type="spellStart"/>
       <w:r>
         <w:rPr>
           <w:rFonts w:ascii="Arial" w:eastAsia="Times New Roman" w:hAnsi="Arial" w:cs="Arial"/>
@@ -5334,23 +7220,13 @@
           <w:lang w:eastAsia="en-IN"/>
           <w14:ligatures w14:val="none"/>
         </w:rPr>
-        <w:t> └── README.md</w:t>
-      </w:r>
-    </w:p>
-    <w:p>
-      <w:pPr>
-        <w:spacing w:after="0" w:line="240" w:lineRule="auto"/>
-        <w:rPr>
-          <w:rFonts w:ascii="Times New Roman" w:eastAsia="Times New Roman" w:hAnsi="Times New Roman" w:cs="Times New Roman"/>
-          <w:kern w:val="0"/>
-          <w:lang w:eastAsia="en-IN"/>
-          <w14:ligatures w14:val="none"/>
-        </w:rPr>
-      </w:pPr>
-    </w:p>
-    <w:p>
-      <w:pPr>
-        <w:spacing w:before="240" w:after="240" w:line="240" w:lineRule="auto"/>
+        <w:t>compose.yml</w:t>
+      </w:r>
+      <w:proofErr w:type="spellEnd"/>
+    </w:p>
+    <w:p>
+      <w:pPr>
+        <w:spacing w:after="0" w:line="240" w:lineRule="auto"/>
         <w:rPr>
           <w:rFonts w:ascii="Times New Roman" w:eastAsia="Times New Roman" w:hAnsi="Times New Roman" w:cs="Times New Roman"/>
           <w:kern w:val="0"/>
@@ -5368,8 +7244,19 @@
           <w:lang w:eastAsia="en-IN"/>
           <w14:ligatures w14:val="none"/>
         </w:rPr>
-        <w:t>Step 2:</w:t>
-      </w:r>
+        <w:t> └── README.md</w:t>
+      </w:r>
+    </w:p>
+    <w:p>
+      <w:pPr>
+        <w:spacing w:after="0" w:line="240" w:lineRule="auto"/>
+        <w:rPr>
+          <w:rFonts w:ascii="Times New Roman" w:eastAsia="Times New Roman" w:hAnsi="Times New Roman" w:cs="Times New Roman"/>
+          <w:kern w:val="0"/>
+          <w:lang w:eastAsia="en-IN"/>
+          <w14:ligatures w14:val="none"/>
+        </w:rPr>
+      </w:pPr>
     </w:p>
     <w:p>
       <w:pPr>
@@ -5391,7 +7278,7 @@
           <w:lang w:eastAsia="en-IN"/>
           <w14:ligatures w14:val="none"/>
         </w:rPr>
-        <w:t> docker-compose.yml</w:t>
+        <w:t>Step 2:</w:t>
       </w:r>
     </w:p>
     <w:p>
@@ -5414,19 +7301,9 @@
           <w:lang w:eastAsia="en-IN"/>
           <w14:ligatures w14:val="none"/>
         </w:rPr>
-        <w:t>No major changes needed — Kafka and RabbitMQ are already set up.</w:t>
-      </w:r>
-    </w:p>
-    <w:p>
-      <w:pPr>
-        <w:spacing w:before="240" w:after="240" w:line="240" w:lineRule="auto"/>
-        <w:rPr>
-          <w:rFonts w:ascii="Times New Roman" w:eastAsia="Times New Roman" w:hAnsi="Times New Roman" w:cs="Times New Roman"/>
-          <w:kern w:val="0"/>
-          <w:lang w:eastAsia="en-IN"/>
-          <w14:ligatures w14:val="none"/>
-        </w:rPr>
-      </w:pPr>
+        <w:t> docker-</w:t>
+      </w:r>
+      <w:proofErr w:type="spellStart"/>
       <w:r>
         <w:rPr>
           <w:rFonts w:ascii="Arial" w:eastAsia="Times New Roman" w:hAnsi="Arial" w:cs="Arial"/>
@@ -5437,6 +7314,53 @@
           <w:lang w:eastAsia="en-IN"/>
           <w14:ligatures w14:val="none"/>
         </w:rPr>
+        <w:t>compose.yml</w:t>
+      </w:r>
+      <w:proofErr w:type="spellEnd"/>
+    </w:p>
+    <w:p>
+      <w:pPr>
+        <w:spacing w:before="240" w:after="240" w:line="240" w:lineRule="auto"/>
+        <w:rPr>
+          <w:rFonts w:ascii="Times New Roman" w:eastAsia="Times New Roman" w:hAnsi="Times New Roman" w:cs="Times New Roman"/>
+          <w:kern w:val="0"/>
+          <w:lang w:eastAsia="en-IN"/>
+          <w14:ligatures w14:val="none"/>
+        </w:rPr>
+      </w:pPr>
+      <w:r>
+        <w:rPr>
+          <w:rFonts w:ascii="Arial" w:eastAsia="Times New Roman" w:hAnsi="Arial" w:cs="Arial"/>
+          <w:color w:val="000000"/>
+          <w:kern w:val="0"/>
+          <w:sz w:val="28"/>
+          <w:szCs w:val="28"/>
+          <w:lang w:eastAsia="en-IN"/>
+          <w14:ligatures w14:val="none"/>
+        </w:rPr>
+        <w:t>No major changes needed — Kafka and RabbitMQ are already set up.</w:t>
+      </w:r>
+    </w:p>
+    <w:p>
+      <w:pPr>
+        <w:spacing w:before="240" w:after="240" w:line="240" w:lineRule="auto"/>
+        <w:rPr>
+          <w:rFonts w:ascii="Times New Roman" w:eastAsia="Times New Roman" w:hAnsi="Times New Roman" w:cs="Times New Roman"/>
+          <w:kern w:val="0"/>
+          <w:lang w:eastAsia="en-IN"/>
+          <w14:ligatures w14:val="none"/>
+        </w:rPr>
+      </w:pPr>
+      <w:r>
+        <w:rPr>
+          <w:rFonts w:ascii="Arial" w:eastAsia="Times New Roman" w:hAnsi="Arial" w:cs="Arial"/>
+          <w:color w:val="000000"/>
+          <w:kern w:val="0"/>
+          <w:sz w:val="28"/>
+          <w:szCs w:val="28"/>
+          <w:lang w:eastAsia="en-IN"/>
+          <w14:ligatures w14:val="none"/>
+        </w:rPr>
         <w:lastRenderedPageBreak/>
         <w:t>But you should add a new topic for payments so the Payment Service can publish results:</w:t>
       </w:r>
@@ -5451,6 +7375,7 @@
           <w14:ligatures w14:val="none"/>
         </w:rPr>
       </w:pPr>
+      <w:proofErr w:type="spellStart"/>
       <w:r>
         <w:rPr>
           <w:rFonts w:ascii="Arial" w:eastAsia="Times New Roman" w:hAnsi="Arial" w:cs="Arial"/>
@@ -5463,6 +7388,7 @@
         </w:rPr>
         <w:t>yaml</w:t>
       </w:r>
+      <w:proofErr w:type="spellEnd"/>
     </w:p>
     <w:p>
       <w:pPr>
@@ -5507,19 +7433,9 @@
           <w:lang w:eastAsia="en-IN"/>
           <w14:ligatures w14:val="none"/>
         </w:rPr>
-        <w:t>  - KAFKA_CREATE_TOPICS=transactions:1:1,payments:1:1</w:t>
-      </w:r>
-    </w:p>
-    <w:p>
-      <w:pPr>
-        <w:spacing w:before="240" w:after="240" w:line="240" w:lineRule="auto"/>
-        <w:rPr>
-          <w:rFonts w:ascii="Times New Roman" w:eastAsia="Times New Roman" w:hAnsi="Times New Roman" w:cs="Times New Roman"/>
-          <w:kern w:val="0"/>
-          <w:lang w:eastAsia="en-IN"/>
-          <w14:ligatures w14:val="none"/>
-        </w:rPr>
-      </w:pPr>
+        <w:t>  - KAFKA_CREATE_TOPICS=</w:t>
+      </w:r>
+      <w:proofErr w:type="gramStart"/>
       <w:r>
         <w:rPr>
           <w:rFonts w:ascii="Arial" w:eastAsia="Times New Roman" w:hAnsi="Arial" w:cs="Arial"/>
@@ -5530,19 +7446,9 @@
           <w:lang w:eastAsia="en-IN"/>
           <w14:ligatures w14:val="none"/>
         </w:rPr>
-        <w:t>This ensures both transactions and payments topics exist when Kafka starts.</w:t>
-      </w:r>
-    </w:p>
-    <w:p>
-      <w:pPr>
-        <w:spacing w:before="240" w:after="240" w:line="240" w:lineRule="auto"/>
-        <w:rPr>
-          <w:rFonts w:ascii="Times New Roman" w:eastAsia="Times New Roman" w:hAnsi="Times New Roman" w:cs="Times New Roman"/>
-          <w:kern w:val="0"/>
-          <w:lang w:eastAsia="en-IN"/>
-          <w14:ligatures w14:val="none"/>
-        </w:rPr>
-      </w:pPr>
+        <w:t>transactions:1:1</w:t>
+      </w:r>
+      <w:proofErr w:type="gramEnd"/>
       <w:r>
         <w:rPr>
           <w:rFonts w:ascii="Arial" w:eastAsia="Times New Roman" w:hAnsi="Arial" w:cs="Arial"/>
@@ -5553,7 +7459,7 @@
           <w:lang w:eastAsia="en-IN"/>
           <w14:ligatures w14:val="none"/>
         </w:rPr>
-        <w:t>Step 3:</w:t>
+        <w:t>,payments:1:1</w:t>
       </w:r>
     </w:p>
     <w:p>
@@ -5576,7 +7482,7 @@
           <w:lang w:eastAsia="en-IN"/>
           <w14:ligatures w14:val="none"/>
         </w:rPr>
-        <w:t> transaction-service</w:t>
+        <w:t>This ensures both transactions and payments topics exist when Kafka starts.</w:t>
       </w:r>
     </w:p>
     <w:p>
@@ -5599,7 +7505,7 @@
           <w:lang w:eastAsia="en-IN"/>
           <w14:ligatures w14:val="none"/>
         </w:rPr>
-        <w:t>Currently, it only publishes to transactions.</w:t>
+        <w:t>Step 3:</w:t>
       </w:r>
     </w:p>
     <w:p>
@@ -5622,7 +7528,7 @@
           <w:lang w:eastAsia="en-IN"/>
           <w14:ligatures w14:val="none"/>
         </w:rPr>
-        <w:t>No change needed in the controller, but conceptually:</w:t>
+        <w:t> transaction-service</w:t>
       </w:r>
     </w:p>
     <w:p>
@@ -5645,7 +7551,7 @@
           <w:lang w:eastAsia="en-IN"/>
           <w14:ligatures w14:val="none"/>
         </w:rPr>
-        <w:t>Transaction Service → publishes TransactionCreated event.</w:t>
+        <w:t>Currently, it only publishes to transactions.</w:t>
       </w:r>
     </w:p>
     <w:p>
@@ -5668,7 +7574,7 @@
           <w:lang w:eastAsia="en-IN"/>
           <w14:ligatures w14:val="none"/>
         </w:rPr>
-        <w:t>Payment Service will consume this.</w:t>
+        <w:t>No change needed in the controller, but conceptually:</w:t>
       </w:r>
     </w:p>
     <w:p>
@@ -5691,19 +7597,9 @@
           <w:lang w:eastAsia="en-IN"/>
           <w14:ligatures w14:val="none"/>
         </w:rPr>
-        <w:t>Step 4:</w:t>
-      </w:r>
-    </w:p>
-    <w:p>
-      <w:pPr>
-        <w:spacing w:before="240" w:after="240" w:line="240" w:lineRule="auto"/>
-        <w:rPr>
-          <w:rFonts w:ascii="Times New Roman" w:eastAsia="Times New Roman" w:hAnsi="Times New Roman" w:cs="Times New Roman"/>
-          <w:kern w:val="0"/>
-          <w:lang w:eastAsia="en-IN"/>
-          <w14:ligatures w14:val="none"/>
-        </w:rPr>
-      </w:pPr>
+        <w:t xml:space="preserve">Transaction Service → publishes </w:t>
+      </w:r>
+      <w:proofErr w:type="spellStart"/>
       <w:r>
         <w:rPr>
           <w:rFonts w:ascii="Arial" w:eastAsia="Times New Roman" w:hAnsi="Arial" w:cs="Arial"/>
@@ -5714,19 +7610,9 @@
           <w:lang w:eastAsia="en-IN"/>
           <w14:ligatures w14:val="none"/>
         </w:rPr>
-        <w:t>payment-service (NEW)</w:t>
-      </w:r>
-    </w:p>
-    <w:p>
-      <w:pPr>
-        <w:spacing w:before="240" w:after="240" w:line="240" w:lineRule="auto"/>
-        <w:rPr>
-          <w:rFonts w:ascii="Times New Roman" w:eastAsia="Times New Roman" w:hAnsi="Times New Roman" w:cs="Times New Roman"/>
-          <w:kern w:val="0"/>
-          <w:lang w:eastAsia="en-IN"/>
-          <w14:ligatures w14:val="none"/>
-        </w:rPr>
-      </w:pPr>
+        <w:t>TransactionCreated</w:t>
+      </w:r>
+      <w:proofErr w:type="spellEnd"/>
       <w:r>
         <w:rPr>
           <w:rFonts w:ascii="Arial" w:eastAsia="Times New Roman" w:hAnsi="Arial" w:cs="Arial"/>
@@ -5737,7 +7623,7 @@
           <w:lang w:eastAsia="en-IN"/>
           <w14:ligatures w14:val="none"/>
         </w:rPr>
-        <w:t>Create a new Spring Boot service with:</w:t>
+        <w:t xml:space="preserve"> event.</w:t>
       </w:r>
     </w:p>
     <w:p>
@@ -5760,7 +7646,7 @@
           <w:lang w:eastAsia="en-IN"/>
           <w14:ligatures w14:val="none"/>
         </w:rPr>
-        <w:t>pom.xml → include spring-boot-starter, spring-kafka, spring-amqp.</w:t>
+        <w:t>Payment Service will consume this.</w:t>
       </w:r>
     </w:p>
     <w:p>
@@ -5783,19 +7669,8 @@
           <w:lang w:eastAsia="en-IN"/>
           <w14:ligatures w14:val="none"/>
         </w:rPr>
-        <w:t>PaymentConsumer.java → listens to transactions topic, decides success/failure, publishes to payments.</w:t>
-      </w:r>
-    </w:p>
-    <w:p>
-      <w:pPr>
-        <w:spacing w:after="0" w:line="240" w:lineRule="auto"/>
-        <w:rPr>
-          <w:rFonts w:ascii="Times New Roman" w:eastAsia="Times New Roman" w:hAnsi="Times New Roman" w:cs="Times New Roman"/>
-          <w:kern w:val="0"/>
-          <w:lang w:eastAsia="en-IN"/>
-          <w14:ligatures w14:val="none"/>
-        </w:rPr>
-      </w:pPr>
+        <w:t>Step 4:</w:t>
+      </w:r>
     </w:p>
     <w:p>
       <w:pPr>
@@ -5817,6 +7692,161 @@
           <w:lang w:eastAsia="en-IN"/>
           <w14:ligatures w14:val="none"/>
         </w:rPr>
+        <w:t>payment-service (NEW)</w:t>
+      </w:r>
+    </w:p>
+    <w:p>
+      <w:pPr>
+        <w:spacing w:before="240" w:after="240" w:line="240" w:lineRule="auto"/>
+        <w:rPr>
+          <w:rFonts w:ascii="Times New Roman" w:eastAsia="Times New Roman" w:hAnsi="Times New Roman" w:cs="Times New Roman"/>
+          <w:kern w:val="0"/>
+          <w:lang w:eastAsia="en-IN"/>
+          <w14:ligatures w14:val="none"/>
+        </w:rPr>
+      </w:pPr>
+      <w:r>
+        <w:rPr>
+          <w:rFonts w:ascii="Arial" w:eastAsia="Times New Roman" w:hAnsi="Arial" w:cs="Arial"/>
+          <w:color w:val="000000"/>
+          <w:kern w:val="0"/>
+          <w:sz w:val="28"/>
+          <w:szCs w:val="28"/>
+          <w:lang w:eastAsia="en-IN"/>
+          <w14:ligatures w14:val="none"/>
+        </w:rPr>
+        <w:t>Create a new Spring Boot service with:</w:t>
+      </w:r>
+    </w:p>
+    <w:p>
+      <w:pPr>
+        <w:spacing w:before="240" w:after="240" w:line="240" w:lineRule="auto"/>
+        <w:rPr>
+          <w:rFonts w:ascii="Times New Roman" w:eastAsia="Times New Roman" w:hAnsi="Times New Roman" w:cs="Times New Roman"/>
+          <w:kern w:val="0"/>
+          <w:lang w:eastAsia="en-IN"/>
+          <w14:ligatures w14:val="none"/>
+        </w:rPr>
+      </w:pPr>
+      <w:r>
+        <w:rPr>
+          <w:rFonts w:ascii="Arial" w:eastAsia="Times New Roman" w:hAnsi="Arial" w:cs="Arial"/>
+          <w:color w:val="000000"/>
+          <w:kern w:val="0"/>
+          <w:sz w:val="28"/>
+          <w:szCs w:val="28"/>
+          <w:lang w:eastAsia="en-IN"/>
+          <w14:ligatures w14:val="none"/>
+        </w:rPr>
+        <w:t>pom.xml → include spring-boot-starter, spring-</w:t>
+      </w:r>
+      <w:proofErr w:type="spellStart"/>
+      <w:r>
+        <w:rPr>
+          <w:rFonts w:ascii="Arial" w:eastAsia="Times New Roman" w:hAnsi="Arial" w:cs="Arial"/>
+          <w:color w:val="000000"/>
+          <w:kern w:val="0"/>
+          <w:sz w:val="28"/>
+          <w:szCs w:val="28"/>
+          <w:lang w:eastAsia="en-IN"/>
+          <w14:ligatures w14:val="none"/>
+        </w:rPr>
+        <w:t>kafka</w:t>
+      </w:r>
+      <w:proofErr w:type="spellEnd"/>
+      <w:r>
+        <w:rPr>
+          <w:rFonts w:ascii="Arial" w:eastAsia="Times New Roman" w:hAnsi="Arial" w:cs="Arial"/>
+          <w:color w:val="000000"/>
+          <w:kern w:val="0"/>
+          <w:sz w:val="28"/>
+          <w:szCs w:val="28"/>
+          <w:lang w:eastAsia="en-IN"/>
+          <w14:ligatures w14:val="none"/>
+        </w:rPr>
+        <w:t>, spring-</w:t>
+      </w:r>
+      <w:proofErr w:type="spellStart"/>
+      <w:r>
+        <w:rPr>
+          <w:rFonts w:ascii="Arial" w:eastAsia="Times New Roman" w:hAnsi="Arial" w:cs="Arial"/>
+          <w:color w:val="000000"/>
+          <w:kern w:val="0"/>
+          <w:sz w:val="28"/>
+          <w:szCs w:val="28"/>
+          <w:lang w:eastAsia="en-IN"/>
+          <w14:ligatures w14:val="none"/>
+        </w:rPr>
+        <w:t>amqp</w:t>
+      </w:r>
+      <w:proofErr w:type="spellEnd"/>
+      <w:r>
+        <w:rPr>
+          <w:rFonts w:ascii="Arial" w:eastAsia="Times New Roman" w:hAnsi="Arial" w:cs="Arial"/>
+          <w:color w:val="000000"/>
+          <w:kern w:val="0"/>
+          <w:sz w:val="28"/>
+          <w:szCs w:val="28"/>
+          <w:lang w:eastAsia="en-IN"/>
+          <w14:ligatures w14:val="none"/>
+        </w:rPr>
+        <w:t>.</w:t>
+      </w:r>
+    </w:p>
+    <w:p>
+      <w:pPr>
+        <w:spacing w:before="240" w:after="240" w:line="240" w:lineRule="auto"/>
+        <w:rPr>
+          <w:rFonts w:ascii="Times New Roman" w:eastAsia="Times New Roman" w:hAnsi="Times New Roman" w:cs="Times New Roman"/>
+          <w:kern w:val="0"/>
+          <w:lang w:eastAsia="en-IN"/>
+          <w14:ligatures w14:val="none"/>
+        </w:rPr>
+      </w:pPr>
+      <w:r>
+        <w:rPr>
+          <w:rFonts w:ascii="Arial" w:eastAsia="Times New Roman" w:hAnsi="Arial" w:cs="Arial"/>
+          <w:color w:val="000000"/>
+          <w:kern w:val="0"/>
+          <w:sz w:val="28"/>
+          <w:szCs w:val="28"/>
+          <w:lang w:eastAsia="en-IN"/>
+          <w14:ligatures w14:val="none"/>
+        </w:rPr>
+        <w:t>PaymentConsumer.java → listens to transactions topic, decides success/failure, publishes to payments.</w:t>
+      </w:r>
+    </w:p>
+    <w:p>
+      <w:pPr>
+        <w:spacing w:after="0" w:line="240" w:lineRule="auto"/>
+        <w:rPr>
+          <w:rFonts w:ascii="Times New Roman" w:eastAsia="Times New Roman" w:hAnsi="Times New Roman" w:cs="Times New Roman"/>
+          <w:kern w:val="0"/>
+          <w:lang w:eastAsia="en-IN"/>
+          <w14:ligatures w14:val="none"/>
+        </w:rPr>
+      </w:pPr>
+    </w:p>
+    <w:p>
+      <w:pPr>
+        <w:spacing w:before="240" w:after="240" w:line="240" w:lineRule="auto"/>
+        <w:rPr>
+          <w:rFonts w:ascii="Times New Roman" w:eastAsia="Times New Roman" w:hAnsi="Times New Roman" w:cs="Times New Roman"/>
+          <w:kern w:val="0"/>
+          <w:lang w:eastAsia="en-IN"/>
+          <w14:ligatures w14:val="none"/>
+        </w:rPr>
+      </w:pPr>
+      <w:r>
+        <w:rPr>
+          <w:rFonts w:ascii="Arial" w:eastAsia="Times New Roman" w:hAnsi="Arial" w:cs="Arial"/>
+          <w:color w:val="000000"/>
+          <w:kern w:val="0"/>
+          <w:sz w:val="28"/>
+          <w:szCs w:val="28"/>
+          <w:lang w:eastAsia="en-IN"/>
+          <w14:ligatures w14:val="none"/>
+        </w:rPr>
         <w:t>My paymentConsumer.java for ref</w:t>
       </w:r>
     </w:p>
@@ -5874,15 +7904,27 @@
         </w:rPr>
         <w:t xml:space="preserve">public class </w:t>
       </w:r>
-      <w:r>
-        <w:rPr>
-          <w:rFonts w:ascii="Courier New" w:eastAsia="Times New Roman" w:hAnsi="Courier New" w:cs="Courier New"/>
-          <w:color w:val="BCBEC4"/>
-          <w:kern w:val="0"/>
-          <w:lang w:eastAsia="en-IN"/>
-          <w14:ligatures w14:val="none"/>
-        </w:rPr>
-        <w:t>PaymentConsumer {</w:t>
+      <w:proofErr w:type="spellStart"/>
+      <w:r>
+        <w:rPr>
+          <w:rFonts w:ascii="Courier New" w:eastAsia="Times New Roman" w:hAnsi="Courier New" w:cs="Courier New"/>
+          <w:color w:val="BCBEC4"/>
+          <w:kern w:val="0"/>
+          <w:lang w:eastAsia="en-IN"/>
+          <w14:ligatures w14:val="none"/>
+        </w:rPr>
+        <w:t>PaymentConsumer</w:t>
+      </w:r>
+      <w:proofErr w:type="spellEnd"/>
+      <w:r>
+        <w:rPr>
+          <w:rFonts w:ascii="Courier New" w:eastAsia="Times New Roman" w:hAnsi="Courier New" w:cs="Courier New"/>
+          <w:color w:val="BCBEC4"/>
+          <w:kern w:val="0"/>
+          <w:lang w:eastAsia="en-IN"/>
+          <w14:ligatures w14:val="none"/>
+        </w:rPr>
+        <w:t xml:space="preserve"> {</w:t>
       </w:r>
     </w:p>
     <w:p>
@@ -5916,15 +7958,49 @@
         </w:rPr>
         <w:t xml:space="preserve">private final </w:t>
       </w:r>
-      <w:r>
-        <w:rPr>
-          <w:rFonts w:ascii="Courier New" w:eastAsia="Times New Roman" w:hAnsi="Courier New" w:cs="Courier New"/>
-          <w:color w:val="BCBEC4"/>
-          <w:kern w:val="0"/>
-          <w:lang w:eastAsia="en-IN"/>
-          <w14:ligatures w14:val="none"/>
-        </w:rPr>
-        <w:t>KafkaTemplate&lt;String, String&gt; kafkaTemplate;</w:t>
+      <w:proofErr w:type="spellStart"/>
+      <w:r>
+        <w:rPr>
+          <w:rFonts w:ascii="Courier New" w:eastAsia="Times New Roman" w:hAnsi="Courier New" w:cs="Courier New"/>
+          <w:color w:val="BCBEC4"/>
+          <w:kern w:val="0"/>
+          <w:lang w:eastAsia="en-IN"/>
+          <w14:ligatures w14:val="none"/>
+        </w:rPr>
+        <w:t>KafkaTemplate</w:t>
+      </w:r>
+      <w:proofErr w:type="spellEnd"/>
+      <w:r>
+        <w:rPr>
+          <w:rFonts w:ascii="Courier New" w:eastAsia="Times New Roman" w:hAnsi="Courier New" w:cs="Courier New"/>
+          <w:color w:val="BCBEC4"/>
+          <w:kern w:val="0"/>
+          <w:lang w:eastAsia="en-IN"/>
+          <w14:ligatures w14:val="none"/>
+        </w:rPr>
+        <w:t xml:space="preserve">&lt;String, String&gt; </w:t>
+      </w:r>
+      <w:proofErr w:type="spellStart"/>
+      <w:r>
+        <w:rPr>
+          <w:rFonts w:ascii="Courier New" w:eastAsia="Times New Roman" w:hAnsi="Courier New" w:cs="Courier New"/>
+          <w:color w:val="BCBEC4"/>
+          <w:kern w:val="0"/>
+          <w:lang w:eastAsia="en-IN"/>
+          <w14:ligatures w14:val="none"/>
+        </w:rPr>
+        <w:t>kafkaTemplate</w:t>
+      </w:r>
+      <w:proofErr w:type="spellEnd"/>
+      <w:r>
+        <w:rPr>
+          <w:rFonts w:ascii="Courier New" w:eastAsia="Times New Roman" w:hAnsi="Courier New" w:cs="Courier New"/>
+          <w:color w:val="BCBEC4"/>
+          <w:kern w:val="0"/>
+          <w:lang w:eastAsia="en-IN"/>
+          <w14:ligatures w14:val="none"/>
+        </w:rPr>
+        <w:t>;</w:t>
       </w:r>
     </w:p>
     <w:p>
@@ -5958,15 +8034,73 @@
         </w:rPr>
         <w:t xml:space="preserve">public </w:t>
       </w:r>
-      <w:r>
-        <w:rPr>
-          <w:rFonts w:ascii="Courier New" w:eastAsia="Times New Roman" w:hAnsi="Courier New" w:cs="Courier New"/>
-          <w:color w:val="BCBEC4"/>
-          <w:kern w:val="0"/>
-          <w:lang w:eastAsia="en-IN"/>
-          <w14:ligatures w14:val="none"/>
-        </w:rPr>
-        <w:t>PaymentConsumer(KafkaTemplate&lt;String, String&gt; kafkaTemplate) {</w:t>
+      <w:proofErr w:type="spellStart"/>
+      <w:proofErr w:type="gramStart"/>
+      <w:r>
+        <w:rPr>
+          <w:rFonts w:ascii="Courier New" w:eastAsia="Times New Roman" w:hAnsi="Courier New" w:cs="Courier New"/>
+          <w:color w:val="BCBEC4"/>
+          <w:kern w:val="0"/>
+          <w:lang w:eastAsia="en-IN"/>
+          <w14:ligatures w14:val="none"/>
+        </w:rPr>
+        <w:t>PaymentConsumer</w:t>
+      </w:r>
+      <w:proofErr w:type="spellEnd"/>
+      <w:r>
+        <w:rPr>
+          <w:rFonts w:ascii="Courier New" w:eastAsia="Times New Roman" w:hAnsi="Courier New" w:cs="Courier New"/>
+          <w:color w:val="BCBEC4"/>
+          <w:kern w:val="0"/>
+          <w:lang w:eastAsia="en-IN"/>
+          <w14:ligatures w14:val="none"/>
+        </w:rPr>
+        <w:t>(</w:t>
+      </w:r>
+      <w:proofErr w:type="spellStart"/>
+      <w:proofErr w:type="gramEnd"/>
+      <w:r>
+        <w:rPr>
+          <w:rFonts w:ascii="Courier New" w:eastAsia="Times New Roman" w:hAnsi="Courier New" w:cs="Courier New"/>
+          <w:color w:val="BCBEC4"/>
+          <w:kern w:val="0"/>
+          <w:lang w:eastAsia="en-IN"/>
+          <w14:ligatures w14:val="none"/>
+        </w:rPr>
+        <w:t>KafkaTemplate</w:t>
+      </w:r>
+      <w:proofErr w:type="spellEnd"/>
+      <w:r>
+        <w:rPr>
+          <w:rFonts w:ascii="Courier New" w:eastAsia="Times New Roman" w:hAnsi="Courier New" w:cs="Courier New"/>
+          <w:color w:val="BCBEC4"/>
+          <w:kern w:val="0"/>
+          <w:lang w:eastAsia="en-IN"/>
+          <w14:ligatures w14:val="none"/>
+        </w:rPr>
+        <w:t xml:space="preserve">&lt;String, String&gt; </w:t>
+      </w:r>
+      <w:proofErr w:type="spellStart"/>
+      <w:r>
+        <w:rPr>
+          <w:rFonts w:ascii="Courier New" w:eastAsia="Times New Roman" w:hAnsi="Courier New" w:cs="Courier New"/>
+          <w:color w:val="BCBEC4"/>
+          <w:kern w:val="0"/>
+          <w:lang w:eastAsia="en-IN"/>
+          <w14:ligatures w14:val="none"/>
+        </w:rPr>
+        <w:t>kafkaTemplate</w:t>
+      </w:r>
+      <w:proofErr w:type="spellEnd"/>
+      <w:r>
+        <w:rPr>
+          <w:rFonts w:ascii="Courier New" w:eastAsia="Times New Roman" w:hAnsi="Courier New" w:cs="Courier New"/>
+          <w:color w:val="BCBEC4"/>
+          <w:kern w:val="0"/>
+          <w:lang w:eastAsia="en-IN"/>
+          <w14:ligatures w14:val="none"/>
+        </w:rPr>
+        <w:t>) {</w:t>
       </w:r>
     </w:p>
     <w:p>
@@ -5990,6 +8124,8 @@
         </w:rPr>
         <w:t>       </w:t>
       </w:r>
+      <w:proofErr w:type="spellStart"/>
+      <w:proofErr w:type="gramStart"/>
       <w:r>
         <w:rPr>
           <w:rFonts w:ascii="Courier New" w:eastAsia="Times New Roman" w:hAnsi="Courier New" w:cs="Courier New"/>
@@ -6008,7 +8144,41 @@
           <w:lang w:eastAsia="en-IN"/>
           <w14:ligatures w14:val="none"/>
         </w:rPr>
-        <w:t>.kafkaTemplate = kafkaTemplate;</w:t>
+        <w:t>.kafkaTemplate</w:t>
+      </w:r>
+      <w:proofErr w:type="spellEnd"/>
+      <w:proofErr w:type="gramEnd"/>
+      <w:r>
+        <w:rPr>
+          <w:rFonts w:ascii="Courier New" w:eastAsia="Times New Roman" w:hAnsi="Courier New" w:cs="Courier New"/>
+          <w:color w:val="BCBEC4"/>
+          <w:kern w:val="0"/>
+          <w:lang w:eastAsia="en-IN"/>
+          <w14:ligatures w14:val="none"/>
+        </w:rPr>
+        <w:t xml:space="preserve"> = </w:t>
+      </w:r>
+      <w:proofErr w:type="spellStart"/>
+      <w:r>
+        <w:rPr>
+          <w:rFonts w:ascii="Courier New" w:eastAsia="Times New Roman" w:hAnsi="Courier New" w:cs="Courier New"/>
+          <w:color w:val="BCBEC4"/>
+          <w:kern w:val="0"/>
+          <w:lang w:eastAsia="en-IN"/>
+          <w14:ligatures w14:val="none"/>
+        </w:rPr>
+        <w:t>kafkaTemplate</w:t>
+      </w:r>
+      <w:proofErr w:type="spellEnd"/>
+      <w:r>
+        <w:rPr>
+          <w:rFonts w:ascii="Courier New" w:eastAsia="Times New Roman" w:hAnsi="Courier New" w:cs="Courier New"/>
+          <w:color w:val="BCBEC4"/>
+          <w:kern w:val="0"/>
+          <w:lang w:eastAsia="en-IN"/>
+          <w14:ligatures w14:val="none"/>
+        </w:rPr>
+        <w:t>;</w:t>
       </w:r>
     </w:p>
     <w:p>
@@ -6052,7 +8222,29 @@
           <w:lang w:eastAsia="en-IN"/>
           <w14:ligatures w14:val="none"/>
         </w:rPr>
-        <w:t xml:space="preserve">   @KafkaListener(topics = </w:t>
+        <w:t>   @</w:t>
+      </w:r>
+      <w:proofErr w:type="gramStart"/>
+      <w:r>
+        <w:rPr>
+          <w:rFonts w:ascii="Courier New" w:eastAsia="Times New Roman" w:hAnsi="Courier New" w:cs="Courier New"/>
+          <w:color w:val="BCBEC4"/>
+          <w:kern w:val="0"/>
+          <w:lang w:eastAsia="en-IN"/>
+          <w14:ligatures w14:val="none"/>
+        </w:rPr>
+        <w:t>KafkaListener(</w:t>
+      </w:r>
+      <w:proofErr w:type="gramEnd"/>
+      <w:r>
+        <w:rPr>
+          <w:rFonts w:ascii="Courier New" w:eastAsia="Times New Roman" w:hAnsi="Courier New" w:cs="Courier New"/>
+          <w:color w:val="BCBEC4"/>
+          <w:kern w:val="0"/>
+          <w:lang w:eastAsia="en-IN"/>
+          <w14:ligatures w14:val="none"/>
+        </w:rPr>
+        <w:t xml:space="preserve">topics = </w:t>
       </w:r>
       <w:r>
         <w:rPr>
@@ -6072,7 +8264,29 @@
           <w:lang w:eastAsia="en-IN"/>
           <w14:ligatures w14:val="none"/>
         </w:rPr>
-        <w:t xml:space="preserve">, groupId = </w:t>
+        <w:t xml:space="preserve">, </w:t>
+      </w:r>
+      <w:proofErr w:type="spellStart"/>
+      <w:r>
+        <w:rPr>
+          <w:rFonts w:ascii="Courier New" w:eastAsia="Times New Roman" w:hAnsi="Courier New" w:cs="Courier New"/>
+          <w:color w:val="BCBEC4"/>
+          <w:kern w:val="0"/>
+          <w:lang w:eastAsia="en-IN"/>
+          <w14:ligatures w14:val="none"/>
+        </w:rPr>
+        <w:t>groupId</w:t>
+      </w:r>
+      <w:proofErr w:type="spellEnd"/>
+      <w:r>
+        <w:rPr>
+          <w:rFonts w:ascii="Courier New" w:eastAsia="Times New Roman" w:hAnsi="Courier New" w:cs="Courier New"/>
+          <w:color w:val="BCBEC4"/>
+          <w:kern w:val="0"/>
+          <w:lang w:eastAsia="en-IN"/>
+          <w14:ligatures w14:val="none"/>
+        </w:rPr>
+        <w:t xml:space="preserve"> = </w:t>
       </w:r>
       <w:r>
         <w:rPr>
@@ -6127,15 +8341,39 @@
         </w:rPr>
         <w:t xml:space="preserve">public void </w:t>
       </w:r>
-      <w:r>
-        <w:rPr>
-          <w:rFonts w:ascii="Courier New" w:eastAsia="Times New Roman" w:hAnsi="Courier New" w:cs="Courier New"/>
-          <w:color w:val="BCBEC4"/>
-          <w:kern w:val="0"/>
-          <w:lang w:eastAsia="en-IN"/>
-          <w14:ligatures w14:val="none"/>
-        </w:rPr>
-        <w:t>processTransaction(String message) {</w:t>
+      <w:proofErr w:type="spellStart"/>
+      <w:proofErr w:type="gramStart"/>
+      <w:r>
+        <w:rPr>
+          <w:rFonts w:ascii="Courier New" w:eastAsia="Times New Roman" w:hAnsi="Courier New" w:cs="Courier New"/>
+          <w:color w:val="BCBEC4"/>
+          <w:kern w:val="0"/>
+          <w:lang w:eastAsia="en-IN"/>
+          <w14:ligatures w14:val="none"/>
+        </w:rPr>
+        <w:t>processTransaction</w:t>
+      </w:r>
+      <w:proofErr w:type="spellEnd"/>
+      <w:r>
+        <w:rPr>
+          <w:rFonts w:ascii="Courier New" w:eastAsia="Times New Roman" w:hAnsi="Courier New" w:cs="Courier New"/>
+          <w:color w:val="BCBEC4"/>
+          <w:kern w:val="0"/>
+          <w:lang w:eastAsia="en-IN"/>
+          <w14:ligatures w14:val="none"/>
+        </w:rPr>
+        <w:t>(</w:t>
+      </w:r>
+      <w:proofErr w:type="gramEnd"/>
+      <w:r>
+        <w:rPr>
+          <w:rFonts w:ascii="Courier New" w:eastAsia="Times New Roman" w:hAnsi="Courier New" w:cs="Courier New"/>
+          <w:color w:val="BCBEC4"/>
+          <w:kern w:val="0"/>
+          <w:lang w:eastAsia="en-IN"/>
+          <w14:ligatures w14:val="none"/>
+        </w:rPr>
+        <w:t>String message) {</w:t>
       </w:r>
     </w:p>
     <w:p>
@@ -6157,7 +8395,29 @@
           <w:lang w:eastAsia="en-IN"/>
           <w14:ligatures w14:val="none"/>
         </w:rPr>
-        <w:t>       System.out.println(</w:t>
+        <w:t>       </w:t>
+      </w:r>
+      <w:proofErr w:type="spellStart"/>
+      <w:r>
+        <w:rPr>
+          <w:rFonts w:ascii="Courier New" w:eastAsia="Times New Roman" w:hAnsi="Courier New" w:cs="Courier New"/>
+          <w:color w:val="BCBEC4"/>
+          <w:kern w:val="0"/>
+          <w:lang w:eastAsia="en-IN"/>
+          <w14:ligatures w14:val="none"/>
+        </w:rPr>
+        <w:t>System.out.println</w:t>
+      </w:r>
+      <w:proofErr w:type="spellEnd"/>
+      <w:r>
+        <w:rPr>
+          <w:rFonts w:ascii="Courier New" w:eastAsia="Times New Roman" w:hAnsi="Courier New" w:cs="Courier New"/>
+          <w:color w:val="BCBEC4"/>
+          <w:kern w:val="0"/>
+          <w:lang w:eastAsia="en-IN"/>
+          <w14:ligatures w14:val="none"/>
+        </w:rPr>
+        <w:t>(</w:t>
       </w:r>
       <w:r>
         <w:rPr>
@@ -6233,6 +8493,7 @@
         </w:rPr>
         <w:t>       </w:t>
       </w:r>
+      <w:proofErr w:type="spellStart"/>
       <w:r>
         <w:rPr>
           <w:rFonts w:ascii="Courier New" w:eastAsia="Times New Roman" w:hAnsi="Courier New" w:cs="Courier New"/>
@@ -6241,7 +8502,18 @@
           <w:lang w:eastAsia="en-IN"/>
           <w14:ligatures w14:val="none"/>
         </w:rPr>
-        <w:t xml:space="preserve">boolean </w:t>
+        <w:t>boolean</w:t>
+      </w:r>
+      <w:proofErr w:type="spellEnd"/>
+      <w:r>
+        <w:rPr>
+          <w:rFonts w:ascii="Courier New" w:eastAsia="Times New Roman" w:hAnsi="Courier New" w:cs="Courier New"/>
+          <w:color w:val="CF8E6D"/>
+          <w:kern w:val="0"/>
+          <w:lang w:eastAsia="en-IN"/>
+          <w14:ligatures w14:val="none"/>
+        </w:rPr>
+        <w:t xml:space="preserve"> </w:t>
       </w:r>
       <w:r>
         <w:rPr>
@@ -6271,7 +8543,41 @@
           <w:lang w:eastAsia="en-IN"/>
           <w14:ligatures w14:val="none"/>
         </w:rPr>
-        <w:t>Random().nextBoolean();</w:t>
+        <w:t>Random(</w:t>
+      </w:r>
+      <w:proofErr w:type="gramStart"/>
+      <w:r>
+        <w:rPr>
+          <w:rFonts w:ascii="Courier New" w:eastAsia="Times New Roman" w:hAnsi="Courier New" w:cs="Courier New"/>
+          <w:color w:val="BCBEC4"/>
+          <w:kern w:val="0"/>
+          <w:lang w:eastAsia="en-IN"/>
+          <w14:ligatures w14:val="none"/>
+        </w:rPr>
+        <w:t>).</w:t>
+      </w:r>
+      <w:proofErr w:type="spellStart"/>
+      <w:r>
+        <w:rPr>
+          <w:rFonts w:ascii="Courier New" w:eastAsia="Times New Roman" w:hAnsi="Courier New" w:cs="Courier New"/>
+          <w:color w:val="BCBEC4"/>
+          <w:kern w:val="0"/>
+          <w:lang w:eastAsia="en-IN"/>
+          <w14:ligatures w14:val="none"/>
+        </w:rPr>
+        <w:t>nextBoolean</w:t>
+      </w:r>
+      <w:proofErr w:type="spellEnd"/>
+      <w:proofErr w:type="gramEnd"/>
+      <w:r>
+        <w:rPr>
+          <w:rFonts w:ascii="Courier New" w:eastAsia="Times New Roman" w:hAnsi="Courier New" w:cs="Courier New"/>
+          <w:color w:val="BCBEC4"/>
+          <w:kern w:val="0"/>
+          <w:lang w:eastAsia="en-IN"/>
+          <w14:ligatures w14:val="none"/>
+        </w:rPr>
+        <w:t>();</w:t>
       </w:r>
     </w:p>
     <w:p>
@@ -6347,7 +8653,29 @@
           <w:lang w:eastAsia="en-IN"/>
           <w14:ligatures w14:val="none"/>
         </w:rPr>
-        <w:t>           kafkaTemplate.send(</w:t>
+        <w:t>           </w:t>
+      </w:r>
+      <w:proofErr w:type="spellStart"/>
+      <w:r>
+        <w:rPr>
+          <w:rFonts w:ascii="Courier New" w:eastAsia="Times New Roman" w:hAnsi="Courier New" w:cs="Courier New"/>
+          <w:color w:val="BCBEC4"/>
+          <w:kern w:val="0"/>
+          <w:lang w:eastAsia="en-IN"/>
+          <w14:ligatures w14:val="none"/>
+        </w:rPr>
+        <w:t>kafkaTemplate.send</w:t>
+      </w:r>
+      <w:proofErr w:type="spellEnd"/>
+      <w:r>
+        <w:rPr>
+          <w:rFonts w:ascii="Courier New" w:eastAsia="Times New Roman" w:hAnsi="Courier New" w:cs="Courier New"/>
+          <w:color w:val="BCBEC4"/>
+          <w:kern w:val="0"/>
+          <w:lang w:eastAsia="en-IN"/>
+          <w14:ligatures w14:val="none"/>
+        </w:rPr>
+        <w:t>(</w:t>
       </w:r>
       <w:r>
         <w:rPr>
@@ -6377,7 +8705,29 @@
           <w:lang w:eastAsia="en-IN"/>
           <w14:ligatures w14:val="none"/>
         </w:rPr>
-        <w:t xml:space="preserve">"PaymentCompleted:" </w:t>
+        <w:t>"</w:t>
+      </w:r>
+      <w:proofErr w:type="spellStart"/>
+      <w:r>
+        <w:rPr>
+          <w:rFonts w:ascii="Courier New" w:eastAsia="Times New Roman" w:hAnsi="Courier New" w:cs="Courier New"/>
+          <w:color w:val="6AAB73"/>
+          <w:kern w:val="0"/>
+          <w:lang w:eastAsia="en-IN"/>
+          <w14:ligatures w14:val="none"/>
+        </w:rPr>
+        <w:t>PaymentCompleted</w:t>
+      </w:r>
+      <w:proofErr w:type="spellEnd"/>
+      <w:r>
+        <w:rPr>
+          <w:rFonts w:ascii="Courier New" w:eastAsia="Times New Roman" w:hAnsi="Courier New" w:cs="Courier New"/>
+          <w:color w:val="6AAB73"/>
+          <w:kern w:val="0"/>
+          <w:lang w:eastAsia="en-IN"/>
+          <w14:ligatures w14:val="none"/>
+        </w:rPr>
+        <w:t xml:space="preserve">:" </w:t>
       </w:r>
       <w:r>
         <w:rPr>
@@ -6409,7 +8759,29 @@
           <w:lang w:eastAsia="en-IN"/>
           <w14:ligatures w14:val="none"/>
         </w:rPr>
-        <w:t>           System.out.println(</w:t>
+        <w:t>           </w:t>
+      </w:r>
+      <w:proofErr w:type="spellStart"/>
+      <w:r>
+        <w:rPr>
+          <w:rFonts w:ascii="Courier New" w:eastAsia="Times New Roman" w:hAnsi="Courier New" w:cs="Courier New"/>
+          <w:color w:val="BCBEC4"/>
+          <w:kern w:val="0"/>
+          <w:lang w:eastAsia="en-IN"/>
+          <w14:ligatures w14:val="none"/>
+        </w:rPr>
+        <w:t>System.out.println</w:t>
+      </w:r>
+      <w:proofErr w:type="spellEnd"/>
+      <w:r>
+        <w:rPr>
+          <w:rFonts w:ascii="Courier New" w:eastAsia="Times New Roman" w:hAnsi="Courier New" w:cs="Courier New"/>
+          <w:color w:val="BCBEC4"/>
+          <w:kern w:val="0"/>
+          <w:lang w:eastAsia="en-IN"/>
+          <w14:ligatures w14:val="none"/>
+        </w:rPr>
+        <w:t>(</w:t>
       </w:r>
       <w:r>
         <w:rPr>
@@ -6493,7 +8865,29 @@
           <w:lang w:eastAsia="en-IN"/>
           <w14:ligatures w14:val="none"/>
         </w:rPr>
-        <w:t>           kafkaTemplate.send(</w:t>
+        <w:t>           </w:t>
+      </w:r>
+      <w:proofErr w:type="spellStart"/>
+      <w:r>
+        <w:rPr>
+          <w:rFonts w:ascii="Courier New" w:eastAsia="Times New Roman" w:hAnsi="Courier New" w:cs="Courier New"/>
+          <w:color w:val="BCBEC4"/>
+          <w:kern w:val="0"/>
+          <w:lang w:eastAsia="en-IN"/>
+          <w14:ligatures w14:val="none"/>
+        </w:rPr>
+        <w:t>kafkaTemplate.send</w:t>
+      </w:r>
+      <w:proofErr w:type="spellEnd"/>
+      <w:r>
+        <w:rPr>
+          <w:rFonts w:ascii="Courier New" w:eastAsia="Times New Roman" w:hAnsi="Courier New" w:cs="Courier New"/>
+          <w:color w:val="BCBEC4"/>
+          <w:kern w:val="0"/>
+          <w:lang w:eastAsia="en-IN"/>
+          <w14:ligatures w14:val="none"/>
+        </w:rPr>
+        <w:t>(</w:t>
       </w:r>
       <w:r>
         <w:rPr>
@@ -6523,7 +8917,29 @@
           <w:lang w:eastAsia="en-IN"/>
           <w14:ligatures w14:val="none"/>
         </w:rPr>
-        <w:t xml:space="preserve">"PaymentFailed:" </w:t>
+        <w:t>"</w:t>
+      </w:r>
+      <w:proofErr w:type="spellStart"/>
+      <w:r>
+        <w:rPr>
+          <w:rFonts w:ascii="Courier New" w:eastAsia="Times New Roman" w:hAnsi="Courier New" w:cs="Courier New"/>
+          <w:color w:val="6AAB73"/>
+          <w:kern w:val="0"/>
+          <w:lang w:eastAsia="en-IN"/>
+          <w14:ligatures w14:val="none"/>
+        </w:rPr>
+        <w:t>PaymentFailed</w:t>
+      </w:r>
+      <w:proofErr w:type="spellEnd"/>
+      <w:r>
+        <w:rPr>
+          <w:rFonts w:ascii="Courier New" w:eastAsia="Times New Roman" w:hAnsi="Courier New" w:cs="Courier New"/>
+          <w:color w:val="6AAB73"/>
+          <w:kern w:val="0"/>
+          <w:lang w:eastAsia="en-IN"/>
+          <w14:ligatures w14:val="none"/>
+        </w:rPr>
+        <w:t xml:space="preserve">:" </w:t>
       </w:r>
       <w:r>
         <w:rPr>
@@ -6555,7 +8971,29 @@
           <w:lang w:eastAsia="en-IN"/>
           <w14:ligatures w14:val="none"/>
         </w:rPr>
-        <w:t>           System.out.println(</w:t>
+        <w:t>           </w:t>
+      </w:r>
+      <w:proofErr w:type="spellStart"/>
+      <w:r>
+        <w:rPr>
+          <w:rFonts w:ascii="Courier New" w:eastAsia="Times New Roman" w:hAnsi="Courier New" w:cs="Courier New"/>
+          <w:color w:val="BCBEC4"/>
+          <w:kern w:val="0"/>
+          <w:lang w:eastAsia="en-IN"/>
+          <w14:ligatures w14:val="none"/>
+        </w:rPr>
+        <w:t>System.out.println</w:t>
+      </w:r>
+      <w:proofErr w:type="spellEnd"/>
+      <w:r>
+        <w:rPr>
+          <w:rFonts w:ascii="Courier New" w:eastAsia="Times New Roman" w:hAnsi="Courier New" w:cs="Courier New"/>
+          <w:color w:val="BCBEC4"/>
+          <w:kern w:val="0"/>
+          <w:lang w:eastAsia="en-IN"/>
+          <w14:ligatures w14:val="none"/>
+        </w:rPr>
+        <w:t>(</w:t>
       </w:r>
       <w:r>
         <w:rPr>
@@ -6721,19 +9159,9 @@
           <w:lang w:eastAsia="en-IN"/>
           <w14:ligatures w14:val="none"/>
         </w:rPr>
-        <w:t>Add a new consumer for the payments topic:</w:t>
-      </w:r>
-    </w:p>
-    <w:p>
-      <w:pPr>
-        <w:spacing w:before="240" w:after="240" w:line="240" w:lineRule="auto"/>
-        <w:rPr>
-          <w:rFonts w:ascii="Times New Roman" w:eastAsia="Times New Roman" w:hAnsi="Times New Roman" w:cs="Times New Roman"/>
-          <w:kern w:val="0"/>
-          <w:lang w:eastAsia="en-IN"/>
-          <w14:ligatures w14:val="none"/>
-        </w:rPr>
-      </w:pPr>
+        <w:t xml:space="preserve">Add a new consumer for the </w:t>
+      </w:r>
+      <w:proofErr w:type="gramStart"/>
       <w:r>
         <w:rPr>
           <w:rFonts w:ascii="Arial" w:eastAsia="Times New Roman" w:hAnsi="Arial" w:cs="Arial"/>
@@ -6744,473 +9172,9 @@
           <w:lang w:eastAsia="en-IN"/>
           <w14:ligatures w14:val="none"/>
         </w:rPr>
-        <w:t>My paymenteventConsumer.java </w:t>
-      </w:r>
-    </w:p>
-    <w:p>
-      <w:pPr>
-        <w:spacing w:after="0" w:line="240" w:lineRule="auto"/>
-        <w:rPr>
-          <w:rFonts w:ascii="Times New Roman" w:eastAsia="Times New Roman" w:hAnsi="Times New Roman" w:cs="Times New Roman"/>
-          <w:kern w:val="0"/>
-          <w:lang w:eastAsia="en-IN"/>
-          <w14:ligatures w14:val="none"/>
-        </w:rPr>
-      </w:pPr>
-    </w:p>
-    <w:p>
-      <w:pPr>
-        <w:shd w:val="clear" w:color="auto" w:fill="191A1C"/>
-        <w:spacing w:after="0" w:line="240" w:lineRule="auto"/>
-        <w:rPr>
-          <w:rFonts w:ascii="Times New Roman" w:eastAsia="Times New Roman" w:hAnsi="Times New Roman" w:cs="Times New Roman"/>
-          <w:kern w:val="0"/>
-          <w:lang w:eastAsia="en-IN"/>
-          <w14:ligatures w14:val="none"/>
-        </w:rPr>
-      </w:pPr>
-      <w:r>
-        <w:rPr>
-          <w:rFonts w:ascii="Courier New" w:eastAsia="Times New Roman" w:hAnsi="Courier New" w:cs="Courier New"/>
-          <w:color w:val="BCBEC4"/>
-          <w:kern w:val="0"/>
-          <w:lang w:eastAsia="en-IN"/>
-          <w14:ligatures w14:val="none"/>
-        </w:rPr>
-        <w:t>@Component</w:t>
-      </w:r>
-    </w:p>
-    <w:p>
-      <w:pPr>
-        <w:shd w:val="clear" w:color="auto" w:fill="191A1C"/>
-        <w:spacing w:after="0" w:line="240" w:lineRule="auto"/>
-        <w:rPr>
-          <w:rFonts w:ascii="Times New Roman" w:eastAsia="Times New Roman" w:hAnsi="Times New Roman" w:cs="Times New Roman"/>
-          <w:kern w:val="0"/>
-          <w:lang w:eastAsia="en-IN"/>
-          <w14:ligatures w14:val="none"/>
-        </w:rPr>
-      </w:pPr>
-      <w:r>
-        <w:rPr>
-          <w:rFonts w:ascii="Courier New" w:eastAsia="Times New Roman" w:hAnsi="Courier New" w:cs="Courier New"/>
-          <w:color w:val="CF8E6D"/>
-          <w:kern w:val="0"/>
-          <w:lang w:eastAsia="en-IN"/>
-          <w14:ligatures w14:val="none"/>
-        </w:rPr>
-        <w:t xml:space="preserve">public class </w:t>
-      </w:r>
-      <w:r>
-        <w:rPr>
-          <w:rFonts w:ascii="Courier New" w:eastAsia="Times New Roman" w:hAnsi="Courier New" w:cs="Courier New"/>
-          <w:color w:val="BCBEC4"/>
-          <w:kern w:val="0"/>
-          <w:lang w:eastAsia="en-IN"/>
-          <w14:ligatures w14:val="none"/>
-        </w:rPr>
-        <w:t>PaymentEventConsumer {</w:t>
-      </w:r>
-    </w:p>
-    <w:p>
-      <w:pPr>
-        <w:shd w:val="clear" w:color="auto" w:fill="191A1C"/>
-        <w:spacing w:after="0" w:line="240" w:lineRule="auto"/>
-        <w:rPr>
-          <w:rFonts w:ascii="Times New Roman" w:eastAsia="Times New Roman" w:hAnsi="Times New Roman" w:cs="Times New Roman"/>
-          <w:kern w:val="0"/>
-          <w:lang w:eastAsia="en-IN"/>
-          <w14:ligatures w14:val="none"/>
-        </w:rPr>
-      </w:pPr>
-      <w:r>
-        <w:rPr>
-          <w:rFonts w:ascii="Courier New" w:eastAsia="Times New Roman" w:hAnsi="Courier New" w:cs="Courier New"/>
-          <w:color w:val="BCBEC4"/>
-          <w:kern w:val="0"/>
-          <w:lang w:eastAsia="en-IN"/>
-          <w14:ligatures w14:val="none"/>
-        </w:rPr>
-        <w:t xml:space="preserve">   @KafkaListener(topics = </w:t>
-      </w:r>
-      <w:r>
-        <w:rPr>
-          <w:rFonts w:ascii="Courier New" w:eastAsia="Times New Roman" w:hAnsi="Courier New" w:cs="Courier New"/>
-          <w:color w:val="6AAB73"/>
-          <w:kern w:val="0"/>
-          <w:lang w:eastAsia="en-IN"/>
-          <w14:ligatures w14:val="none"/>
-        </w:rPr>
-        <w:t>"payments"</w:t>
-      </w:r>
-      <w:r>
-        <w:rPr>
-          <w:rFonts w:ascii="Courier New" w:eastAsia="Times New Roman" w:hAnsi="Courier New" w:cs="Courier New"/>
-          <w:color w:val="BCBEC4"/>
-          <w:kern w:val="0"/>
-          <w:lang w:eastAsia="en-IN"/>
-          <w14:ligatures w14:val="none"/>
-        </w:rPr>
-        <w:t xml:space="preserve">, groupId = </w:t>
-      </w:r>
-      <w:r>
-        <w:rPr>
-          <w:rFonts w:ascii="Courier New" w:eastAsia="Times New Roman" w:hAnsi="Courier New" w:cs="Courier New"/>
-          <w:color w:val="6AAB73"/>
-          <w:kern w:val="0"/>
-          <w:lang w:eastAsia="en-IN"/>
-          <w14:ligatures w14:val="none"/>
-        </w:rPr>
-        <w:t>"account-service"</w:t>
-      </w:r>
-      <w:r>
-        <w:rPr>
-          <w:rFonts w:ascii="Courier New" w:eastAsia="Times New Roman" w:hAnsi="Courier New" w:cs="Courier New"/>
-          <w:color w:val="BCBEC4"/>
-          <w:kern w:val="0"/>
-          <w:lang w:eastAsia="en-IN"/>
-          <w14:ligatures w14:val="none"/>
-        </w:rPr>
-        <w:t>)</w:t>
-      </w:r>
-    </w:p>
-    <w:p>
-      <w:pPr>
-        <w:shd w:val="clear" w:color="auto" w:fill="191A1C"/>
-        <w:spacing w:after="0" w:line="240" w:lineRule="auto"/>
-        <w:rPr>
-          <w:rFonts w:ascii="Times New Roman" w:eastAsia="Times New Roman" w:hAnsi="Times New Roman" w:cs="Times New Roman"/>
-          <w:kern w:val="0"/>
-          <w:lang w:eastAsia="en-IN"/>
-          <w14:ligatures w14:val="none"/>
-        </w:rPr>
-      </w:pPr>
-      <w:r>
-        <w:rPr>
-          <w:rFonts w:ascii="Courier New" w:eastAsia="Times New Roman" w:hAnsi="Courier New" w:cs="Courier New"/>
-          <w:color w:val="BCBEC4"/>
-          <w:kern w:val="0"/>
-          <w:lang w:eastAsia="en-IN"/>
-          <w14:ligatures w14:val="none"/>
-        </w:rPr>
-        <w:t>   </w:t>
-      </w:r>
-      <w:r>
-        <w:rPr>
-          <w:rFonts w:ascii="Courier New" w:eastAsia="Times New Roman" w:hAnsi="Courier New" w:cs="Courier New"/>
-          <w:color w:val="CF8E6D"/>
-          <w:kern w:val="0"/>
-          <w:lang w:eastAsia="en-IN"/>
-          <w14:ligatures w14:val="none"/>
-        </w:rPr>
-        <w:t xml:space="preserve">public void </w:t>
-      </w:r>
-      <w:r>
-        <w:rPr>
-          <w:rFonts w:ascii="Courier New" w:eastAsia="Times New Roman" w:hAnsi="Courier New" w:cs="Courier New"/>
-          <w:color w:val="BCBEC4"/>
-          <w:kern w:val="0"/>
-          <w:lang w:eastAsia="en-IN"/>
-          <w14:ligatures w14:val="none"/>
-        </w:rPr>
-        <w:t>handlePaymentEvent(String message) {</w:t>
-      </w:r>
-    </w:p>
-    <w:p>
-      <w:pPr>
-        <w:shd w:val="clear" w:color="auto" w:fill="191A1C"/>
-        <w:spacing w:after="0" w:line="240" w:lineRule="auto"/>
-        <w:rPr>
-          <w:rFonts w:ascii="Times New Roman" w:eastAsia="Times New Roman" w:hAnsi="Times New Roman" w:cs="Times New Roman"/>
-          <w:kern w:val="0"/>
-          <w:lang w:eastAsia="en-IN"/>
-          <w14:ligatures w14:val="none"/>
-        </w:rPr>
-      </w:pPr>
-      <w:r>
-        <w:rPr>
-          <w:rFonts w:ascii="Courier New" w:eastAsia="Times New Roman" w:hAnsi="Courier New" w:cs="Courier New"/>
-          <w:color w:val="BCBEC4"/>
-          <w:kern w:val="0"/>
-          <w:lang w:eastAsia="en-IN"/>
-          <w14:ligatures w14:val="none"/>
-        </w:rPr>
-        <w:t>       </w:t>
-      </w:r>
-      <w:r>
-        <w:rPr>
-          <w:rFonts w:ascii="Courier New" w:eastAsia="Times New Roman" w:hAnsi="Courier New" w:cs="Courier New"/>
-          <w:color w:val="CF8E6D"/>
-          <w:kern w:val="0"/>
-          <w:lang w:eastAsia="en-IN"/>
-          <w14:ligatures w14:val="none"/>
-        </w:rPr>
-        <w:t xml:space="preserve">if </w:t>
-      </w:r>
-      <w:r>
-        <w:rPr>
-          <w:rFonts w:ascii="Courier New" w:eastAsia="Times New Roman" w:hAnsi="Courier New" w:cs="Courier New"/>
-          <w:color w:val="BCBEC4"/>
-          <w:kern w:val="0"/>
-          <w:lang w:eastAsia="en-IN"/>
-          <w14:ligatures w14:val="none"/>
-        </w:rPr>
-        <w:t>(message.startsWith(</w:t>
-      </w:r>
-      <w:r>
-        <w:rPr>
-          <w:rFonts w:ascii="Courier New" w:eastAsia="Times New Roman" w:hAnsi="Courier New" w:cs="Courier New"/>
-          <w:color w:val="6AAB73"/>
-          <w:kern w:val="0"/>
-          <w:lang w:eastAsia="en-IN"/>
-          <w14:ligatures w14:val="none"/>
-        </w:rPr>
-        <w:t>"PaymentCompleted"</w:t>
-      </w:r>
-      <w:r>
-        <w:rPr>
-          <w:rFonts w:ascii="Courier New" w:eastAsia="Times New Roman" w:hAnsi="Courier New" w:cs="Courier New"/>
-          <w:color w:val="BCBEC4"/>
-          <w:kern w:val="0"/>
-          <w:lang w:eastAsia="en-IN"/>
-          <w14:ligatures w14:val="none"/>
-        </w:rPr>
-        <w:t>)) {</w:t>
-      </w:r>
-    </w:p>
-    <w:p>
-      <w:pPr>
-        <w:shd w:val="clear" w:color="auto" w:fill="191A1C"/>
-        <w:spacing w:after="0" w:line="240" w:lineRule="auto"/>
-        <w:rPr>
-          <w:rFonts w:ascii="Times New Roman" w:eastAsia="Times New Roman" w:hAnsi="Times New Roman" w:cs="Times New Roman"/>
-          <w:kern w:val="0"/>
-          <w:lang w:eastAsia="en-IN"/>
-          <w14:ligatures w14:val="none"/>
-        </w:rPr>
-      </w:pPr>
-      <w:r>
-        <w:rPr>
-          <w:rFonts w:ascii="Courier New" w:eastAsia="Times New Roman" w:hAnsi="Courier New" w:cs="Courier New"/>
-          <w:color w:val="BCBEC4"/>
-          <w:kern w:val="0"/>
-          <w:lang w:eastAsia="en-IN"/>
-          <w14:ligatures w14:val="none"/>
-        </w:rPr>
-        <w:t>           System.out.println(</w:t>
-      </w:r>
-      <w:r>
-        <w:rPr>
-          <w:rFonts w:ascii="Courier New" w:eastAsia="Times New Roman" w:hAnsi="Courier New" w:cs="Courier New"/>
-          <w:color w:val="6AAB73"/>
-          <w:kern w:val="0"/>
-          <w:lang w:eastAsia="en-IN"/>
-          <w14:ligatures w14:val="none"/>
-        </w:rPr>
-        <w:t xml:space="preserve">"Account Service: Debit account for " </w:t>
-      </w:r>
-      <w:r>
-        <w:rPr>
-          <w:rFonts w:ascii="Courier New" w:eastAsia="Times New Roman" w:hAnsi="Courier New" w:cs="Courier New"/>
-          <w:color w:val="BCBEC4"/>
-          <w:kern w:val="0"/>
-          <w:lang w:eastAsia="en-IN"/>
-          <w14:ligatures w14:val="none"/>
-        </w:rPr>
-        <w:t>+ message);</w:t>
-      </w:r>
-    </w:p>
-    <w:p>
-      <w:pPr>
-        <w:shd w:val="clear" w:color="auto" w:fill="191A1C"/>
-        <w:spacing w:after="0" w:line="240" w:lineRule="auto"/>
-        <w:rPr>
-          <w:rFonts w:ascii="Times New Roman" w:eastAsia="Times New Roman" w:hAnsi="Times New Roman" w:cs="Times New Roman"/>
-          <w:kern w:val="0"/>
-          <w:lang w:eastAsia="en-IN"/>
-          <w14:ligatures w14:val="none"/>
-        </w:rPr>
-      </w:pPr>
-      <w:r>
-        <w:rPr>
-          <w:rFonts w:ascii="Courier New" w:eastAsia="Times New Roman" w:hAnsi="Courier New" w:cs="Courier New"/>
-          <w:color w:val="BCBEC4"/>
-          <w:kern w:val="0"/>
-          <w:lang w:eastAsia="en-IN"/>
-          <w14:ligatures w14:val="none"/>
-        </w:rPr>
-        <w:t xml:space="preserve">       } </w:t>
-      </w:r>
-      <w:r>
-        <w:rPr>
-          <w:rFonts w:ascii="Courier New" w:eastAsia="Times New Roman" w:hAnsi="Courier New" w:cs="Courier New"/>
-          <w:color w:val="CF8E6D"/>
-          <w:kern w:val="0"/>
-          <w:lang w:eastAsia="en-IN"/>
-          <w14:ligatures w14:val="none"/>
-        </w:rPr>
-        <w:t xml:space="preserve">else if </w:t>
-      </w:r>
-      <w:r>
-        <w:rPr>
-          <w:rFonts w:ascii="Courier New" w:eastAsia="Times New Roman" w:hAnsi="Courier New" w:cs="Courier New"/>
-          <w:color w:val="BCBEC4"/>
-          <w:kern w:val="0"/>
-          <w:lang w:eastAsia="en-IN"/>
-          <w14:ligatures w14:val="none"/>
-        </w:rPr>
-        <w:t>(message.startsWith(</w:t>
-      </w:r>
-      <w:r>
-        <w:rPr>
-          <w:rFonts w:ascii="Courier New" w:eastAsia="Times New Roman" w:hAnsi="Courier New" w:cs="Courier New"/>
-          <w:color w:val="6AAB73"/>
-          <w:kern w:val="0"/>
-          <w:lang w:eastAsia="en-IN"/>
-          <w14:ligatures w14:val="none"/>
-        </w:rPr>
-        <w:t>"PaymentFailed"</w:t>
-      </w:r>
-      <w:r>
-        <w:rPr>
-          <w:rFonts w:ascii="Courier New" w:eastAsia="Times New Roman" w:hAnsi="Courier New" w:cs="Courier New"/>
-          <w:color w:val="BCBEC4"/>
-          <w:kern w:val="0"/>
-          <w:lang w:eastAsia="en-IN"/>
-          <w14:ligatures w14:val="none"/>
-        </w:rPr>
-        <w:t>)) {</w:t>
-      </w:r>
-    </w:p>
-    <w:p>
-      <w:pPr>
-        <w:shd w:val="clear" w:color="auto" w:fill="191A1C"/>
-        <w:spacing w:after="0" w:line="240" w:lineRule="auto"/>
-        <w:rPr>
-          <w:rFonts w:ascii="Times New Roman" w:eastAsia="Times New Roman" w:hAnsi="Times New Roman" w:cs="Times New Roman"/>
-          <w:kern w:val="0"/>
-          <w:lang w:eastAsia="en-IN"/>
-          <w14:ligatures w14:val="none"/>
-        </w:rPr>
-      </w:pPr>
-      <w:r>
-        <w:rPr>
-          <w:rFonts w:ascii="Courier New" w:eastAsia="Times New Roman" w:hAnsi="Courier New" w:cs="Courier New"/>
-          <w:color w:val="BCBEC4"/>
-          <w:kern w:val="0"/>
-          <w:lang w:eastAsia="en-IN"/>
-          <w14:ligatures w14:val="none"/>
-        </w:rPr>
-        <w:t>           System.out.println(</w:t>
-      </w:r>
-      <w:r>
-        <w:rPr>
-          <w:rFonts w:ascii="Courier New" w:eastAsia="Times New Roman" w:hAnsi="Courier New" w:cs="Courier New"/>
-          <w:color w:val="6AAB73"/>
-          <w:kern w:val="0"/>
-          <w:lang w:eastAsia="en-IN"/>
-          <w14:ligatures w14:val="none"/>
-        </w:rPr>
-        <w:t xml:space="preserve">"Account Service: Rollback transaction for " </w:t>
-      </w:r>
-      <w:r>
-        <w:rPr>
-          <w:rFonts w:ascii="Courier New" w:eastAsia="Times New Roman" w:hAnsi="Courier New" w:cs="Courier New"/>
-          <w:color w:val="BCBEC4"/>
-          <w:kern w:val="0"/>
-          <w:lang w:eastAsia="en-IN"/>
-          <w14:ligatures w14:val="none"/>
-        </w:rPr>
-        <w:t>+ message);</w:t>
-      </w:r>
-    </w:p>
-    <w:p>
-      <w:pPr>
-        <w:shd w:val="clear" w:color="auto" w:fill="191A1C"/>
-        <w:spacing w:after="0" w:line="240" w:lineRule="auto"/>
-        <w:rPr>
-          <w:rFonts w:ascii="Times New Roman" w:eastAsia="Times New Roman" w:hAnsi="Times New Roman" w:cs="Times New Roman"/>
-          <w:kern w:val="0"/>
-          <w:lang w:eastAsia="en-IN"/>
-          <w14:ligatures w14:val="none"/>
-        </w:rPr>
-      </w:pPr>
-      <w:r>
-        <w:rPr>
-          <w:rFonts w:ascii="Courier New" w:eastAsia="Times New Roman" w:hAnsi="Courier New" w:cs="Courier New"/>
-          <w:color w:val="BCBEC4"/>
-          <w:kern w:val="0"/>
-          <w:lang w:eastAsia="en-IN"/>
-          <w14:ligatures w14:val="none"/>
-        </w:rPr>
-        <w:t>       }</w:t>
-      </w:r>
-    </w:p>
-    <w:p>
-      <w:pPr>
-        <w:shd w:val="clear" w:color="auto" w:fill="191A1C"/>
-        <w:spacing w:after="0" w:line="240" w:lineRule="auto"/>
-        <w:rPr>
-          <w:rFonts w:ascii="Times New Roman" w:eastAsia="Times New Roman" w:hAnsi="Times New Roman" w:cs="Times New Roman"/>
-          <w:kern w:val="0"/>
-          <w:lang w:eastAsia="en-IN"/>
-          <w14:ligatures w14:val="none"/>
-        </w:rPr>
-      </w:pPr>
-      <w:r>
-        <w:rPr>
-          <w:rFonts w:ascii="Courier New" w:eastAsia="Times New Roman" w:hAnsi="Courier New" w:cs="Courier New"/>
-          <w:color w:val="BCBEC4"/>
-          <w:kern w:val="0"/>
-          <w:lang w:eastAsia="en-IN"/>
-          <w14:ligatures w14:val="none"/>
-        </w:rPr>
-        <w:t>   }</w:t>
-      </w:r>
-    </w:p>
-    <w:p>
-      <w:pPr>
-        <w:shd w:val="clear" w:color="auto" w:fill="191A1C"/>
-        <w:spacing w:after="0" w:line="240" w:lineRule="auto"/>
-        <w:rPr>
-          <w:rFonts w:ascii="Times New Roman" w:eastAsia="Times New Roman" w:hAnsi="Times New Roman" w:cs="Times New Roman"/>
-          <w:kern w:val="0"/>
-          <w:lang w:eastAsia="en-IN"/>
-          <w14:ligatures w14:val="none"/>
-        </w:rPr>
-      </w:pPr>
-      <w:r>
-        <w:rPr>
-          <w:rFonts w:ascii="Courier New" w:eastAsia="Times New Roman" w:hAnsi="Courier New" w:cs="Courier New"/>
-          <w:color w:val="BCBEC4"/>
-          <w:kern w:val="0"/>
-          <w:lang w:eastAsia="en-IN"/>
-          <w14:ligatures w14:val="none"/>
-        </w:rPr>
-        <w:t>}</w:t>
-      </w:r>
-    </w:p>
-    <w:p>
-      <w:pPr>
-        <w:spacing w:after="0" w:line="240" w:lineRule="auto"/>
-        <w:rPr>
-          <w:rFonts w:ascii="Times New Roman" w:eastAsia="Times New Roman" w:hAnsi="Times New Roman" w:cs="Times New Roman"/>
-          <w:kern w:val="0"/>
-          <w:lang w:eastAsia="en-IN"/>
-          <w14:ligatures w14:val="none"/>
-        </w:rPr>
-      </w:pPr>
-    </w:p>
-    <w:p>
-      <w:pPr>
-        <w:spacing w:before="240" w:after="240" w:line="240" w:lineRule="auto"/>
-        <w:rPr>
-          <w:rFonts w:ascii="Times New Roman" w:eastAsia="Times New Roman" w:hAnsi="Times New Roman" w:cs="Times New Roman"/>
-          <w:kern w:val="0"/>
-          <w:lang w:eastAsia="en-IN"/>
-          <w14:ligatures w14:val="none"/>
-        </w:rPr>
-      </w:pPr>
+        <w:t>payments</w:t>
+      </w:r>
+      <w:proofErr w:type="gramEnd"/>
       <w:r>
         <w:rPr>
           <w:rFonts w:ascii="Arial" w:eastAsia="Times New Roman" w:hAnsi="Arial" w:cs="Arial"/>
@@ -7221,6 +9185,722 @@
           <w:lang w:eastAsia="en-IN"/>
           <w14:ligatures w14:val="none"/>
         </w:rPr>
+        <w:t xml:space="preserve"> topic:</w:t>
+      </w:r>
+    </w:p>
+    <w:p>
+      <w:pPr>
+        <w:spacing w:before="240" w:after="240" w:line="240" w:lineRule="auto"/>
+        <w:rPr>
+          <w:rFonts w:ascii="Times New Roman" w:eastAsia="Times New Roman" w:hAnsi="Times New Roman" w:cs="Times New Roman"/>
+          <w:kern w:val="0"/>
+          <w:lang w:eastAsia="en-IN"/>
+          <w14:ligatures w14:val="none"/>
+        </w:rPr>
+      </w:pPr>
+      <w:r>
+        <w:rPr>
+          <w:rFonts w:ascii="Arial" w:eastAsia="Times New Roman" w:hAnsi="Arial" w:cs="Arial"/>
+          <w:color w:val="000000"/>
+          <w:kern w:val="0"/>
+          <w:sz w:val="28"/>
+          <w:szCs w:val="28"/>
+          <w:lang w:eastAsia="en-IN"/>
+          <w14:ligatures w14:val="none"/>
+        </w:rPr>
+        <w:t>My paymenteventConsumer.java </w:t>
+      </w:r>
+    </w:p>
+    <w:p>
+      <w:pPr>
+        <w:spacing w:after="0" w:line="240" w:lineRule="auto"/>
+        <w:rPr>
+          <w:rFonts w:ascii="Times New Roman" w:eastAsia="Times New Roman" w:hAnsi="Times New Roman" w:cs="Times New Roman"/>
+          <w:kern w:val="0"/>
+          <w:lang w:eastAsia="en-IN"/>
+          <w14:ligatures w14:val="none"/>
+        </w:rPr>
+      </w:pPr>
+    </w:p>
+    <w:p>
+      <w:pPr>
+        <w:shd w:val="clear" w:color="auto" w:fill="191A1C"/>
+        <w:spacing w:after="0" w:line="240" w:lineRule="auto"/>
+        <w:rPr>
+          <w:rFonts w:ascii="Times New Roman" w:eastAsia="Times New Roman" w:hAnsi="Times New Roman" w:cs="Times New Roman"/>
+          <w:kern w:val="0"/>
+          <w:lang w:eastAsia="en-IN"/>
+          <w14:ligatures w14:val="none"/>
+        </w:rPr>
+      </w:pPr>
+      <w:r>
+        <w:rPr>
+          <w:rFonts w:ascii="Courier New" w:eastAsia="Times New Roman" w:hAnsi="Courier New" w:cs="Courier New"/>
+          <w:color w:val="BCBEC4"/>
+          <w:kern w:val="0"/>
+          <w:lang w:eastAsia="en-IN"/>
+          <w14:ligatures w14:val="none"/>
+        </w:rPr>
+        <w:t>@Component</w:t>
+      </w:r>
+    </w:p>
+    <w:p>
+      <w:pPr>
+        <w:shd w:val="clear" w:color="auto" w:fill="191A1C"/>
+        <w:spacing w:after="0" w:line="240" w:lineRule="auto"/>
+        <w:rPr>
+          <w:rFonts w:ascii="Times New Roman" w:eastAsia="Times New Roman" w:hAnsi="Times New Roman" w:cs="Times New Roman"/>
+          <w:kern w:val="0"/>
+          <w:lang w:eastAsia="en-IN"/>
+          <w14:ligatures w14:val="none"/>
+        </w:rPr>
+      </w:pPr>
+      <w:r>
+        <w:rPr>
+          <w:rFonts w:ascii="Courier New" w:eastAsia="Times New Roman" w:hAnsi="Courier New" w:cs="Courier New"/>
+          <w:color w:val="CF8E6D"/>
+          <w:kern w:val="0"/>
+          <w:lang w:eastAsia="en-IN"/>
+          <w14:ligatures w14:val="none"/>
+        </w:rPr>
+        <w:t xml:space="preserve">public class </w:t>
+      </w:r>
+      <w:proofErr w:type="spellStart"/>
+      <w:r>
+        <w:rPr>
+          <w:rFonts w:ascii="Courier New" w:eastAsia="Times New Roman" w:hAnsi="Courier New" w:cs="Courier New"/>
+          <w:color w:val="BCBEC4"/>
+          <w:kern w:val="0"/>
+          <w:lang w:eastAsia="en-IN"/>
+          <w14:ligatures w14:val="none"/>
+        </w:rPr>
+        <w:t>PaymentEventConsumer</w:t>
+      </w:r>
+      <w:proofErr w:type="spellEnd"/>
+      <w:r>
+        <w:rPr>
+          <w:rFonts w:ascii="Courier New" w:eastAsia="Times New Roman" w:hAnsi="Courier New" w:cs="Courier New"/>
+          <w:color w:val="BCBEC4"/>
+          <w:kern w:val="0"/>
+          <w:lang w:eastAsia="en-IN"/>
+          <w14:ligatures w14:val="none"/>
+        </w:rPr>
+        <w:t xml:space="preserve"> {</w:t>
+      </w:r>
+    </w:p>
+    <w:p>
+      <w:pPr>
+        <w:shd w:val="clear" w:color="auto" w:fill="191A1C"/>
+        <w:spacing w:after="0" w:line="240" w:lineRule="auto"/>
+        <w:rPr>
+          <w:rFonts w:ascii="Times New Roman" w:eastAsia="Times New Roman" w:hAnsi="Times New Roman" w:cs="Times New Roman"/>
+          <w:kern w:val="0"/>
+          <w:lang w:eastAsia="en-IN"/>
+          <w14:ligatures w14:val="none"/>
+        </w:rPr>
+      </w:pPr>
+      <w:r>
+        <w:rPr>
+          <w:rFonts w:ascii="Courier New" w:eastAsia="Times New Roman" w:hAnsi="Courier New" w:cs="Courier New"/>
+          <w:color w:val="BCBEC4"/>
+          <w:kern w:val="0"/>
+          <w:lang w:eastAsia="en-IN"/>
+          <w14:ligatures w14:val="none"/>
+        </w:rPr>
+        <w:t>   @</w:t>
+      </w:r>
+      <w:proofErr w:type="gramStart"/>
+      <w:r>
+        <w:rPr>
+          <w:rFonts w:ascii="Courier New" w:eastAsia="Times New Roman" w:hAnsi="Courier New" w:cs="Courier New"/>
+          <w:color w:val="BCBEC4"/>
+          <w:kern w:val="0"/>
+          <w:lang w:eastAsia="en-IN"/>
+          <w14:ligatures w14:val="none"/>
+        </w:rPr>
+        <w:t>KafkaListener(</w:t>
+      </w:r>
+      <w:proofErr w:type="gramEnd"/>
+      <w:r>
+        <w:rPr>
+          <w:rFonts w:ascii="Courier New" w:eastAsia="Times New Roman" w:hAnsi="Courier New" w:cs="Courier New"/>
+          <w:color w:val="BCBEC4"/>
+          <w:kern w:val="0"/>
+          <w:lang w:eastAsia="en-IN"/>
+          <w14:ligatures w14:val="none"/>
+        </w:rPr>
+        <w:t xml:space="preserve">topics = </w:t>
+      </w:r>
+      <w:r>
+        <w:rPr>
+          <w:rFonts w:ascii="Courier New" w:eastAsia="Times New Roman" w:hAnsi="Courier New" w:cs="Courier New"/>
+          <w:color w:val="6AAB73"/>
+          <w:kern w:val="0"/>
+          <w:lang w:eastAsia="en-IN"/>
+          <w14:ligatures w14:val="none"/>
+        </w:rPr>
+        <w:t>"payments"</w:t>
+      </w:r>
+      <w:r>
+        <w:rPr>
+          <w:rFonts w:ascii="Courier New" w:eastAsia="Times New Roman" w:hAnsi="Courier New" w:cs="Courier New"/>
+          <w:color w:val="BCBEC4"/>
+          <w:kern w:val="0"/>
+          <w:lang w:eastAsia="en-IN"/>
+          <w14:ligatures w14:val="none"/>
+        </w:rPr>
+        <w:t xml:space="preserve">, </w:t>
+      </w:r>
+      <w:proofErr w:type="spellStart"/>
+      <w:r>
+        <w:rPr>
+          <w:rFonts w:ascii="Courier New" w:eastAsia="Times New Roman" w:hAnsi="Courier New" w:cs="Courier New"/>
+          <w:color w:val="BCBEC4"/>
+          <w:kern w:val="0"/>
+          <w:lang w:eastAsia="en-IN"/>
+          <w14:ligatures w14:val="none"/>
+        </w:rPr>
+        <w:t>groupId</w:t>
+      </w:r>
+      <w:proofErr w:type="spellEnd"/>
+      <w:r>
+        <w:rPr>
+          <w:rFonts w:ascii="Courier New" w:eastAsia="Times New Roman" w:hAnsi="Courier New" w:cs="Courier New"/>
+          <w:color w:val="BCBEC4"/>
+          <w:kern w:val="0"/>
+          <w:lang w:eastAsia="en-IN"/>
+          <w14:ligatures w14:val="none"/>
+        </w:rPr>
+        <w:t xml:space="preserve"> = </w:t>
+      </w:r>
+      <w:r>
+        <w:rPr>
+          <w:rFonts w:ascii="Courier New" w:eastAsia="Times New Roman" w:hAnsi="Courier New" w:cs="Courier New"/>
+          <w:color w:val="6AAB73"/>
+          <w:kern w:val="0"/>
+          <w:lang w:eastAsia="en-IN"/>
+          <w14:ligatures w14:val="none"/>
+        </w:rPr>
+        <w:t>"account-service"</w:t>
+      </w:r>
+      <w:r>
+        <w:rPr>
+          <w:rFonts w:ascii="Courier New" w:eastAsia="Times New Roman" w:hAnsi="Courier New" w:cs="Courier New"/>
+          <w:color w:val="BCBEC4"/>
+          <w:kern w:val="0"/>
+          <w:lang w:eastAsia="en-IN"/>
+          <w14:ligatures w14:val="none"/>
+        </w:rPr>
+        <w:t>)</w:t>
+      </w:r>
+    </w:p>
+    <w:p>
+      <w:pPr>
+        <w:shd w:val="clear" w:color="auto" w:fill="191A1C"/>
+        <w:spacing w:after="0" w:line="240" w:lineRule="auto"/>
+        <w:rPr>
+          <w:rFonts w:ascii="Times New Roman" w:eastAsia="Times New Roman" w:hAnsi="Times New Roman" w:cs="Times New Roman"/>
+          <w:kern w:val="0"/>
+          <w:lang w:eastAsia="en-IN"/>
+          <w14:ligatures w14:val="none"/>
+        </w:rPr>
+      </w:pPr>
+      <w:r>
+        <w:rPr>
+          <w:rFonts w:ascii="Courier New" w:eastAsia="Times New Roman" w:hAnsi="Courier New" w:cs="Courier New"/>
+          <w:color w:val="BCBEC4"/>
+          <w:kern w:val="0"/>
+          <w:lang w:eastAsia="en-IN"/>
+          <w14:ligatures w14:val="none"/>
+        </w:rPr>
+        <w:t>   </w:t>
+      </w:r>
+      <w:r>
+        <w:rPr>
+          <w:rFonts w:ascii="Courier New" w:eastAsia="Times New Roman" w:hAnsi="Courier New" w:cs="Courier New"/>
+          <w:color w:val="CF8E6D"/>
+          <w:kern w:val="0"/>
+          <w:lang w:eastAsia="en-IN"/>
+          <w14:ligatures w14:val="none"/>
+        </w:rPr>
+        <w:t xml:space="preserve">public void </w:t>
+      </w:r>
+      <w:proofErr w:type="spellStart"/>
+      <w:proofErr w:type="gramStart"/>
+      <w:r>
+        <w:rPr>
+          <w:rFonts w:ascii="Courier New" w:eastAsia="Times New Roman" w:hAnsi="Courier New" w:cs="Courier New"/>
+          <w:color w:val="BCBEC4"/>
+          <w:kern w:val="0"/>
+          <w:lang w:eastAsia="en-IN"/>
+          <w14:ligatures w14:val="none"/>
+        </w:rPr>
+        <w:t>handlePaymentEvent</w:t>
+      </w:r>
+      <w:proofErr w:type="spellEnd"/>
+      <w:r>
+        <w:rPr>
+          <w:rFonts w:ascii="Courier New" w:eastAsia="Times New Roman" w:hAnsi="Courier New" w:cs="Courier New"/>
+          <w:color w:val="BCBEC4"/>
+          <w:kern w:val="0"/>
+          <w:lang w:eastAsia="en-IN"/>
+          <w14:ligatures w14:val="none"/>
+        </w:rPr>
+        <w:t>(</w:t>
+      </w:r>
+      <w:proofErr w:type="gramEnd"/>
+      <w:r>
+        <w:rPr>
+          <w:rFonts w:ascii="Courier New" w:eastAsia="Times New Roman" w:hAnsi="Courier New" w:cs="Courier New"/>
+          <w:color w:val="BCBEC4"/>
+          <w:kern w:val="0"/>
+          <w:lang w:eastAsia="en-IN"/>
+          <w14:ligatures w14:val="none"/>
+        </w:rPr>
+        <w:t>String message) {</w:t>
+      </w:r>
+    </w:p>
+    <w:p>
+      <w:pPr>
+        <w:shd w:val="clear" w:color="auto" w:fill="191A1C"/>
+        <w:spacing w:after="0" w:line="240" w:lineRule="auto"/>
+        <w:rPr>
+          <w:rFonts w:ascii="Times New Roman" w:eastAsia="Times New Roman" w:hAnsi="Times New Roman" w:cs="Times New Roman"/>
+          <w:kern w:val="0"/>
+          <w:lang w:eastAsia="en-IN"/>
+          <w14:ligatures w14:val="none"/>
+        </w:rPr>
+      </w:pPr>
+      <w:r>
+        <w:rPr>
+          <w:rFonts w:ascii="Courier New" w:eastAsia="Times New Roman" w:hAnsi="Courier New" w:cs="Courier New"/>
+          <w:color w:val="BCBEC4"/>
+          <w:kern w:val="0"/>
+          <w:lang w:eastAsia="en-IN"/>
+          <w14:ligatures w14:val="none"/>
+        </w:rPr>
+        <w:t>       </w:t>
+      </w:r>
+      <w:r>
+        <w:rPr>
+          <w:rFonts w:ascii="Courier New" w:eastAsia="Times New Roman" w:hAnsi="Courier New" w:cs="Courier New"/>
+          <w:color w:val="CF8E6D"/>
+          <w:kern w:val="0"/>
+          <w:lang w:eastAsia="en-IN"/>
+          <w14:ligatures w14:val="none"/>
+        </w:rPr>
+        <w:t xml:space="preserve">if </w:t>
+      </w:r>
+      <w:r>
+        <w:rPr>
+          <w:rFonts w:ascii="Courier New" w:eastAsia="Times New Roman" w:hAnsi="Courier New" w:cs="Courier New"/>
+          <w:color w:val="BCBEC4"/>
+          <w:kern w:val="0"/>
+          <w:lang w:eastAsia="en-IN"/>
+          <w14:ligatures w14:val="none"/>
+        </w:rPr>
+        <w:t>(</w:t>
+      </w:r>
+      <w:proofErr w:type="spellStart"/>
+      <w:proofErr w:type="gramStart"/>
+      <w:r>
+        <w:rPr>
+          <w:rFonts w:ascii="Courier New" w:eastAsia="Times New Roman" w:hAnsi="Courier New" w:cs="Courier New"/>
+          <w:color w:val="BCBEC4"/>
+          <w:kern w:val="0"/>
+          <w:lang w:eastAsia="en-IN"/>
+          <w14:ligatures w14:val="none"/>
+        </w:rPr>
+        <w:t>message.startsWith</w:t>
+      </w:r>
+      <w:proofErr w:type="spellEnd"/>
+      <w:proofErr w:type="gramEnd"/>
+      <w:r>
+        <w:rPr>
+          <w:rFonts w:ascii="Courier New" w:eastAsia="Times New Roman" w:hAnsi="Courier New" w:cs="Courier New"/>
+          <w:color w:val="BCBEC4"/>
+          <w:kern w:val="0"/>
+          <w:lang w:eastAsia="en-IN"/>
+          <w14:ligatures w14:val="none"/>
+        </w:rPr>
+        <w:t>(</w:t>
+      </w:r>
+      <w:r>
+        <w:rPr>
+          <w:rFonts w:ascii="Courier New" w:eastAsia="Times New Roman" w:hAnsi="Courier New" w:cs="Courier New"/>
+          <w:color w:val="6AAB73"/>
+          <w:kern w:val="0"/>
+          <w:lang w:eastAsia="en-IN"/>
+          <w14:ligatures w14:val="none"/>
+        </w:rPr>
+        <w:t>"</w:t>
+      </w:r>
+      <w:proofErr w:type="spellStart"/>
+      <w:r>
+        <w:rPr>
+          <w:rFonts w:ascii="Courier New" w:eastAsia="Times New Roman" w:hAnsi="Courier New" w:cs="Courier New"/>
+          <w:color w:val="6AAB73"/>
+          <w:kern w:val="0"/>
+          <w:lang w:eastAsia="en-IN"/>
+          <w14:ligatures w14:val="none"/>
+        </w:rPr>
+        <w:t>PaymentCompleted</w:t>
+      </w:r>
+      <w:proofErr w:type="spellEnd"/>
+      <w:r>
+        <w:rPr>
+          <w:rFonts w:ascii="Courier New" w:eastAsia="Times New Roman" w:hAnsi="Courier New" w:cs="Courier New"/>
+          <w:color w:val="6AAB73"/>
+          <w:kern w:val="0"/>
+          <w:lang w:eastAsia="en-IN"/>
+          <w14:ligatures w14:val="none"/>
+        </w:rPr>
+        <w:t>"</w:t>
+      </w:r>
+      <w:r>
+        <w:rPr>
+          <w:rFonts w:ascii="Courier New" w:eastAsia="Times New Roman" w:hAnsi="Courier New" w:cs="Courier New"/>
+          <w:color w:val="BCBEC4"/>
+          <w:kern w:val="0"/>
+          <w:lang w:eastAsia="en-IN"/>
+          <w14:ligatures w14:val="none"/>
+        </w:rPr>
+        <w:t>)) {</w:t>
+      </w:r>
+    </w:p>
+    <w:p>
+      <w:pPr>
+        <w:shd w:val="clear" w:color="auto" w:fill="191A1C"/>
+        <w:spacing w:after="0" w:line="240" w:lineRule="auto"/>
+        <w:rPr>
+          <w:rFonts w:ascii="Times New Roman" w:eastAsia="Times New Roman" w:hAnsi="Times New Roman" w:cs="Times New Roman"/>
+          <w:kern w:val="0"/>
+          <w:lang w:eastAsia="en-IN"/>
+          <w14:ligatures w14:val="none"/>
+        </w:rPr>
+      </w:pPr>
+      <w:r>
+        <w:rPr>
+          <w:rFonts w:ascii="Courier New" w:eastAsia="Times New Roman" w:hAnsi="Courier New" w:cs="Courier New"/>
+          <w:color w:val="BCBEC4"/>
+          <w:kern w:val="0"/>
+          <w:lang w:eastAsia="en-IN"/>
+          <w14:ligatures w14:val="none"/>
+        </w:rPr>
+        <w:t>           </w:t>
+      </w:r>
+      <w:proofErr w:type="spellStart"/>
+      <w:r>
+        <w:rPr>
+          <w:rFonts w:ascii="Courier New" w:eastAsia="Times New Roman" w:hAnsi="Courier New" w:cs="Courier New"/>
+          <w:color w:val="BCBEC4"/>
+          <w:kern w:val="0"/>
+          <w:lang w:eastAsia="en-IN"/>
+          <w14:ligatures w14:val="none"/>
+        </w:rPr>
+        <w:t>System.out.println</w:t>
+      </w:r>
+      <w:proofErr w:type="spellEnd"/>
+      <w:r>
+        <w:rPr>
+          <w:rFonts w:ascii="Courier New" w:eastAsia="Times New Roman" w:hAnsi="Courier New" w:cs="Courier New"/>
+          <w:color w:val="BCBEC4"/>
+          <w:kern w:val="0"/>
+          <w:lang w:eastAsia="en-IN"/>
+          <w14:ligatures w14:val="none"/>
+        </w:rPr>
+        <w:t>(</w:t>
+      </w:r>
+      <w:r>
+        <w:rPr>
+          <w:rFonts w:ascii="Courier New" w:eastAsia="Times New Roman" w:hAnsi="Courier New" w:cs="Courier New"/>
+          <w:color w:val="6AAB73"/>
+          <w:kern w:val="0"/>
+          <w:lang w:eastAsia="en-IN"/>
+          <w14:ligatures w14:val="none"/>
+        </w:rPr>
+        <w:t xml:space="preserve">"Account Service: Debit account for " </w:t>
+      </w:r>
+      <w:r>
+        <w:rPr>
+          <w:rFonts w:ascii="Courier New" w:eastAsia="Times New Roman" w:hAnsi="Courier New" w:cs="Courier New"/>
+          <w:color w:val="BCBEC4"/>
+          <w:kern w:val="0"/>
+          <w:lang w:eastAsia="en-IN"/>
+          <w14:ligatures w14:val="none"/>
+        </w:rPr>
+        <w:t>+ message);</w:t>
+      </w:r>
+    </w:p>
+    <w:p>
+      <w:pPr>
+        <w:shd w:val="clear" w:color="auto" w:fill="191A1C"/>
+        <w:spacing w:after="0" w:line="240" w:lineRule="auto"/>
+        <w:rPr>
+          <w:rFonts w:ascii="Times New Roman" w:eastAsia="Times New Roman" w:hAnsi="Times New Roman" w:cs="Times New Roman"/>
+          <w:kern w:val="0"/>
+          <w:lang w:eastAsia="en-IN"/>
+          <w14:ligatures w14:val="none"/>
+        </w:rPr>
+      </w:pPr>
+      <w:r>
+        <w:rPr>
+          <w:rFonts w:ascii="Courier New" w:eastAsia="Times New Roman" w:hAnsi="Courier New" w:cs="Courier New"/>
+          <w:color w:val="BCBEC4"/>
+          <w:kern w:val="0"/>
+          <w:lang w:eastAsia="en-IN"/>
+          <w14:ligatures w14:val="none"/>
+        </w:rPr>
+        <w:t xml:space="preserve">       } </w:t>
+      </w:r>
+      <w:r>
+        <w:rPr>
+          <w:rFonts w:ascii="Courier New" w:eastAsia="Times New Roman" w:hAnsi="Courier New" w:cs="Courier New"/>
+          <w:color w:val="CF8E6D"/>
+          <w:kern w:val="0"/>
+          <w:lang w:eastAsia="en-IN"/>
+          <w14:ligatures w14:val="none"/>
+        </w:rPr>
+        <w:t xml:space="preserve">else if </w:t>
+      </w:r>
+      <w:r>
+        <w:rPr>
+          <w:rFonts w:ascii="Courier New" w:eastAsia="Times New Roman" w:hAnsi="Courier New" w:cs="Courier New"/>
+          <w:color w:val="BCBEC4"/>
+          <w:kern w:val="0"/>
+          <w:lang w:eastAsia="en-IN"/>
+          <w14:ligatures w14:val="none"/>
+        </w:rPr>
+        <w:t>(</w:t>
+      </w:r>
+      <w:proofErr w:type="spellStart"/>
+      <w:proofErr w:type="gramStart"/>
+      <w:r>
+        <w:rPr>
+          <w:rFonts w:ascii="Courier New" w:eastAsia="Times New Roman" w:hAnsi="Courier New" w:cs="Courier New"/>
+          <w:color w:val="BCBEC4"/>
+          <w:kern w:val="0"/>
+          <w:lang w:eastAsia="en-IN"/>
+          <w14:ligatures w14:val="none"/>
+        </w:rPr>
+        <w:t>message.startsWith</w:t>
+      </w:r>
+      <w:proofErr w:type="spellEnd"/>
+      <w:proofErr w:type="gramEnd"/>
+      <w:r>
+        <w:rPr>
+          <w:rFonts w:ascii="Courier New" w:eastAsia="Times New Roman" w:hAnsi="Courier New" w:cs="Courier New"/>
+          <w:color w:val="BCBEC4"/>
+          <w:kern w:val="0"/>
+          <w:lang w:eastAsia="en-IN"/>
+          <w14:ligatures w14:val="none"/>
+        </w:rPr>
+        <w:t>(</w:t>
+      </w:r>
+      <w:r>
+        <w:rPr>
+          <w:rFonts w:ascii="Courier New" w:eastAsia="Times New Roman" w:hAnsi="Courier New" w:cs="Courier New"/>
+          <w:color w:val="6AAB73"/>
+          <w:kern w:val="0"/>
+          <w:lang w:eastAsia="en-IN"/>
+          <w14:ligatures w14:val="none"/>
+        </w:rPr>
+        <w:t>"</w:t>
+      </w:r>
+      <w:proofErr w:type="spellStart"/>
+      <w:r>
+        <w:rPr>
+          <w:rFonts w:ascii="Courier New" w:eastAsia="Times New Roman" w:hAnsi="Courier New" w:cs="Courier New"/>
+          <w:color w:val="6AAB73"/>
+          <w:kern w:val="0"/>
+          <w:lang w:eastAsia="en-IN"/>
+          <w14:ligatures w14:val="none"/>
+        </w:rPr>
+        <w:t>PaymentFailed</w:t>
+      </w:r>
+      <w:proofErr w:type="spellEnd"/>
+      <w:r>
+        <w:rPr>
+          <w:rFonts w:ascii="Courier New" w:eastAsia="Times New Roman" w:hAnsi="Courier New" w:cs="Courier New"/>
+          <w:color w:val="6AAB73"/>
+          <w:kern w:val="0"/>
+          <w:lang w:eastAsia="en-IN"/>
+          <w14:ligatures w14:val="none"/>
+        </w:rPr>
+        <w:t>"</w:t>
+      </w:r>
+      <w:r>
+        <w:rPr>
+          <w:rFonts w:ascii="Courier New" w:eastAsia="Times New Roman" w:hAnsi="Courier New" w:cs="Courier New"/>
+          <w:color w:val="BCBEC4"/>
+          <w:kern w:val="0"/>
+          <w:lang w:eastAsia="en-IN"/>
+          <w14:ligatures w14:val="none"/>
+        </w:rPr>
+        <w:t>)) {</w:t>
+      </w:r>
+    </w:p>
+    <w:p>
+      <w:pPr>
+        <w:shd w:val="clear" w:color="auto" w:fill="191A1C"/>
+        <w:spacing w:after="0" w:line="240" w:lineRule="auto"/>
+        <w:rPr>
+          <w:rFonts w:ascii="Times New Roman" w:eastAsia="Times New Roman" w:hAnsi="Times New Roman" w:cs="Times New Roman"/>
+          <w:kern w:val="0"/>
+          <w:lang w:eastAsia="en-IN"/>
+          <w14:ligatures w14:val="none"/>
+        </w:rPr>
+      </w:pPr>
+      <w:r>
+        <w:rPr>
+          <w:rFonts w:ascii="Courier New" w:eastAsia="Times New Roman" w:hAnsi="Courier New" w:cs="Courier New"/>
+          <w:color w:val="BCBEC4"/>
+          <w:kern w:val="0"/>
+          <w:lang w:eastAsia="en-IN"/>
+          <w14:ligatures w14:val="none"/>
+        </w:rPr>
+        <w:t>           </w:t>
+      </w:r>
+      <w:proofErr w:type="spellStart"/>
+      <w:r>
+        <w:rPr>
+          <w:rFonts w:ascii="Courier New" w:eastAsia="Times New Roman" w:hAnsi="Courier New" w:cs="Courier New"/>
+          <w:color w:val="BCBEC4"/>
+          <w:kern w:val="0"/>
+          <w:lang w:eastAsia="en-IN"/>
+          <w14:ligatures w14:val="none"/>
+        </w:rPr>
+        <w:t>System.out.println</w:t>
+      </w:r>
+      <w:proofErr w:type="spellEnd"/>
+      <w:r>
+        <w:rPr>
+          <w:rFonts w:ascii="Courier New" w:eastAsia="Times New Roman" w:hAnsi="Courier New" w:cs="Courier New"/>
+          <w:color w:val="BCBEC4"/>
+          <w:kern w:val="0"/>
+          <w:lang w:eastAsia="en-IN"/>
+          <w14:ligatures w14:val="none"/>
+        </w:rPr>
+        <w:t>(</w:t>
+      </w:r>
+      <w:r>
+        <w:rPr>
+          <w:rFonts w:ascii="Courier New" w:eastAsia="Times New Roman" w:hAnsi="Courier New" w:cs="Courier New"/>
+          <w:color w:val="6AAB73"/>
+          <w:kern w:val="0"/>
+          <w:lang w:eastAsia="en-IN"/>
+          <w14:ligatures w14:val="none"/>
+        </w:rPr>
+        <w:t xml:space="preserve">"Account Service: Rollback transaction for " </w:t>
+      </w:r>
+      <w:r>
+        <w:rPr>
+          <w:rFonts w:ascii="Courier New" w:eastAsia="Times New Roman" w:hAnsi="Courier New" w:cs="Courier New"/>
+          <w:color w:val="BCBEC4"/>
+          <w:kern w:val="0"/>
+          <w:lang w:eastAsia="en-IN"/>
+          <w14:ligatures w14:val="none"/>
+        </w:rPr>
+        <w:t>+ message);</w:t>
+      </w:r>
+    </w:p>
+    <w:p>
+      <w:pPr>
+        <w:shd w:val="clear" w:color="auto" w:fill="191A1C"/>
+        <w:spacing w:after="0" w:line="240" w:lineRule="auto"/>
+        <w:rPr>
+          <w:rFonts w:ascii="Times New Roman" w:eastAsia="Times New Roman" w:hAnsi="Times New Roman" w:cs="Times New Roman"/>
+          <w:kern w:val="0"/>
+          <w:lang w:eastAsia="en-IN"/>
+          <w14:ligatures w14:val="none"/>
+        </w:rPr>
+      </w:pPr>
+      <w:r>
+        <w:rPr>
+          <w:rFonts w:ascii="Courier New" w:eastAsia="Times New Roman" w:hAnsi="Courier New" w:cs="Courier New"/>
+          <w:color w:val="BCBEC4"/>
+          <w:kern w:val="0"/>
+          <w:lang w:eastAsia="en-IN"/>
+          <w14:ligatures w14:val="none"/>
+        </w:rPr>
+        <w:t>       }</w:t>
+      </w:r>
+    </w:p>
+    <w:p>
+      <w:pPr>
+        <w:shd w:val="clear" w:color="auto" w:fill="191A1C"/>
+        <w:spacing w:after="0" w:line="240" w:lineRule="auto"/>
+        <w:rPr>
+          <w:rFonts w:ascii="Times New Roman" w:eastAsia="Times New Roman" w:hAnsi="Times New Roman" w:cs="Times New Roman"/>
+          <w:kern w:val="0"/>
+          <w:lang w:eastAsia="en-IN"/>
+          <w14:ligatures w14:val="none"/>
+        </w:rPr>
+      </w:pPr>
+      <w:r>
+        <w:rPr>
+          <w:rFonts w:ascii="Courier New" w:eastAsia="Times New Roman" w:hAnsi="Courier New" w:cs="Courier New"/>
+          <w:color w:val="BCBEC4"/>
+          <w:kern w:val="0"/>
+          <w:lang w:eastAsia="en-IN"/>
+          <w14:ligatures w14:val="none"/>
+        </w:rPr>
+        <w:t>   }</w:t>
+      </w:r>
+    </w:p>
+    <w:p>
+      <w:pPr>
+        <w:shd w:val="clear" w:color="auto" w:fill="191A1C"/>
+        <w:spacing w:after="0" w:line="240" w:lineRule="auto"/>
+        <w:rPr>
+          <w:rFonts w:ascii="Times New Roman" w:eastAsia="Times New Roman" w:hAnsi="Times New Roman" w:cs="Times New Roman"/>
+          <w:kern w:val="0"/>
+          <w:lang w:eastAsia="en-IN"/>
+          <w14:ligatures w14:val="none"/>
+        </w:rPr>
+      </w:pPr>
+      <w:r>
+        <w:rPr>
+          <w:rFonts w:ascii="Courier New" w:eastAsia="Times New Roman" w:hAnsi="Courier New" w:cs="Courier New"/>
+          <w:color w:val="BCBEC4"/>
+          <w:kern w:val="0"/>
+          <w:lang w:eastAsia="en-IN"/>
+          <w14:ligatures w14:val="none"/>
+        </w:rPr>
+        <w:t>}</w:t>
+      </w:r>
+    </w:p>
+    <w:p>
+      <w:pPr>
+        <w:spacing w:after="0" w:line="240" w:lineRule="auto"/>
+        <w:rPr>
+          <w:rFonts w:ascii="Times New Roman" w:eastAsia="Times New Roman" w:hAnsi="Times New Roman" w:cs="Times New Roman"/>
+          <w:kern w:val="0"/>
+          <w:lang w:eastAsia="en-IN"/>
+          <w14:ligatures w14:val="none"/>
+        </w:rPr>
+      </w:pPr>
+    </w:p>
+    <w:p>
+      <w:pPr>
+        <w:spacing w:before="240" w:after="240" w:line="240" w:lineRule="auto"/>
+        <w:rPr>
+          <w:rFonts w:ascii="Times New Roman" w:eastAsia="Times New Roman" w:hAnsi="Times New Roman" w:cs="Times New Roman"/>
+          <w:kern w:val="0"/>
+          <w:lang w:eastAsia="en-IN"/>
+          <w14:ligatures w14:val="none"/>
+        </w:rPr>
+      </w:pPr>
+      <w:r>
+        <w:rPr>
+          <w:rFonts w:ascii="Arial" w:eastAsia="Times New Roman" w:hAnsi="Arial" w:cs="Arial"/>
+          <w:color w:val="000000"/>
+          <w:kern w:val="0"/>
+          <w:sz w:val="28"/>
+          <w:szCs w:val="28"/>
+          <w:lang w:eastAsia="en-IN"/>
+          <w14:ligatures w14:val="none"/>
+        </w:rPr>
         <w:t xml:space="preserve">This is the </w:t>
       </w:r>
       <w:r>
@@ -7317,19 +9997,9 @@
           <w:lang w:eastAsia="en-IN"/>
           <w14:ligatures w14:val="none"/>
         </w:rPr>
-        <w:t>1. Transaction Service publishes `TransactionCreated`.</w:t>
-      </w:r>
-    </w:p>
-    <w:p>
-      <w:pPr>
-        <w:spacing w:before="240" w:after="240" w:line="240" w:lineRule="auto"/>
-        <w:rPr>
-          <w:rFonts w:ascii="Times New Roman" w:eastAsia="Times New Roman" w:hAnsi="Times New Roman" w:cs="Times New Roman"/>
-          <w:kern w:val="0"/>
-          <w:lang w:eastAsia="en-IN"/>
-          <w14:ligatures w14:val="none"/>
-        </w:rPr>
-      </w:pPr>
+        <w:t>1. Transaction Service publishes `</w:t>
+      </w:r>
+      <w:proofErr w:type="spellStart"/>
       <w:r>
         <w:rPr>
           <w:rFonts w:ascii="Arial" w:eastAsia="Times New Roman" w:hAnsi="Arial" w:cs="Arial"/>
@@ -7340,19 +10010,9 @@
           <w:lang w:eastAsia="en-IN"/>
           <w14:ligatures w14:val="none"/>
         </w:rPr>
-        <w:t>2. Payment Service consumes and decides success/failure.</w:t>
-      </w:r>
-    </w:p>
-    <w:p>
-      <w:pPr>
-        <w:spacing w:before="240" w:after="240" w:line="240" w:lineRule="auto"/>
-        <w:rPr>
-          <w:rFonts w:ascii="Times New Roman" w:eastAsia="Times New Roman" w:hAnsi="Times New Roman" w:cs="Times New Roman"/>
-          <w:kern w:val="0"/>
-          <w:lang w:eastAsia="en-IN"/>
-          <w14:ligatures w14:val="none"/>
-        </w:rPr>
-      </w:pPr>
+        <w:t>TransactionCreated</w:t>
+      </w:r>
+      <w:proofErr w:type="spellEnd"/>
       <w:r>
         <w:rPr>
           <w:rFonts w:ascii="Arial" w:eastAsia="Times New Roman" w:hAnsi="Arial" w:cs="Arial"/>
@@ -7363,7 +10023,7 @@
           <w:lang w:eastAsia="en-IN"/>
           <w14:ligatures w14:val="none"/>
         </w:rPr>
-        <w:t>3. Payment Service publishes `PaymentCompleted` or `PaymentFailed`.</w:t>
+        <w:t>`.</w:t>
       </w:r>
     </w:p>
     <w:p>
@@ -7386,19 +10046,8 @@
           <w:lang w:eastAsia="en-IN"/>
           <w14:ligatures w14:val="none"/>
         </w:rPr>
-        <w:t>4. Account Service consumes and updates/rolls back.</w:t>
-      </w:r>
-    </w:p>
-    <w:p>
-      <w:pPr>
-        <w:spacing w:after="0" w:line="240" w:lineRule="auto"/>
-        <w:rPr>
-          <w:rFonts w:ascii="Times New Roman" w:eastAsia="Times New Roman" w:hAnsi="Times New Roman" w:cs="Times New Roman"/>
-          <w:kern w:val="0"/>
-          <w:lang w:eastAsia="en-IN"/>
-          <w14:ligatures w14:val="none"/>
-        </w:rPr>
-      </w:pPr>
+        <w:t>2. Payment Service consumes and decides success/failure.</w:t>
+      </w:r>
     </w:p>
     <w:p>
       <w:pPr>
@@ -7420,19 +10069,9 @@
           <w:lang w:eastAsia="en-IN"/>
           <w14:ligatures w14:val="none"/>
         </w:rPr>
-        <w:t>## Run</w:t>
-      </w:r>
-    </w:p>
-    <w:p>
-      <w:pPr>
-        <w:spacing w:before="240" w:after="240" w:line="240" w:lineRule="auto"/>
-        <w:rPr>
-          <w:rFonts w:ascii="Times New Roman" w:eastAsia="Times New Roman" w:hAnsi="Times New Roman" w:cs="Times New Roman"/>
-          <w:kern w:val="0"/>
-          <w:lang w:eastAsia="en-IN"/>
-          <w14:ligatures w14:val="none"/>
-        </w:rPr>
-      </w:pPr>
+        <w:t>3. Payment Service publishes `</w:t>
+      </w:r>
+      <w:proofErr w:type="spellStart"/>
       <w:r>
         <w:rPr>
           <w:rFonts w:ascii="Arial" w:eastAsia="Times New Roman" w:hAnsi="Arial" w:cs="Arial"/>
@@ -7443,19 +10082,9 @@
           <w:lang w:eastAsia="en-IN"/>
           <w14:ligatures w14:val="none"/>
         </w:rPr>
-        <w:t>1. Start infra:</w:t>
-      </w:r>
-    </w:p>
-    <w:p>
-      <w:pPr>
-        <w:spacing w:before="240" w:after="240" w:line="240" w:lineRule="auto"/>
-        <w:rPr>
-          <w:rFonts w:ascii="Times New Roman" w:eastAsia="Times New Roman" w:hAnsi="Times New Roman" w:cs="Times New Roman"/>
-          <w:kern w:val="0"/>
-          <w:lang w:eastAsia="en-IN"/>
-          <w14:ligatures w14:val="none"/>
-        </w:rPr>
-      </w:pPr>
+        <w:t>PaymentCompleted</w:t>
+      </w:r>
+      <w:proofErr w:type="spellEnd"/>
       <w:r>
         <w:rPr>
           <w:rFonts w:ascii="Arial" w:eastAsia="Times New Roman" w:hAnsi="Arial" w:cs="Arial"/>
@@ -7466,19 +10095,9 @@
           <w:lang w:eastAsia="en-IN"/>
           <w14:ligatures w14:val="none"/>
         </w:rPr>
-        <w:t>   ```bash</w:t>
-      </w:r>
-    </w:p>
-    <w:p>
-      <w:pPr>
-        <w:spacing w:before="240" w:after="240" w:line="240" w:lineRule="auto"/>
-        <w:rPr>
-          <w:rFonts w:ascii="Times New Roman" w:eastAsia="Times New Roman" w:hAnsi="Times New Roman" w:cs="Times New Roman"/>
-          <w:kern w:val="0"/>
-          <w:lang w:eastAsia="en-IN"/>
-          <w14:ligatures w14:val="none"/>
-        </w:rPr>
-      </w:pPr>
+        <w:t>` or `</w:t>
+      </w:r>
+      <w:proofErr w:type="spellStart"/>
       <w:r>
         <w:rPr>
           <w:rFonts w:ascii="Arial" w:eastAsia="Times New Roman" w:hAnsi="Arial" w:cs="Arial"/>
@@ -7489,30 +10108,9 @@
           <w:lang w:eastAsia="en-IN"/>
           <w14:ligatures w14:val="none"/>
         </w:rPr>
-        <w:t>   docker-compose up -d</w:t>
-      </w:r>
-    </w:p>
-    <w:p>
-      <w:pPr>
-        <w:spacing w:after="0" w:line="240" w:lineRule="auto"/>
-        <w:rPr>
-          <w:rFonts w:ascii="Times New Roman" w:eastAsia="Times New Roman" w:hAnsi="Times New Roman" w:cs="Times New Roman"/>
-          <w:kern w:val="0"/>
-          <w:lang w:eastAsia="en-IN"/>
-          <w14:ligatures w14:val="none"/>
-        </w:rPr>
-      </w:pPr>
-    </w:p>
-    <w:p>
-      <w:pPr>
-        <w:spacing w:before="240" w:after="240" w:line="240" w:lineRule="auto"/>
-        <w:rPr>
-          <w:rFonts w:ascii="Times New Roman" w:eastAsia="Times New Roman" w:hAnsi="Times New Roman" w:cs="Times New Roman"/>
-          <w:kern w:val="0"/>
-          <w:lang w:eastAsia="en-IN"/>
-          <w14:ligatures w14:val="none"/>
-        </w:rPr>
-      </w:pPr>
+        <w:t>PaymentFailed</w:t>
+      </w:r>
+      <w:proofErr w:type="spellEnd"/>
       <w:r>
         <w:rPr>
           <w:rFonts w:ascii="Arial" w:eastAsia="Times New Roman" w:hAnsi="Arial" w:cs="Arial"/>
@@ -7523,7 +10121,7 @@
           <w:lang w:eastAsia="en-IN"/>
           <w14:ligatures w14:val="none"/>
         </w:rPr>
-        <w:t>Run all services:</w:t>
+        <w:t>`.</w:t>
       </w:r>
     </w:p>
     <w:p>
@@ -7546,8 +10144,19 @@
           <w:lang w:eastAsia="en-IN"/>
           <w14:ligatures w14:val="none"/>
         </w:rPr>
-        <w:t>bash</w:t>
-      </w:r>
+        <w:t>4. Account Service consumes and updates/rolls back.</w:t>
+      </w:r>
+    </w:p>
+    <w:p>
+      <w:pPr>
+        <w:spacing w:after="0" w:line="240" w:lineRule="auto"/>
+        <w:rPr>
+          <w:rFonts w:ascii="Times New Roman" w:eastAsia="Times New Roman" w:hAnsi="Times New Roman" w:cs="Times New Roman"/>
+          <w:kern w:val="0"/>
+          <w:lang w:eastAsia="en-IN"/>
+          <w14:ligatures w14:val="none"/>
+        </w:rPr>
+      </w:pPr>
     </w:p>
     <w:p>
       <w:pPr>
@@ -7569,7 +10178,7 @@
           <w:lang w:eastAsia="en-IN"/>
           <w14:ligatures w14:val="none"/>
         </w:rPr>
-        <w:t>cd transaction-service &amp;&amp; mvn spring-boot:run</w:t>
+        <w:t>## Run</w:t>
       </w:r>
     </w:p>
     <w:p>
@@ -7592,7 +10201,7 @@
           <w:lang w:eastAsia="en-IN"/>
           <w14:ligatures w14:val="none"/>
         </w:rPr>
-        <w:t>cd payment-service &amp;&amp; mvn spring-boot:run</w:t>
+        <w:t>1. Start infra:</w:t>
       </w:r>
     </w:p>
     <w:p>
@@ -7615,19 +10224,8 @@
           <w:lang w:eastAsia="en-IN"/>
           <w14:ligatures w14:val="none"/>
         </w:rPr>
-        <w:t>cd account-service &amp;&amp; mvn spring-boot:run</w:t>
-      </w:r>
-    </w:p>
-    <w:p>
-      <w:pPr>
-        <w:spacing w:after="240" w:line="240" w:lineRule="auto"/>
-        <w:rPr>
-          <w:rFonts w:ascii="Times New Roman" w:eastAsia="Times New Roman" w:hAnsi="Times New Roman" w:cs="Times New Roman"/>
-          <w:kern w:val="0"/>
-          <w:lang w:eastAsia="en-IN"/>
-          <w14:ligatures w14:val="none"/>
-        </w:rPr>
-      </w:pPr>
+        <w:t>   ```bash</w:t>
+      </w:r>
     </w:p>
     <w:p>
       <w:pPr>
@@ -7649,8 +10247,19 @@
           <w:lang w:eastAsia="en-IN"/>
           <w14:ligatures w14:val="none"/>
         </w:rPr>
-        <w:t>Trigger transaction:</w:t>
-      </w:r>
+        <w:t>   docker-compose up -d</w:t>
+      </w:r>
+    </w:p>
+    <w:p>
+      <w:pPr>
+        <w:spacing w:after="0" w:line="240" w:lineRule="auto"/>
+        <w:rPr>
+          <w:rFonts w:ascii="Times New Roman" w:eastAsia="Times New Roman" w:hAnsi="Times New Roman" w:cs="Times New Roman"/>
+          <w:kern w:val="0"/>
+          <w:lang w:eastAsia="en-IN"/>
+          <w14:ligatures w14:val="none"/>
+        </w:rPr>
+      </w:pPr>
     </w:p>
     <w:p>
       <w:pPr>
@@ -7672,7 +10281,7 @@
           <w:lang w:eastAsia="en-IN"/>
           <w14:ligatures w14:val="none"/>
         </w:rPr>
-        <w:t>bash</w:t>
+        <w:t>Run all services:</w:t>
       </w:r>
     </w:p>
     <w:p>
@@ -7695,7 +10304,7 @@
           <w:lang w:eastAsia="en-IN"/>
           <w14:ligatures w14:val="none"/>
         </w:rPr>
-        <w:t>curl -X POST http://localhost:8080/transaction \</w:t>
+        <w:t>bash</w:t>
       </w:r>
     </w:p>
     <w:p>
@@ -7718,19 +10327,9 @@
           <w:lang w:eastAsia="en-IN"/>
           <w14:ligatures w14:val="none"/>
         </w:rPr>
-        <w:t>-H "Content-Type: application/json" \</w:t>
-      </w:r>
-    </w:p>
-    <w:p>
-      <w:pPr>
-        <w:spacing w:before="240" w:after="240" w:line="240" w:lineRule="auto"/>
-        <w:rPr>
-          <w:rFonts w:ascii="Times New Roman" w:eastAsia="Times New Roman" w:hAnsi="Times New Roman" w:cs="Times New Roman"/>
-          <w:kern w:val="0"/>
-          <w:lang w:eastAsia="en-IN"/>
-          <w14:ligatures w14:val="none"/>
-        </w:rPr>
-      </w:pPr>
+        <w:t xml:space="preserve">cd transaction-service &amp;&amp; </w:t>
+      </w:r>
+      <w:proofErr w:type="spellStart"/>
       <w:r>
         <w:rPr>
           <w:rFonts w:ascii="Arial" w:eastAsia="Times New Roman" w:hAnsi="Arial" w:cs="Arial"/>
@@ -7741,30 +10340,9 @@
           <w:lang w:eastAsia="en-IN"/>
           <w14:ligatures w14:val="none"/>
         </w:rPr>
-        <w:t>-d '{"id":1,"userId":101,"amount":500}'</w:t>
-      </w:r>
-    </w:p>
-    <w:p>
-      <w:pPr>
-        <w:spacing w:after="240" w:line="240" w:lineRule="auto"/>
-        <w:rPr>
-          <w:rFonts w:ascii="Times New Roman" w:eastAsia="Times New Roman" w:hAnsi="Times New Roman" w:cs="Times New Roman"/>
-          <w:kern w:val="0"/>
-          <w:lang w:eastAsia="en-IN"/>
-          <w14:ligatures w14:val="none"/>
-        </w:rPr>
-      </w:pPr>
-    </w:p>
-    <w:p>
-      <w:pPr>
-        <w:spacing w:before="240" w:after="240" w:line="240" w:lineRule="auto"/>
-        <w:rPr>
-          <w:rFonts w:ascii="Times New Roman" w:eastAsia="Times New Roman" w:hAnsi="Times New Roman" w:cs="Times New Roman"/>
-          <w:kern w:val="0"/>
-          <w:lang w:eastAsia="en-IN"/>
-          <w14:ligatures w14:val="none"/>
-        </w:rPr>
-      </w:pPr>
+        <w:t>mvn</w:t>
+      </w:r>
+      <w:proofErr w:type="spellEnd"/>
       <w:r>
         <w:rPr>
           <w:rFonts w:ascii="Arial" w:eastAsia="Times New Roman" w:hAnsi="Arial" w:cs="Arial"/>
@@ -7775,19 +10353,9 @@
           <w:lang w:eastAsia="en-IN"/>
           <w14:ligatures w14:val="none"/>
         </w:rPr>
-        <w:t>Observe logs:</w:t>
-      </w:r>
-    </w:p>
-    <w:p>
-      <w:pPr>
-        <w:spacing w:before="240" w:after="240" w:line="240" w:lineRule="auto"/>
-        <w:rPr>
-          <w:rFonts w:ascii="Times New Roman" w:eastAsia="Times New Roman" w:hAnsi="Times New Roman" w:cs="Times New Roman"/>
-          <w:kern w:val="0"/>
-          <w:lang w:eastAsia="en-IN"/>
-          <w14:ligatures w14:val="none"/>
-        </w:rPr>
-      </w:pPr>
+        <w:t xml:space="preserve"> </w:t>
+      </w:r>
+      <w:proofErr w:type="spellStart"/>
       <w:r>
         <w:rPr>
           <w:rFonts w:ascii="Arial" w:eastAsia="Times New Roman" w:hAnsi="Arial" w:cs="Arial"/>
@@ -7798,19 +10366,9 @@
           <w:lang w:eastAsia="en-IN"/>
           <w14:ligatures w14:val="none"/>
         </w:rPr>
-        <w:t>Payment Service decides success/failure.</w:t>
-      </w:r>
-    </w:p>
-    <w:p>
-      <w:pPr>
-        <w:spacing w:before="240" w:after="240" w:line="240" w:lineRule="auto"/>
-        <w:rPr>
-          <w:rFonts w:ascii="Times New Roman" w:eastAsia="Times New Roman" w:hAnsi="Times New Roman" w:cs="Times New Roman"/>
-          <w:kern w:val="0"/>
-          <w:lang w:eastAsia="en-IN"/>
-          <w14:ligatures w14:val="none"/>
-        </w:rPr>
-      </w:pPr>
+        <w:t>spring-</w:t>
+      </w:r>
+      <w:proofErr w:type="gramStart"/>
       <w:r>
         <w:rPr>
           <w:rFonts w:ascii="Arial" w:eastAsia="Times New Roman" w:hAnsi="Arial" w:cs="Arial"/>
@@ -7821,8 +10379,1186 @@
           <w:lang w:eastAsia="en-IN"/>
           <w14:ligatures w14:val="none"/>
         </w:rPr>
+        <w:t>boot:run</w:t>
+      </w:r>
+      <w:proofErr w:type="spellEnd"/>
+      <w:proofErr w:type="gramEnd"/>
+    </w:p>
+    <w:p>
+      <w:pPr>
+        <w:spacing w:before="240" w:after="240" w:line="240" w:lineRule="auto"/>
+        <w:rPr>
+          <w:rFonts w:ascii="Times New Roman" w:eastAsia="Times New Roman" w:hAnsi="Times New Roman" w:cs="Times New Roman"/>
+          <w:kern w:val="0"/>
+          <w:lang w:eastAsia="en-IN"/>
+          <w14:ligatures w14:val="none"/>
+        </w:rPr>
+      </w:pPr>
+      <w:r>
+        <w:rPr>
+          <w:rFonts w:ascii="Arial" w:eastAsia="Times New Roman" w:hAnsi="Arial" w:cs="Arial"/>
+          <w:color w:val="000000"/>
+          <w:kern w:val="0"/>
+          <w:sz w:val="28"/>
+          <w:szCs w:val="28"/>
+          <w:lang w:eastAsia="en-IN"/>
+          <w14:ligatures w14:val="none"/>
+        </w:rPr>
+        <w:t xml:space="preserve">cd payment-service &amp;&amp; </w:t>
+      </w:r>
+      <w:proofErr w:type="spellStart"/>
+      <w:r>
+        <w:rPr>
+          <w:rFonts w:ascii="Arial" w:eastAsia="Times New Roman" w:hAnsi="Arial" w:cs="Arial"/>
+          <w:color w:val="000000"/>
+          <w:kern w:val="0"/>
+          <w:sz w:val="28"/>
+          <w:szCs w:val="28"/>
+          <w:lang w:eastAsia="en-IN"/>
+          <w14:ligatures w14:val="none"/>
+        </w:rPr>
+        <w:t>mvn</w:t>
+      </w:r>
+      <w:proofErr w:type="spellEnd"/>
+      <w:r>
+        <w:rPr>
+          <w:rFonts w:ascii="Arial" w:eastAsia="Times New Roman" w:hAnsi="Arial" w:cs="Arial"/>
+          <w:color w:val="000000"/>
+          <w:kern w:val="0"/>
+          <w:sz w:val="28"/>
+          <w:szCs w:val="28"/>
+          <w:lang w:eastAsia="en-IN"/>
+          <w14:ligatures w14:val="none"/>
+        </w:rPr>
+        <w:t xml:space="preserve"> </w:t>
+      </w:r>
+      <w:proofErr w:type="spellStart"/>
+      <w:r>
+        <w:rPr>
+          <w:rFonts w:ascii="Arial" w:eastAsia="Times New Roman" w:hAnsi="Arial" w:cs="Arial"/>
+          <w:color w:val="000000"/>
+          <w:kern w:val="0"/>
+          <w:sz w:val="28"/>
+          <w:szCs w:val="28"/>
+          <w:lang w:eastAsia="en-IN"/>
+          <w14:ligatures w14:val="none"/>
+        </w:rPr>
+        <w:t>spring-</w:t>
+      </w:r>
+      <w:proofErr w:type="gramStart"/>
+      <w:r>
+        <w:rPr>
+          <w:rFonts w:ascii="Arial" w:eastAsia="Times New Roman" w:hAnsi="Arial" w:cs="Arial"/>
+          <w:color w:val="000000"/>
+          <w:kern w:val="0"/>
+          <w:sz w:val="28"/>
+          <w:szCs w:val="28"/>
+          <w:lang w:eastAsia="en-IN"/>
+          <w14:ligatures w14:val="none"/>
+        </w:rPr>
+        <w:t>boot:run</w:t>
+      </w:r>
+      <w:proofErr w:type="spellEnd"/>
+      <w:proofErr w:type="gramEnd"/>
+    </w:p>
+    <w:p>
+      <w:pPr>
+        <w:spacing w:before="240" w:after="240" w:line="240" w:lineRule="auto"/>
+        <w:rPr>
+          <w:rFonts w:ascii="Times New Roman" w:eastAsia="Times New Roman" w:hAnsi="Times New Roman" w:cs="Times New Roman"/>
+          <w:kern w:val="0"/>
+          <w:lang w:eastAsia="en-IN"/>
+          <w14:ligatures w14:val="none"/>
+        </w:rPr>
+      </w:pPr>
+      <w:r>
+        <w:rPr>
+          <w:rFonts w:ascii="Arial" w:eastAsia="Times New Roman" w:hAnsi="Arial" w:cs="Arial"/>
+          <w:color w:val="000000"/>
+          <w:kern w:val="0"/>
+          <w:sz w:val="28"/>
+          <w:szCs w:val="28"/>
+          <w:lang w:eastAsia="en-IN"/>
+          <w14:ligatures w14:val="none"/>
+        </w:rPr>
+        <w:t xml:space="preserve">cd account-service &amp;&amp; </w:t>
+      </w:r>
+      <w:proofErr w:type="spellStart"/>
+      <w:r>
+        <w:rPr>
+          <w:rFonts w:ascii="Arial" w:eastAsia="Times New Roman" w:hAnsi="Arial" w:cs="Arial"/>
+          <w:color w:val="000000"/>
+          <w:kern w:val="0"/>
+          <w:sz w:val="28"/>
+          <w:szCs w:val="28"/>
+          <w:lang w:eastAsia="en-IN"/>
+          <w14:ligatures w14:val="none"/>
+        </w:rPr>
+        <w:t>mvn</w:t>
+      </w:r>
+      <w:proofErr w:type="spellEnd"/>
+      <w:r>
+        <w:rPr>
+          <w:rFonts w:ascii="Arial" w:eastAsia="Times New Roman" w:hAnsi="Arial" w:cs="Arial"/>
+          <w:color w:val="000000"/>
+          <w:kern w:val="0"/>
+          <w:sz w:val="28"/>
+          <w:szCs w:val="28"/>
+          <w:lang w:eastAsia="en-IN"/>
+          <w14:ligatures w14:val="none"/>
+        </w:rPr>
+        <w:t xml:space="preserve"> </w:t>
+      </w:r>
+      <w:proofErr w:type="spellStart"/>
+      <w:r>
+        <w:rPr>
+          <w:rFonts w:ascii="Arial" w:eastAsia="Times New Roman" w:hAnsi="Arial" w:cs="Arial"/>
+          <w:color w:val="000000"/>
+          <w:kern w:val="0"/>
+          <w:sz w:val="28"/>
+          <w:szCs w:val="28"/>
+          <w:lang w:eastAsia="en-IN"/>
+          <w14:ligatures w14:val="none"/>
+        </w:rPr>
+        <w:t>spring-</w:t>
+      </w:r>
+      <w:proofErr w:type="gramStart"/>
+      <w:r>
+        <w:rPr>
+          <w:rFonts w:ascii="Arial" w:eastAsia="Times New Roman" w:hAnsi="Arial" w:cs="Arial"/>
+          <w:color w:val="000000"/>
+          <w:kern w:val="0"/>
+          <w:sz w:val="28"/>
+          <w:szCs w:val="28"/>
+          <w:lang w:eastAsia="en-IN"/>
+          <w14:ligatures w14:val="none"/>
+        </w:rPr>
+        <w:t>boot:run</w:t>
+      </w:r>
+      <w:proofErr w:type="spellEnd"/>
+      <w:proofErr w:type="gramEnd"/>
+    </w:p>
+    <w:p>
+      <w:pPr>
+        <w:spacing w:after="240" w:line="240" w:lineRule="auto"/>
+        <w:rPr>
+          <w:rFonts w:ascii="Times New Roman" w:eastAsia="Times New Roman" w:hAnsi="Times New Roman" w:cs="Times New Roman"/>
+          <w:kern w:val="0"/>
+          <w:lang w:eastAsia="en-IN"/>
+          <w14:ligatures w14:val="none"/>
+        </w:rPr>
+      </w:pPr>
+    </w:p>
+    <w:p>
+      <w:pPr>
+        <w:spacing w:before="240" w:after="240" w:line="240" w:lineRule="auto"/>
+        <w:rPr>
+          <w:rFonts w:ascii="Times New Roman" w:eastAsia="Times New Roman" w:hAnsi="Times New Roman" w:cs="Times New Roman"/>
+          <w:kern w:val="0"/>
+          <w:lang w:eastAsia="en-IN"/>
+          <w14:ligatures w14:val="none"/>
+        </w:rPr>
+      </w:pPr>
+      <w:r>
+        <w:rPr>
+          <w:rFonts w:ascii="Arial" w:eastAsia="Times New Roman" w:hAnsi="Arial" w:cs="Arial"/>
+          <w:color w:val="000000"/>
+          <w:kern w:val="0"/>
+          <w:sz w:val="28"/>
+          <w:szCs w:val="28"/>
+          <w:lang w:eastAsia="en-IN"/>
+          <w14:ligatures w14:val="none"/>
+        </w:rPr>
+        <w:t>Trigger transaction:</w:t>
+      </w:r>
+    </w:p>
+    <w:p>
+      <w:pPr>
+        <w:spacing w:before="240" w:after="240" w:line="240" w:lineRule="auto"/>
+        <w:rPr>
+          <w:rFonts w:ascii="Times New Roman" w:eastAsia="Times New Roman" w:hAnsi="Times New Roman" w:cs="Times New Roman"/>
+          <w:kern w:val="0"/>
+          <w:lang w:eastAsia="en-IN"/>
+          <w14:ligatures w14:val="none"/>
+        </w:rPr>
+      </w:pPr>
+      <w:r>
+        <w:rPr>
+          <w:rFonts w:ascii="Arial" w:eastAsia="Times New Roman" w:hAnsi="Arial" w:cs="Arial"/>
+          <w:color w:val="000000"/>
+          <w:kern w:val="0"/>
+          <w:sz w:val="28"/>
+          <w:szCs w:val="28"/>
+          <w:lang w:eastAsia="en-IN"/>
+          <w14:ligatures w14:val="none"/>
+        </w:rPr>
+        <w:t>bash</w:t>
+      </w:r>
+    </w:p>
+    <w:p>
+      <w:pPr>
+        <w:spacing w:before="240" w:after="240" w:line="240" w:lineRule="auto"/>
+        <w:rPr>
+          <w:rFonts w:ascii="Times New Roman" w:eastAsia="Times New Roman" w:hAnsi="Times New Roman" w:cs="Times New Roman"/>
+          <w:kern w:val="0"/>
+          <w:lang w:eastAsia="en-IN"/>
+          <w14:ligatures w14:val="none"/>
+        </w:rPr>
+      </w:pPr>
+      <w:r>
+        <w:rPr>
+          <w:rFonts w:ascii="Arial" w:eastAsia="Times New Roman" w:hAnsi="Arial" w:cs="Arial"/>
+          <w:color w:val="000000"/>
+          <w:kern w:val="0"/>
+          <w:sz w:val="28"/>
+          <w:szCs w:val="28"/>
+          <w:lang w:eastAsia="en-IN"/>
+          <w14:ligatures w14:val="none"/>
+        </w:rPr>
+        <w:t>curl -X POST http://localhost:8080/transaction \</w:t>
+      </w:r>
+    </w:p>
+    <w:p>
+      <w:pPr>
+        <w:spacing w:before="240" w:after="240" w:line="240" w:lineRule="auto"/>
+        <w:rPr>
+          <w:rFonts w:ascii="Times New Roman" w:eastAsia="Times New Roman" w:hAnsi="Times New Roman" w:cs="Times New Roman"/>
+          <w:kern w:val="0"/>
+          <w:lang w:eastAsia="en-IN"/>
+          <w14:ligatures w14:val="none"/>
+        </w:rPr>
+      </w:pPr>
+      <w:r>
+        <w:rPr>
+          <w:rFonts w:ascii="Arial" w:eastAsia="Times New Roman" w:hAnsi="Arial" w:cs="Arial"/>
+          <w:color w:val="000000"/>
+          <w:kern w:val="0"/>
+          <w:sz w:val="28"/>
+          <w:szCs w:val="28"/>
+          <w:lang w:eastAsia="en-IN"/>
+          <w14:ligatures w14:val="none"/>
+        </w:rPr>
+        <w:t>-H "Content-Type: application/</w:t>
+      </w:r>
+      <w:proofErr w:type="spellStart"/>
+      <w:r>
+        <w:rPr>
+          <w:rFonts w:ascii="Arial" w:eastAsia="Times New Roman" w:hAnsi="Arial" w:cs="Arial"/>
+          <w:color w:val="000000"/>
+          <w:kern w:val="0"/>
+          <w:sz w:val="28"/>
+          <w:szCs w:val="28"/>
+          <w:lang w:eastAsia="en-IN"/>
+          <w14:ligatures w14:val="none"/>
+        </w:rPr>
+        <w:t>json</w:t>
+      </w:r>
+      <w:proofErr w:type="spellEnd"/>
+      <w:r>
+        <w:rPr>
+          <w:rFonts w:ascii="Arial" w:eastAsia="Times New Roman" w:hAnsi="Arial" w:cs="Arial"/>
+          <w:color w:val="000000"/>
+          <w:kern w:val="0"/>
+          <w:sz w:val="28"/>
+          <w:szCs w:val="28"/>
+          <w:lang w:eastAsia="en-IN"/>
+          <w14:ligatures w14:val="none"/>
+        </w:rPr>
+        <w:t>" \</w:t>
+      </w:r>
+    </w:p>
+    <w:p>
+      <w:pPr>
+        <w:spacing w:before="240" w:after="240" w:line="240" w:lineRule="auto"/>
+        <w:rPr>
+          <w:rFonts w:ascii="Times New Roman" w:eastAsia="Times New Roman" w:hAnsi="Times New Roman" w:cs="Times New Roman"/>
+          <w:kern w:val="0"/>
+          <w:lang w:eastAsia="en-IN"/>
+          <w14:ligatures w14:val="none"/>
+        </w:rPr>
+      </w:pPr>
+      <w:r>
+        <w:rPr>
+          <w:rFonts w:ascii="Arial" w:eastAsia="Times New Roman" w:hAnsi="Arial" w:cs="Arial"/>
+          <w:color w:val="000000"/>
+          <w:kern w:val="0"/>
+          <w:sz w:val="28"/>
+          <w:szCs w:val="28"/>
+          <w:lang w:eastAsia="en-IN"/>
+          <w14:ligatures w14:val="none"/>
+        </w:rPr>
+        <w:t>-d '{"id":1,"userId":101,"amount":500}'</w:t>
+      </w:r>
+    </w:p>
+    <w:p>
+      <w:pPr>
+        <w:spacing w:after="240" w:line="240" w:lineRule="auto"/>
+        <w:rPr>
+          <w:rFonts w:ascii="Times New Roman" w:eastAsia="Times New Roman" w:hAnsi="Times New Roman" w:cs="Times New Roman"/>
+          <w:kern w:val="0"/>
+          <w:lang w:eastAsia="en-IN"/>
+          <w14:ligatures w14:val="none"/>
+        </w:rPr>
+      </w:pPr>
+    </w:p>
+    <w:p>
+      <w:pPr>
+        <w:spacing w:before="240" w:after="240" w:line="240" w:lineRule="auto"/>
+        <w:rPr>
+          <w:rFonts w:ascii="Times New Roman" w:eastAsia="Times New Roman" w:hAnsi="Times New Roman" w:cs="Times New Roman"/>
+          <w:kern w:val="0"/>
+          <w:lang w:eastAsia="en-IN"/>
+          <w14:ligatures w14:val="none"/>
+        </w:rPr>
+      </w:pPr>
+      <w:r>
+        <w:rPr>
+          <w:rFonts w:ascii="Arial" w:eastAsia="Times New Roman" w:hAnsi="Arial" w:cs="Arial"/>
+          <w:color w:val="000000"/>
+          <w:kern w:val="0"/>
+          <w:sz w:val="28"/>
+          <w:szCs w:val="28"/>
+          <w:lang w:eastAsia="en-IN"/>
+          <w14:ligatures w14:val="none"/>
+        </w:rPr>
+        <w:t>Observe logs:</w:t>
+      </w:r>
+    </w:p>
+    <w:p>
+      <w:pPr>
+        <w:spacing w:before="240" w:after="240" w:line="240" w:lineRule="auto"/>
+        <w:rPr>
+          <w:rFonts w:ascii="Times New Roman" w:eastAsia="Times New Roman" w:hAnsi="Times New Roman" w:cs="Times New Roman"/>
+          <w:kern w:val="0"/>
+          <w:lang w:eastAsia="en-IN"/>
+          <w14:ligatures w14:val="none"/>
+        </w:rPr>
+      </w:pPr>
+      <w:r>
+        <w:rPr>
+          <w:rFonts w:ascii="Arial" w:eastAsia="Times New Roman" w:hAnsi="Arial" w:cs="Arial"/>
+          <w:color w:val="000000"/>
+          <w:kern w:val="0"/>
+          <w:sz w:val="28"/>
+          <w:szCs w:val="28"/>
+          <w:lang w:eastAsia="en-IN"/>
+          <w14:ligatures w14:val="none"/>
+        </w:rPr>
+        <w:t>Payment Service decides success/failure.</w:t>
+      </w:r>
+    </w:p>
+    <w:p>
+      <w:pPr>
+        <w:spacing w:before="240" w:after="240" w:line="240" w:lineRule="auto"/>
+        <w:rPr>
+          <w:rFonts w:ascii="Times New Roman" w:eastAsia="Times New Roman" w:hAnsi="Times New Roman" w:cs="Times New Roman"/>
+          <w:kern w:val="0"/>
+          <w:lang w:eastAsia="en-IN"/>
+          <w14:ligatures w14:val="none"/>
+        </w:rPr>
+      </w:pPr>
+      <w:r>
+        <w:rPr>
+          <w:rFonts w:ascii="Arial" w:eastAsia="Times New Roman" w:hAnsi="Arial" w:cs="Arial"/>
+          <w:color w:val="000000"/>
+          <w:kern w:val="0"/>
+          <w:sz w:val="28"/>
+          <w:szCs w:val="28"/>
+          <w:lang w:eastAsia="en-IN"/>
+          <w14:ligatures w14:val="none"/>
+        </w:rPr>
         <w:lastRenderedPageBreak/>
         <w:t>Account Service debits or rolls back.</w:t>
+      </w:r>
+    </w:p>
+    <w:p/>
+    <w:p/>
+    <w:p>
+      <w:pPr>
+        <w:rPr>
+          <w:b/>
+          <w:bCs/>
+        </w:rPr>
+      </w:pPr>
+      <w:r>
+        <w:rPr>
+          <w:b/>
+          <w:bCs/>
+        </w:rPr>
+        <w:t>Task 4: Introduction to Cloud Computing Concepts</w:t>
+      </w:r>
+    </w:p>
+    <w:p>
+      <w:pPr>
+        <w:rPr>
+          <w:b/>
+          <w:bCs/>
+        </w:rPr>
+      </w:pPr>
+      <w:r>
+        <w:rPr>
+          <w:b/>
+          <w:bCs/>
+        </w:rPr>
+        <w:t>Q1. How does cloud computing differ from traditional on-premises IT infrastructure in terms of scalability and cost management?</w:t>
+      </w:r>
+    </w:p>
+    <w:p>
+      <w:r>
+        <w:rPr>
+          <w:b/>
+          <w:bCs/>
+        </w:rPr>
+        <w:t>Answer:</w:t>
+      </w:r>
+      <w:r>
+        <w:br/>
+        <w:t>In traditional on-premises IT infrastructure, organizations must purchase and maintain physical servers, storage, networking equipment, and other hardware. Scaling usually requires buying and installing additional hardware, which can be expensive and time-consuming.</w:t>
+      </w:r>
+    </w:p>
+    <w:p>
+      <w:r>
+        <w:t xml:space="preserve">Cloud computing allows organizations to </w:t>
+      </w:r>
+      <w:r>
+        <w:rPr>
+          <w:b/>
+          <w:bCs/>
+        </w:rPr>
+        <w:t>scale resources up or down based on demand</w:t>
+      </w:r>
+      <w:r>
+        <w:t xml:space="preserve">. It follows a </w:t>
+      </w:r>
+      <w:r>
+        <w:rPr>
+          <w:b/>
+          <w:bCs/>
+        </w:rPr>
+        <w:t>pay-as-you-go</w:t>
+      </w:r>
+      <w:r>
+        <w:t xml:space="preserve"> model, so organizations generally pay only for the resources they use. This reduces the need for large upfront hardware investments and lowers infrastructure maintenance costs.</w:t>
+      </w:r>
+    </w:p>
+    <w:p>
+      <w:r>
+        <w:pict w14:anchorId="65DFD0D2">
+          <v:rect id="_x0000_i1073" style="width:0;height:1.5pt" o:hralign="center" o:hrstd="t" o:hr="t" fillcolor="#a0a0a0" stroked="f"/>
+        </w:pict>
+      </w:r>
+    </w:p>
+    <w:p>
+      <w:pPr>
+        <w:rPr>
+          <w:b/>
+          <w:bCs/>
+        </w:rPr>
+      </w:pPr>
+      <w:r>
+        <w:rPr>
+          <w:b/>
+          <w:bCs/>
+        </w:rPr>
+        <w:t>Q2. Why is it important to deploy applications across multiple Availability Zones within a region?</w:t>
+      </w:r>
+    </w:p>
+    <w:p>
+      <w:r>
+        <w:rPr>
+          <w:b/>
+          <w:bCs/>
+        </w:rPr>
+        <w:t>Answer:</w:t>
+      </w:r>
+      <w:r>
+        <w:br/>
+        <w:t xml:space="preserve">Deploying applications across multiple </w:t>
+      </w:r>
+      <w:r>
+        <w:rPr>
+          <w:b/>
+          <w:bCs/>
+        </w:rPr>
+        <w:t>Availability Zones (AZs)</w:t>
+      </w:r>
+      <w:r>
+        <w:t xml:space="preserve"> improves </w:t>
+      </w:r>
+      <w:r>
+        <w:rPr>
+          <w:b/>
+          <w:bCs/>
+        </w:rPr>
+        <w:t>availability, fault tolerance, and reliability</w:t>
+      </w:r>
+      <w:r>
+        <w:t>.</w:t>
+      </w:r>
+    </w:p>
+    <w:p>
+      <w:r>
+        <w:t>If one Availability Zone experiences a failure, the application can continue running in another Availability Zone. This reduces downtime and helps ensure that the application remains available to users.</w:t>
+      </w:r>
+    </w:p>
+    <w:p>
+      <w:r>
+        <w:t>For example, an application deployed in two AZs can continue serving users even if one AZ becomes unavailable.</w:t>
+      </w:r>
+    </w:p>
+    <w:p>
+      <w:r>
+        <w:pict w14:anchorId="565B0019">
+          <v:rect id="_x0000_i1074" style="width:0;height:1.5pt" o:hralign="center" o:hrstd="t" o:hr="t" fillcolor="#a0a0a0" stroked="f"/>
+        </w:pict>
+      </w:r>
+    </w:p>
+    <w:p>
+      <w:pPr>
+        <w:rPr>
+          <w:b/>
+          <w:bCs/>
+        </w:rPr>
+      </w:pPr>
+      <w:r>
+        <w:rPr>
+          <w:b/>
+          <w:bCs/>
+        </w:rPr>
+        <w:t>Q3. What is the difference between IAM roles and IAM users, and when would you use each?</w:t>
+      </w:r>
+    </w:p>
+    <w:p>
+      <w:r>
+        <w:rPr>
+          <w:b/>
+          <w:bCs/>
+        </w:rPr>
+        <w:t>Answer:</w:t>
+      </w:r>
+    </w:p>
+    <w:p>
+      <w:pPr>
+        <w:numPr>
+          <w:ilvl w:val="0"/>
+          <w:numId w:val="1"/>
+        </w:numPr>
+      </w:pPr>
+      <w:r>
+        <w:rPr>
+          <w:b/>
+          <w:bCs/>
+        </w:rPr>
+        <w:t>IAM User:</w:t>
+      </w:r>
+      <w:r>
+        <w:t xml:space="preserve"> Represents a specific person or application that requires long-term AWS access credentials. It is commonly used when an individual needs direct access to AWS resources. </w:t>
+      </w:r>
+    </w:p>
+    <w:p>
+      <w:pPr>
+        <w:numPr>
+          <w:ilvl w:val="0"/>
+          <w:numId w:val="1"/>
+        </w:numPr>
+      </w:pPr>
+      <w:r>
+        <w:rPr>
+          <w:b/>
+          <w:bCs/>
+        </w:rPr>
+        <w:lastRenderedPageBreak/>
+        <w:t>IAM Role:</w:t>
+      </w:r>
+      <w:r>
+        <w:t xml:space="preserve"> Provides temporary permissions that can be assumed by users, AWS services, or applications. Roles do not require permanent access keys. </w:t>
+      </w:r>
+    </w:p>
+    <w:p>
+      <w:r>
+        <w:rPr>
+          <w:b/>
+          <w:bCs/>
+        </w:rPr>
+        <w:t>Example:</w:t>
+      </w:r>
+      <w:r>
+        <w:br/>
+        <w:t>An administrator may use an IAM user for direct AWS access, while an EC2 instance can use an IAM role to access an S3 bucket securely without storing AWS access keys on the server.</w:t>
+      </w:r>
+    </w:p>
+    <w:p>
+      <w:r>
+        <w:pict w14:anchorId="7C1FA9ED">
+          <v:rect id="_x0000_i1075" style="width:0;height:1.5pt" o:hralign="center" o:hrstd="t" o:hr="t" fillcolor="#a0a0a0" stroked="f"/>
+        </w:pict>
+      </w:r>
+    </w:p>
+    <w:p>
+      <w:pPr>
+        <w:rPr>
+          <w:b/>
+          <w:bCs/>
+        </w:rPr>
+      </w:pPr>
+      <w:r>
+        <w:rPr>
+          <w:b/>
+          <w:bCs/>
+        </w:rPr>
+        <w:t>Q4. How does Amazon EC2 enable elasticity in application deployment, and what role does Auto Scaling play?</w:t>
+      </w:r>
+    </w:p>
+    <w:p>
+      <w:r>
+        <w:rPr>
+          <w:b/>
+          <w:bCs/>
+        </w:rPr>
+        <w:t>Answer:</w:t>
+      </w:r>
+      <w:r>
+        <w:br/>
+      </w:r>
+      <w:r>
+        <w:rPr>
+          <w:b/>
+          <w:bCs/>
+        </w:rPr>
+        <w:t>Amazon EC2</w:t>
+      </w:r>
+      <w:r>
+        <w:t xml:space="preserve"> provides virtual servers that can be created, stopped, or terminated whenever needed. This allows applications to increase or decrease computing capacity according to demand.</w:t>
+      </w:r>
+    </w:p>
+    <w:p>
+      <w:r>
+        <w:rPr>
+          <w:b/>
+          <w:bCs/>
+        </w:rPr>
+        <w:t>Auto Scaling</w:t>
+      </w:r>
+      <w:r>
+        <w:t xml:space="preserve"> automatically adjusts the number of EC2 instances based on predefined conditions such as CPU utilization or traffic.</w:t>
+      </w:r>
+    </w:p>
+    <w:p>
+      <w:r>
+        <w:t xml:space="preserve">For example, during high traffic, Auto Scaling can launch additional EC2 instances. When traffic decreases, it can terminate unnecessary instances. This provides </w:t>
+      </w:r>
+      <w:r>
+        <w:rPr>
+          <w:b/>
+          <w:bCs/>
+        </w:rPr>
+        <w:t>elasticity while controlling costs</w:t>
+      </w:r>
+      <w:r>
+        <w:t>.</w:t>
+      </w:r>
+    </w:p>
+    <w:p>
+      <w:r>
+        <w:pict w14:anchorId="65C6EA0C">
+          <v:rect id="_x0000_i1076" style="width:0;height:1.5pt" o:hralign="center" o:hrstd="t" o:hr="t" fillcolor="#a0a0a0" stroked="f"/>
+        </w:pict>
+      </w:r>
+    </w:p>
+    <w:p>
+      <w:pPr>
+        <w:rPr>
+          <w:b/>
+          <w:bCs/>
+        </w:rPr>
+      </w:pPr>
+      <w:r>
+        <w:rPr>
+          <w:b/>
+          <w:bCs/>
+        </w:rPr>
+        <w:t>Q5. What makes Amazon S3 an object storage service, and how does it ensure durability of stored data?</w:t>
+      </w:r>
+    </w:p>
+    <w:p>
+      <w:r>
+        <w:rPr>
+          <w:b/>
+          <w:bCs/>
+        </w:rPr>
+        <w:t>Answer:</w:t>
+      </w:r>
+      <w:r>
+        <w:br/>
+        <w:t xml:space="preserve">Amazon S3 is an </w:t>
+      </w:r>
+      <w:r>
+        <w:rPr>
+          <w:b/>
+          <w:bCs/>
+        </w:rPr>
+        <w:t>object storage service</w:t>
+      </w:r>
+      <w:r>
+        <w:t xml:space="preserve"> because it stores data as objects inside </w:t>
+      </w:r>
+      <w:r>
+        <w:rPr>
+          <w:b/>
+          <w:bCs/>
+        </w:rPr>
+        <w:t>buckets</w:t>
+      </w:r>
+      <w:r>
+        <w:t>. Each object contains the actual data, metadata, and a unique key used to identify it.</w:t>
+      </w:r>
+    </w:p>
+    <w:p>
+      <w:r>
+        <w:t>S3 provides very high durability by automatically storing and redundantly maintaining data across multiple devices and Availability Zones within an AWS Region. This protects data against hardware failures and helps prevent data loss.</w:t>
+      </w:r>
+    </w:p>
+    <w:p>
+      <w:r>
+        <w:pict w14:anchorId="1B0DBF6E">
+          <v:rect id="_x0000_i1077" style="width:0;height:1.5pt" o:hralign="center" o:hrstd="t" o:hr="t" fillcolor="#a0a0a0" stroked="f"/>
+        </w:pict>
+      </w:r>
+    </w:p>
+    <w:p>
+      <w:pPr>
+        <w:rPr>
+          <w:b/>
+          <w:bCs/>
+        </w:rPr>
+      </w:pPr>
+      <w:r>
+        <w:rPr>
+          <w:b/>
+          <w:bCs/>
+        </w:rPr>
+        <w:t>Q6. Why would you place a database in a private subnet within a VPC instead of a public subnet?</w:t>
+      </w:r>
+    </w:p>
+    <w:p>
+      <w:r>
+        <w:rPr>
+          <w:b/>
+          <w:bCs/>
+        </w:rPr>
+        <w:t>Answer:</w:t>
+      </w:r>
+      <w:r>
+        <w:br/>
+        <w:t xml:space="preserve">A database is normally placed in a </w:t>
+      </w:r>
+      <w:r>
+        <w:rPr>
+          <w:b/>
+          <w:bCs/>
+        </w:rPr>
+        <w:t>private subnet</w:t>
+      </w:r>
+      <w:r>
+        <w:t xml:space="preserve"> so that it cannot be accessed directly from the public internet.</w:t>
+      </w:r>
+    </w:p>
+    <w:p>
+      <w:r>
+        <w:lastRenderedPageBreak/>
+        <w:t>Users can access the application through a public-facing application server, while the application server communicates with the database through the private network.</w:t>
+      </w:r>
+    </w:p>
+    <w:p>
+      <w:r>
+        <w:t>This provides an additional layer of security and reduces the database's exposure to unauthorized internet access.</w:t>
+      </w:r>
+    </w:p>
+    <w:p>
+      <w:r>
+        <w:rPr>
+          <w:b/>
+          <w:bCs/>
+        </w:rPr>
+        <w:t>Typical architecture:</w:t>
+      </w:r>
+    </w:p>
+    <w:p>
+      <w:r>
+        <w:t>Internet → Load Balancer → Application Server → Private Database</w:t>
+      </w:r>
+    </w:p>
+    <w:p>
+      <w:r>
+        <w:pict w14:anchorId="7975961B">
+          <v:rect id="_x0000_i1078" style="width:0;height:1.5pt" o:hralign="center" o:hrstd="t" o:hr="t" fillcolor="#a0a0a0" stroked="f"/>
+        </w:pict>
+      </w:r>
+    </w:p>
+    <w:p>
+      <w:pPr>
+        <w:rPr>
+          <w:b/>
+          <w:bCs/>
+        </w:rPr>
+      </w:pPr>
+      <w:r>
+        <w:rPr>
+          <w:b/>
+          <w:bCs/>
+        </w:rPr>
+        <w:t>Q7. How does Amazon RDS simplify database management compared to running a database on EC2?</w:t>
+      </w:r>
+    </w:p>
+    <w:p>
+      <w:r>
+        <w:rPr>
+          <w:b/>
+          <w:bCs/>
+        </w:rPr>
+        <w:t>Answer:</w:t>
+      </w:r>
+      <w:r>
+        <w:br/>
+        <w:t xml:space="preserve">Amazon </w:t>
+      </w:r>
+      <w:r>
+        <w:rPr>
+          <w:b/>
+          <w:bCs/>
+        </w:rPr>
+        <w:t>RDS (Relational Database Service)</w:t>
+      </w:r>
+      <w:r>
+        <w:t xml:space="preserve"> is a managed database service. AWS handles many administrative tasks that would otherwise be the customer's responsibility when running a database on EC2.</w:t>
+      </w:r>
+    </w:p>
+    <w:p>
+      <w:r>
+        <w:t>RDS can simplify tasks such as:</w:t>
+      </w:r>
+    </w:p>
+    <w:p>
+      <w:pPr>
+        <w:numPr>
+          <w:ilvl w:val="0"/>
+          <w:numId w:val="2"/>
+        </w:numPr>
+      </w:pPr>
+      <w:r>
+        <w:t xml:space="preserve">Database provisioning </w:t>
+      </w:r>
+    </w:p>
+    <w:p>
+      <w:pPr>
+        <w:numPr>
+          <w:ilvl w:val="0"/>
+          <w:numId w:val="2"/>
+        </w:numPr>
+      </w:pPr>
+      <w:r>
+        <w:t xml:space="preserve">Automated backups </w:t>
+      </w:r>
+    </w:p>
+    <w:p>
+      <w:pPr>
+        <w:numPr>
+          <w:ilvl w:val="0"/>
+          <w:numId w:val="2"/>
+        </w:numPr>
+      </w:pPr>
+      <w:r>
+        <w:t xml:space="preserve">Software patching </w:t>
+      </w:r>
+    </w:p>
+    <w:p>
+      <w:pPr>
+        <w:numPr>
+          <w:ilvl w:val="0"/>
+          <w:numId w:val="2"/>
+        </w:numPr>
+      </w:pPr>
+      <w:r>
+        <w:t xml:space="preserve">Monitoring </w:t>
+      </w:r>
+    </w:p>
+    <w:p>
+      <w:pPr>
+        <w:numPr>
+          <w:ilvl w:val="0"/>
+          <w:numId w:val="2"/>
+        </w:numPr>
+      </w:pPr>
+      <w:r>
+        <w:t xml:space="preserve">Recovery </w:t>
+      </w:r>
+    </w:p>
+    <w:p>
+      <w:pPr>
+        <w:numPr>
+          <w:ilvl w:val="0"/>
+          <w:numId w:val="2"/>
+        </w:numPr>
+      </w:pPr>
+      <w:r>
+        <w:t xml:space="preserve">Scaling </w:t>
+      </w:r>
+    </w:p>
+    <w:p>
+      <w:pPr>
+        <w:numPr>
+          <w:ilvl w:val="0"/>
+          <w:numId w:val="2"/>
+        </w:numPr>
+      </w:pPr>
+      <w:r>
+        <w:t xml:space="preserve">High-availability configuration </w:t>
+      </w:r>
+    </w:p>
+    <w:p>
+      <w:r>
+        <w:t>With a database running directly on EC2, the organization is responsible for installing, configuring, securing, updating, and maintaining the database software and server.</w:t>
+      </w:r>
+    </w:p>
+    <w:p>
+      <w:r>
+        <w:pict w14:anchorId="2F0C7E06">
+          <v:rect id="_x0000_i1079" style="width:0;height:1.5pt" o:hralign="center" o:hrstd="t" o:hr="t" fillcolor="#a0a0a0" stroked="f"/>
+        </w:pict>
+      </w:r>
+    </w:p>
+    <w:p>
+      <w:pPr>
+        <w:rPr>
+          <w:b/>
+          <w:bCs/>
+        </w:rPr>
+      </w:pPr>
+      <w:r>
+        <w:rPr>
+          <w:b/>
+          <w:bCs/>
+        </w:rPr>
+        <w:t>Q8. How do security groups function as virtual firewalls, and what is the principle of “least privilege” in configuring them?</w:t>
+      </w:r>
+    </w:p>
+    <w:p>
+      <w:r>
+        <w:rPr>
+          <w:b/>
+          <w:bCs/>
+        </w:rPr>
+        <w:t>Answer:</w:t>
+      </w:r>
+      <w:r>
+        <w:br/>
+      </w:r>
+      <w:r>
+        <w:rPr>
+          <w:b/>
+          <w:bCs/>
+        </w:rPr>
+        <w:t>Security groups</w:t>
+      </w:r>
+      <w:r>
+        <w:t xml:space="preserve"> act as virtual firewalls for AWS resources such as EC2 instances. They control which inbound and outbound network traffic is allowed based on rules such as protocol, port, and source or destination.</w:t>
+      </w:r>
+    </w:p>
+    <w:p>
+      <w:r>
+        <w:t xml:space="preserve">The principle of </w:t>
+      </w:r>
+      <w:r>
+        <w:rPr>
+          <w:b/>
+          <w:bCs/>
+        </w:rPr>
+        <w:t>least privilege</w:t>
+      </w:r>
+      <w:r>
+        <w:t xml:space="preserve"> means allowing only the minimum access required for a resource to perform its intended function.</w:t>
+      </w:r>
+    </w:p>
+    <w:p>
+      <w:r>
+        <w:rPr>
+          <w:b/>
+          <w:bCs/>
+        </w:rPr>
+        <w:lastRenderedPageBreak/>
+        <w:t>Example:</w:t>
+      </w:r>
+      <w:r>
+        <w:br/>
+        <w:t>If an application server only needs to communicate with a database on port 3306, the database security group should allow port 3306 only from the application's security group rather than allowing access from the entire internet.</w:t>
+      </w:r>
+    </w:p>
+    <w:p>
+      <w:r>
+        <w:pict w14:anchorId="0D4B7B88">
+          <v:rect id="_x0000_i1080" style="width:0;height:1.5pt" o:hralign="center" o:hrstd="t" o:hr="t" fillcolor="#a0a0a0" stroked="f"/>
+        </w:pict>
+      </w:r>
+    </w:p>
+    <w:p>
+      <w:pPr>
+        <w:rPr>
+          <w:b/>
+          <w:bCs/>
+        </w:rPr>
+      </w:pPr>
+      <w:r>
+        <w:rPr>
+          <w:b/>
+          <w:bCs/>
+        </w:rPr>
+        <w:t>Q9. What are the advantages of using the AWS CLI over the AWS Management Console for managing cloud resources?</w:t>
+      </w:r>
+    </w:p>
+    <w:p>
+      <w:r>
+        <w:rPr>
+          <w:b/>
+          <w:bCs/>
+        </w:rPr>
+        <w:t>Answer:</w:t>
+      </w:r>
+      <w:r>
+        <w:br/>
+        <w:t xml:space="preserve">The </w:t>
+      </w:r>
+      <w:r>
+        <w:rPr>
+          <w:b/>
+          <w:bCs/>
+        </w:rPr>
+        <w:t>AWS CLI (Command Line Interface)</w:t>
+      </w:r>
+      <w:r>
+        <w:t xml:space="preserve"> allows users to manage AWS resources through commands instead of manually navigating the AWS Management Console.</w:t>
+      </w:r>
+    </w:p>
+    <w:p>
+      <w:r>
+        <w:t>Advantages include:</w:t>
+      </w:r>
+    </w:p>
+    <w:p>
+      <w:pPr>
+        <w:numPr>
+          <w:ilvl w:val="0"/>
+          <w:numId w:val="3"/>
+        </w:numPr>
+      </w:pPr>
+      <w:r>
+        <w:rPr>
+          <w:b/>
+          <w:bCs/>
+        </w:rPr>
+        <w:t>Automation:</w:t>
+      </w:r>
+      <w:r>
+        <w:t xml:space="preserve"> Commands can be included in scripts. </w:t>
+      </w:r>
+    </w:p>
+    <w:p>
+      <w:pPr>
+        <w:numPr>
+          <w:ilvl w:val="0"/>
+          <w:numId w:val="3"/>
+        </w:numPr>
+      </w:pPr>
+      <w:r>
+        <w:rPr>
+          <w:b/>
+          <w:bCs/>
+        </w:rPr>
+        <w:t>Speed:</w:t>
+      </w:r>
+      <w:r>
+        <w:t xml:space="preserve"> Repetitive operations can be performed quickly. </w:t>
+      </w:r>
+    </w:p>
+    <w:p>
+      <w:pPr>
+        <w:numPr>
+          <w:ilvl w:val="0"/>
+          <w:numId w:val="3"/>
+        </w:numPr>
+      </w:pPr>
+      <w:r>
+        <w:rPr>
+          <w:b/>
+          <w:bCs/>
+        </w:rPr>
+        <w:t>Consistency:</w:t>
+      </w:r>
+      <w:r>
+        <w:t xml:space="preserve"> The same commands can be executed repeatedly with predictable results. </w:t>
+      </w:r>
+    </w:p>
+    <w:p>
+      <w:pPr>
+        <w:numPr>
+          <w:ilvl w:val="0"/>
+          <w:numId w:val="3"/>
+        </w:numPr>
+      </w:pPr>
+      <w:r>
+        <w:rPr>
+          <w:b/>
+          <w:bCs/>
+        </w:rPr>
+        <w:t>Remote management:</w:t>
+      </w:r>
+      <w:r>
+        <w:t xml:space="preserve"> AWS resources can be managed from a terminal. </w:t>
+      </w:r>
+    </w:p>
+    <w:p>
+      <w:pPr>
+        <w:numPr>
+          <w:ilvl w:val="0"/>
+          <w:numId w:val="3"/>
+        </w:numPr>
+      </w:pPr>
+      <w:r>
+        <w:rPr>
+          <w:b/>
+          <w:bCs/>
+        </w:rPr>
+        <w:t>Infrastructure management:</w:t>
+      </w:r>
+      <w:r>
+        <w:t xml:space="preserve"> CLI commands can be integrated into deployment and DevOps workflows. </w:t>
+      </w:r>
+    </w:p>
+    <w:p>
+      <w:pPr>
+        <w:numPr>
+          <w:ilvl w:val="0"/>
+          <w:numId w:val="3"/>
+        </w:numPr>
+      </w:pPr>
+      <w:r>
+        <w:rPr>
+          <w:b/>
+          <w:bCs/>
+        </w:rPr>
+        <w:t>Reproducibility:</w:t>
+      </w:r>
+      <w:r>
+        <w:t xml:space="preserve"> Configurations and operations can be documented and repeated easily. </w:t>
+      </w:r>
+    </w:p>
+    <w:p>
+      <w:pPr>
+        <w:pBdr>
+          <w:bottom w:val="single" w:sz="6" w:space="1" w:color="auto"/>
+        </w:pBdr>
+      </w:pPr>
+      <w:r>
+        <w:t>For example, instead of manually creating an S3 bucket through the console, you can use an AWS CLI command to create it and include that command in an automation script.</w:t>
       </w:r>
     </w:p>
     <w:p/>
@@ -7834,6 +11570,467 @@
     </w:sectPr>
   </w:body>
 </w:document>
+</file>
+
+<file path=word/numbering.xml><?xml version="1.0" encoding="utf-8"?>
+<w:numbering xmlns:wpc="http://schemas.microsoft.com/office/word/2010/wordprocessingCanvas" xmlns:cx="http://schemas.microsoft.com/office/drawing/2014/chartex" xmlns:cx1="http://schemas.microsoft.com/office/drawing/2015/9/8/chartex" xmlns:cx2="http://schemas.microsoft.com/office/drawing/2015/10/21/chartex" xmlns:cx3="http://schemas.microsoft.com/office/drawing/2016/5/9/chartex" xmlns:cx4="http://schemas.microsoft.com/office/drawing/2016/5/10/chartex" xmlns:cx5="http://schemas.microsoft.com/office/drawing/2016/5/11/chartex" xmlns:cx6="http://schemas.microsoft.com/office/drawing/2016/5/12/chartex" xmlns:cx7="http://schemas.microsoft.com/office/drawing/2016/5/13/chartex" xmlns:cx8="http://schemas.microsoft.com/office/drawing/2016/5/14/chartex" xmlns:mc="http://schemas.openxmlformats.org/markup-compatibility/2006" xmlns:aink="http://schemas.microsoft.com/office/drawing/2016/ink" xmlns:am3d="http://schemas.microsoft.com/office/drawing/2017/model3d" xmlns:o="urn:schemas-microsoft-com:office:office" xmlns:oel="http://schemas.microsoft.com/office/2019/extlst" xmlns:r="http://schemas.openxmlformats.org/officeDocument/2006/relationships" xmlns:m="http://schemas.openxmlformats.org/officeDocument/2006/math" xmlns:v="urn:schemas-microsoft-com:vml" xmlns:wp14="http://schemas.microsoft.com/office/word/2010/wordprocessingDrawing" xmlns:wp="http://schemas.openxmlformats.org/drawingml/2006/wordprocessingDrawing" xmlns:w10="urn:schemas-microsoft-com:office:word" xmlns:w="http://schemas.openxmlformats.org/wordprocessingml/2006/main" xmlns:w14="http://schemas.microsoft.com/office/word/2010/wordml" xmlns:w15="http://schemas.microsoft.com/office/word/2012/wordml" xmlns:w16cei="http://schemas.microsoft.com/office/word/2026/wordml/cei" xmlns:w16cex="http://schemas.microsoft.com/office/word/2018/wordml/cex" xmlns:w16cid="http://schemas.microsoft.com/office/word/2016/wordml/cid" xmlns:w16="http://schemas.microsoft.com/office/word/2018/wordml" xmlns:w16du="http://schemas.microsoft.com/office/word/2023/wordml/word16du" xmlns:w16sdtdh="http://schemas.microsoft.com/office/word/2020/wordml/sdtdatahash" xmlns:w16sdtfl="http://schemas.microsoft.com/office/word/2024/wordml/sdtformatlock" xmlns:w16se="http://schemas.microsoft.com/office/word/2015/wordml/symex" xmlns:wpg="http://schemas.microsoft.com/office/word/2010/wordprocessingGroup" xmlns:wpi="http://schemas.microsoft.com/office/word/2010/wordprocessingInk" xmlns:wne="http://schemas.microsoft.com/office/word/2006/wordml" xmlns:wps="http://schemas.microsoft.com/office/word/2010/wordprocessingShape" mc:Ignorable="w14 w15 w16se w16cid w16 w16cex w16sdtdh w16sdtfl w16du wp14">
+  <w:abstractNum w:abstractNumId="0" w15:restartNumberingAfterBreak="0">
+    <w:nsid w:val="260C437E"/>
+    <w:multiLevelType w:val="multilevel"/>
+    <w:tmpl w:val="D61C97C6"/>
+    <w:lvl w:ilvl="0">
+      <w:start w:val="1"/>
+      <w:numFmt w:val="bullet"/>
+      <w:lvlText w:val=""/>
+      <w:lvlJc w:val="left"/>
+      <w:pPr>
+        <w:tabs>
+          <w:tab w:val="num" w:pos="720"/>
+        </w:tabs>
+        <w:ind w:left="720" w:hanging="360"/>
+      </w:pPr>
+      <w:rPr>
+        <w:rFonts w:ascii="Symbol" w:hAnsi="Symbol" w:hint="default"/>
+        <w:sz w:val="20"/>
+      </w:rPr>
+    </w:lvl>
+    <w:lvl w:ilvl="1" w:tentative="1">
+      <w:start w:val="1"/>
+      <w:numFmt w:val="bullet"/>
+      <w:lvlText w:val="o"/>
+      <w:lvlJc w:val="left"/>
+      <w:pPr>
+        <w:tabs>
+          <w:tab w:val="num" w:pos="1440"/>
+        </w:tabs>
+        <w:ind w:left="1440" w:hanging="360"/>
+      </w:pPr>
+      <w:rPr>
+        <w:rFonts w:ascii="Courier New" w:hAnsi="Courier New" w:hint="default"/>
+        <w:sz w:val="20"/>
+      </w:rPr>
+    </w:lvl>
+    <w:lvl w:ilvl="2" w:tentative="1">
+      <w:start w:val="1"/>
+      <w:numFmt w:val="bullet"/>
+      <w:lvlText w:val=""/>
+      <w:lvlJc w:val="left"/>
+      <w:pPr>
+        <w:tabs>
+          <w:tab w:val="num" w:pos="2160"/>
+        </w:tabs>
+        <w:ind w:left="2160" w:hanging="360"/>
+      </w:pPr>
+      <w:rPr>
+        <w:rFonts w:ascii="Wingdings" w:hAnsi="Wingdings" w:hint="default"/>
+        <w:sz w:val="20"/>
+      </w:rPr>
+    </w:lvl>
+    <w:lvl w:ilvl="3" w:tentative="1">
+      <w:start w:val="1"/>
+      <w:numFmt w:val="bullet"/>
+      <w:lvlText w:val=""/>
+      <w:lvlJc w:val="left"/>
+      <w:pPr>
+        <w:tabs>
+          <w:tab w:val="num" w:pos="2880"/>
+        </w:tabs>
+        <w:ind w:left="2880" w:hanging="360"/>
+      </w:pPr>
+      <w:rPr>
+        <w:rFonts w:ascii="Wingdings" w:hAnsi="Wingdings" w:hint="default"/>
+        <w:sz w:val="20"/>
+      </w:rPr>
+    </w:lvl>
+    <w:lvl w:ilvl="4" w:tentative="1">
+      <w:start w:val="1"/>
+      <w:numFmt w:val="bullet"/>
+      <w:lvlText w:val=""/>
+      <w:lvlJc w:val="left"/>
+      <w:pPr>
+        <w:tabs>
+          <w:tab w:val="num" w:pos="3600"/>
+        </w:tabs>
+        <w:ind w:left="3600" w:hanging="360"/>
+      </w:pPr>
+      <w:rPr>
+        <w:rFonts w:ascii="Wingdings" w:hAnsi="Wingdings" w:hint="default"/>
+        <w:sz w:val="20"/>
+      </w:rPr>
+    </w:lvl>
+    <w:lvl w:ilvl="5" w:tentative="1">
+      <w:start w:val="1"/>
+      <w:numFmt w:val="bullet"/>
+      <w:lvlText w:val=""/>
+      <w:lvlJc w:val="left"/>
+      <w:pPr>
+        <w:tabs>
+          <w:tab w:val="num" w:pos="4320"/>
+        </w:tabs>
+        <w:ind w:left="4320" w:hanging="360"/>
+      </w:pPr>
+      <w:rPr>
+        <w:rFonts w:ascii="Wingdings" w:hAnsi="Wingdings" w:hint="default"/>
+        <w:sz w:val="20"/>
+      </w:rPr>
+    </w:lvl>
+    <w:lvl w:ilvl="6" w:tentative="1">
+      <w:start w:val="1"/>
+      <w:numFmt w:val="bullet"/>
+      <w:lvlText w:val=""/>
+      <w:lvlJc w:val="left"/>
+      <w:pPr>
+        <w:tabs>
+          <w:tab w:val="num" w:pos="5040"/>
+        </w:tabs>
+        <w:ind w:left="5040" w:hanging="360"/>
+      </w:pPr>
+      <w:rPr>
+        <w:rFonts w:ascii="Wingdings" w:hAnsi="Wingdings" w:hint="default"/>
+        <w:sz w:val="20"/>
+      </w:rPr>
+    </w:lvl>
+    <w:lvl w:ilvl="7" w:tentative="1">
+      <w:start w:val="1"/>
+      <w:numFmt w:val="bullet"/>
+      <w:lvlText w:val=""/>
+      <w:lvlJc w:val="left"/>
+      <w:pPr>
+        <w:tabs>
+          <w:tab w:val="num" w:pos="5760"/>
+        </w:tabs>
+        <w:ind w:left="5760" w:hanging="360"/>
+      </w:pPr>
+      <w:rPr>
+        <w:rFonts w:ascii="Wingdings" w:hAnsi="Wingdings" w:hint="default"/>
+        <w:sz w:val="20"/>
+      </w:rPr>
+    </w:lvl>
+    <w:lvl w:ilvl="8" w:tentative="1">
+      <w:start w:val="1"/>
+      <w:numFmt w:val="bullet"/>
+      <w:lvlText w:val=""/>
+      <w:lvlJc w:val="left"/>
+      <w:pPr>
+        <w:tabs>
+          <w:tab w:val="num" w:pos="6480"/>
+        </w:tabs>
+        <w:ind w:left="6480" w:hanging="360"/>
+      </w:pPr>
+      <w:rPr>
+        <w:rFonts w:ascii="Wingdings" w:hAnsi="Wingdings" w:hint="default"/>
+        <w:sz w:val="20"/>
+      </w:rPr>
+    </w:lvl>
+  </w:abstractNum>
+  <w:abstractNum w:abstractNumId="1" w15:restartNumberingAfterBreak="0">
+    <w:nsid w:val="37AC09CB"/>
+    <w:multiLevelType w:val="multilevel"/>
+    <w:tmpl w:val="DBFC1416"/>
+    <w:lvl w:ilvl="0">
+      <w:start w:val="1"/>
+      <w:numFmt w:val="bullet"/>
+      <w:lvlText w:val=""/>
+      <w:lvlJc w:val="left"/>
+      <w:pPr>
+        <w:tabs>
+          <w:tab w:val="num" w:pos="720"/>
+        </w:tabs>
+        <w:ind w:left="720" w:hanging="360"/>
+      </w:pPr>
+      <w:rPr>
+        <w:rFonts w:ascii="Symbol" w:hAnsi="Symbol" w:hint="default"/>
+        <w:sz w:val="20"/>
+      </w:rPr>
+    </w:lvl>
+    <w:lvl w:ilvl="1" w:tentative="1">
+      <w:start w:val="1"/>
+      <w:numFmt w:val="bullet"/>
+      <w:lvlText w:val="o"/>
+      <w:lvlJc w:val="left"/>
+      <w:pPr>
+        <w:tabs>
+          <w:tab w:val="num" w:pos="1440"/>
+        </w:tabs>
+        <w:ind w:left="1440" w:hanging="360"/>
+      </w:pPr>
+      <w:rPr>
+        <w:rFonts w:ascii="Courier New" w:hAnsi="Courier New" w:hint="default"/>
+        <w:sz w:val="20"/>
+      </w:rPr>
+    </w:lvl>
+    <w:lvl w:ilvl="2" w:tentative="1">
+      <w:start w:val="1"/>
+      <w:numFmt w:val="bullet"/>
+      <w:lvlText w:val=""/>
+      <w:lvlJc w:val="left"/>
+      <w:pPr>
+        <w:tabs>
+          <w:tab w:val="num" w:pos="2160"/>
+        </w:tabs>
+        <w:ind w:left="2160" w:hanging="360"/>
+      </w:pPr>
+      <w:rPr>
+        <w:rFonts w:ascii="Wingdings" w:hAnsi="Wingdings" w:hint="default"/>
+        <w:sz w:val="20"/>
+      </w:rPr>
+    </w:lvl>
+    <w:lvl w:ilvl="3" w:tentative="1">
+      <w:start w:val="1"/>
+      <w:numFmt w:val="bullet"/>
+      <w:lvlText w:val=""/>
+      <w:lvlJc w:val="left"/>
+      <w:pPr>
+        <w:tabs>
+          <w:tab w:val="num" w:pos="2880"/>
+        </w:tabs>
+        <w:ind w:left="2880" w:hanging="360"/>
+      </w:pPr>
+      <w:rPr>
+        <w:rFonts w:ascii="Wingdings" w:hAnsi="Wingdings" w:hint="default"/>
+        <w:sz w:val="20"/>
+      </w:rPr>
+    </w:lvl>
+    <w:lvl w:ilvl="4" w:tentative="1">
+      <w:start w:val="1"/>
+      <w:numFmt w:val="bullet"/>
+      <w:lvlText w:val=""/>
+      <w:lvlJc w:val="left"/>
+      <w:pPr>
+        <w:tabs>
+          <w:tab w:val="num" w:pos="3600"/>
+        </w:tabs>
+        <w:ind w:left="3600" w:hanging="360"/>
+      </w:pPr>
+      <w:rPr>
+        <w:rFonts w:ascii="Wingdings" w:hAnsi="Wingdings" w:hint="default"/>
+        <w:sz w:val="20"/>
+      </w:rPr>
+    </w:lvl>
+    <w:lvl w:ilvl="5" w:tentative="1">
+      <w:start w:val="1"/>
+      <w:numFmt w:val="bullet"/>
+      <w:lvlText w:val=""/>
+      <w:lvlJc w:val="left"/>
+      <w:pPr>
+        <w:tabs>
+          <w:tab w:val="num" w:pos="4320"/>
+        </w:tabs>
+        <w:ind w:left="4320" w:hanging="360"/>
+      </w:pPr>
+      <w:rPr>
+        <w:rFonts w:ascii="Wingdings" w:hAnsi="Wingdings" w:hint="default"/>
+        <w:sz w:val="20"/>
+      </w:rPr>
+    </w:lvl>
+    <w:lvl w:ilvl="6" w:tentative="1">
+      <w:start w:val="1"/>
+      <w:numFmt w:val="bullet"/>
+      <w:lvlText w:val=""/>
+      <w:lvlJc w:val="left"/>
+      <w:pPr>
+        <w:tabs>
+          <w:tab w:val="num" w:pos="5040"/>
+        </w:tabs>
+        <w:ind w:left="5040" w:hanging="360"/>
+      </w:pPr>
+      <w:rPr>
+        <w:rFonts w:ascii="Wingdings" w:hAnsi="Wingdings" w:hint="default"/>
+        <w:sz w:val="20"/>
+      </w:rPr>
+    </w:lvl>
+    <w:lvl w:ilvl="7" w:tentative="1">
+      <w:start w:val="1"/>
+      <w:numFmt w:val="bullet"/>
+      <w:lvlText w:val=""/>
+      <w:lvlJc w:val="left"/>
+      <w:pPr>
+        <w:tabs>
+          <w:tab w:val="num" w:pos="5760"/>
+        </w:tabs>
+        <w:ind w:left="5760" w:hanging="360"/>
+      </w:pPr>
+      <w:rPr>
+        <w:rFonts w:ascii="Wingdings" w:hAnsi="Wingdings" w:hint="default"/>
+        <w:sz w:val="20"/>
+      </w:rPr>
+    </w:lvl>
+    <w:lvl w:ilvl="8" w:tentative="1">
+      <w:start w:val="1"/>
+      <w:numFmt w:val="bullet"/>
+      <w:lvlText w:val=""/>
+      <w:lvlJc w:val="left"/>
+      <w:pPr>
+        <w:tabs>
+          <w:tab w:val="num" w:pos="6480"/>
+        </w:tabs>
+        <w:ind w:left="6480" w:hanging="360"/>
+      </w:pPr>
+      <w:rPr>
+        <w:rFonts w:ascii="Wingdings" w:hAnsi="Wingdings" w:hint="default"/>
+        <w:sz w:val="20"/>
+      </w:rPr>
+    </w:lvl>
+  </w:abstractNum>
+  <w:abstractNum w:abstractNumId="2" w15:restartNumberingAfterBreak="0">
+    <w:nsid w:val="5963796F"/>
+    <w:multiLevelType w:val="multilevel"/>
+    <w:tmpl w:val="D856D36A"/>
+    <w:lvl w:ilvl="0">
+      <w:start w:val="1"/>
+      <w:numFmt w:val="bullet"/>
+      <w:lvlText w:val=""/>
+      <w:lvlJc w:val="left"/>
+      <w:pPr>
+        <w:tabs>
+          <w:tab w:val="num" w:pos="720"/>
+        </w:tabs>
+        <w:ind w:left="720" w:hanging="360"/>
+      </w:pPr>
+      <w:rPr>
+        <w:rFonts w:ascii="Symbol" w:hAnsi="Symbol" w:hint="default"/>
+        <w:sz w:val="20"/>
+      </w:rPr>
+    </w:lvl>
+    <w:lvl w:ilvl="1" w:tentative="1">
+      <w:start w:val="1"/>
+      <w:numFmt w:val="bullet"/>
+      <w:lvlText w:val="o"/>
+      <w:lvlJc w:val="left"/>
+      <w:pPr>
+        <w:tabs>
+          <w:tab w:val="num" w:pos="1440"/>
+        </w:tabs>
+        <w:ind w:left="1440" w:hanging="360"/>
+      </w:pPr>
+      <w:rPr>
+        <w:rFonts w:ascii="Courier New" w:hAnsi="Courier New" w:hint="default"/>
+        <w:sz w:val="20"/>
+      </w:rPr>
+    </w:lvl>
+    <w:lvl w:ilvl="2" w:tentative="1">
+      <w:start w:val="1"/>
+      <w:numFmt w:val="bullet"/>
+      <w:lvlText w:val=""/>
+      <w:lvlJc w:val="left"/>
+      <w:pPr>
+        <w:tabs>
+          <w:tab w:val="num" w:pos="2160"/>
+        </w:tabs>
+        <w:ind w:left="2160" w:hanging="360"/>
+      </w:pPr>
+      <w:rPr>
+        <w:rFonts w:ascii="Wingdings" w:hAnsi="Wingdings" w:hint="default"/>
+        <w:sz w:val="20"/>
+      </w:rPr>
+    </w:lvl>
+    <w:lvl w:ilvl="3" w:tentative="1">
+      <w:start w:val="1"/>
+      <w:numFmt w:val="bullet"/>
+      <w:lvlText w:val=""/>
+      <w:lvlJc w:val="left"/>
+      <w:pPr>
+        <w:tabs>
+          <w:tab w:val="num" w:pos="2880"/>
+        </w:tabs>
+        <w:ind w:left="2880" w:hanging="360"/>
+      </w:pPr>
+      <w:rPr>
+        <w:rFonts w:ascii="Wingdings" w:hAnsi="Wingdings" w:hint="default"/>
+        <w:sz w:val="20"/>
+      </w:rPr>
+    </w:lvl>
+    <w:lvl w:ilvl="4" w:tentative="1">
+      <w:start w:val="1"/>
+      <w:numFmt w:val="bullet"/>
+      <w:lvlText w:val=""/>
+      <w:lvlJc w:val="left"/>
+      <w:pPr>
+        <w:tabs>
+          <w:tab w:val="num" w:pos="3600"/>
+        </w:tabs>
+        <w:ind w:left="3600" w:hanging="360"/>
+      </w:pPr>
+      <w:rPr>
+        <w:rFonts w:ascii="Wingdings" w:hAnsi="Wingdings" w:hint="default"/>
+        <w:sz w:val="20"/>
+      </w:rPr>
+    </w:lvl>
+    <w:lvl w:ilvl="5" w:tentative="1">
+      <w:start w:val="1"/>
+      <w:numFmt w:val="bullet"/>
+      <w:lvlText w:val=""/>
+      <w:lvlJc w:val="left"/>
+      <w:pPr>
+        <w:tabs>
+          <w:tab w:val="num" w:pos="4320"/>
+        </w:tabs>
+        <w:ind w:left="4320" w:hanging="360"/>
+      </w:pPr>
+      <w:rPr>
+        <w:rFonts w:ascii="Wingdings" w:hAnsi="Wingdings" w:hint="default"/>
+        <w:sz w:val="20"/>
+      </w:rPr>
+    </w:lvl>
+    <w:lvl w:ilvl="6" w:tentative="1">
+      <w:start w:val="1"/>
+      <w:numFmt w:val="bullet"/>
+      <w:lvlText w:val=""/>
+      <w:lvlJc w:val="left"/>
+      <w:pPr>
+        <w:tabs>
+          <w:tab w:val="num" w:pos="5040"/>
+        </w:tabs>
+        <w:ind w:left="5040" w:hanging="360"/>
+      </w:pPr>
+      <w:rPr>
+        <w:rFonts w:ascii="Wingdings" w:hAnsi="Wingdings" w:hint="default"/>
+        <w:sz w:val="20"/>
+      </w:rPr>
+    </w:lvl>
+    <w:lvl w:ilvl="7" w:tentative="1">
+      <w:start w:val="1"/>
+      <w:numFmt w:val="bullet"/>
+      <w:lvlText w:val=""/>
+      <w:lvlJc w:val="left"/>
+      <w:pPr>
+        <w:tabs>
+          <w:tab w:val="num" w:pos="5760"/>
+        </w:tabs>
+        <w:ind w:left="5760" w:hanging="360"/>
+      </w:pPr>
+      <w:rPr>
+        <w:rFonts w:ascii="Wingdings" w:hAnsi="Wingdings" w:hint="default"/>
+        <w:sz w:val="20"/>
+      </w:rPr>
+    </w:lvl>
+    <w:lvl w:ilvl="8" w:tentative="1">
+      <w:start w:val="1"/>
+      <w:numFmt w:val="bullet"/>
+      <w:lvlText w:val=""/>
+      <w:lvlJc w:val="left"/>
+      <w:pPr>
+        <w:tabs>
+          <w:tab w:val="num" w:pos="6480"/>
+        </w:tabs>
+        <w:ind w:left="6480" w:hanging="360"/>
+      </w:pPr>
+      <w:rPr>
+        <w:rFonts w:ascii="Wingdings" w:hAnsi="Wingdings" w:hint="default"/>
+        <w:sz w:val="20"/>
+      </w:rPr>
+    </w:lvl>
+  </w:abstractNum>
+  <w:num w:numId="1" w16cid:durableId="2110394183">
+    <w:abstractNumId w:val="0"/>
+  </w:num>
+  <w:num w:numId="2" w16cid:durableId="1895386432">
+    <w:abstractNumId w:val="1"/>
+  </w:num>
+  <w:num w:numId="3" w16cid:durableId="281110326">
+    <w:abstractNumId w:val="2"/>
+  </w:num>
+</w:numbering>
 </file>
 
 <file path=word/styles.xml><?xml version="1.0" encoding="utf-8"?>
